--- a/day-2-stateful-storage-and-exposure/lab-13-metallb.docx
+++ b/day-2-stateful-storage-and-exposure/lab-13-metallb.docx
@@ -2,14 +2,6 @@
 <file path=word/document.xml><?xml version="1.0" encoding="utf-8"?>
 <w:document xmlns:w="http://schemas.openxmlformats.org/wordprocessingml/2006/main" xmlns:m="http://schemas.openxmlformats.org/officeDocument/2006/math" xmlns:r="http://schemas.openxmlformats.org/officeDocument/2006/relationships" xmlns:o="urn:schemas-microsoft-com:office:office" xmlns:v="urn:schemas-microsoft-com:vml" xmlns:w10="urn:schemas-microsoft-com:office:word" xmlns:a="http://schemas.openxmlformats.org/drawingml/2006/main" xmlns:pic="http://schemas.openxmlformats.org/drawingml/2006/picture" xmlns:wp="http://schemas.openxmlformats.org/drawingml/2006/wordprocessingDrawing">
   <w:body>
-    <w:p>
-      <w:pPr>
-        <w:pStyle w:val="Title"/>
-      </w:pPr>
-      <w:r>
-        <w:t xml:space="preserve">Lab 13 — Give On-Prem Services a Real IP (Bare-Metal LoadBalancer with MetalLB)</w:t>
-      </w:r>
-    </w:p>
     <w:p>
       <w:pPr>
         <w:pStyle w:val="Author"/>
@@ -105,6 +97,34 @@
         <w:t xml:space="preserve">MetalLB v0.14.9</w:t>
       </w:r>
       <w:r>
+        <w:t xml:space="preserve">, and the Step 4 comparison on a second, 2-node</w:t>
+      </w:r>
+      <w:r>
+        <w:t xml:space="preserve"> </w:t>
+      </w:r>
+      <w:r>
+        <w:rPr>
+          <w:rStyle w:val="VerbatimChar"/>
+        </w:rPr>
+        <w:t xml:space="preserve">kind</w:t>
+      </w:r>
+      <w:r>
+        <w:t xml:space="preserve"> </w:t>
+      </w:r>
+      <w:r>
+        <w:t xml:space="preserve">cluster with</w:t>
+      </w:r>
+      <w:r>
+        <w:t xml:space="preserve"> </w:t>
+      </w:r>
+      <w:r>
+        <w:rPr>
+          <w:b/>
+          <w:bCs/>
+        </w:rPr>
+        <w:t xml:space="preserve">Cilium 1.20.1</w:t>
+      </w:r>
+      <w:r>
         <w:t xml:space="preserve">. Every screenshot is a real capture. You'll watch a</w:t>
       </w:r>
       <w:r>
@@ -335,6 +355,53 @@
         <w:t xml:space="preserve">labs: on-prem NKE clusters need exactly this.</w:t>
       </w:r>
     </w:p>
+    <w:p>
+      <w:pPr>
+        <w:pStyle w:val="Compact"/>
+        <w:numPr>
+          <w:ilvl w:val="0"/>
+          <w:numId w:val="1001"/>
+        </w:numPr>
+      </w:pPr>
+      <w:r>
+        <w:t xml:space="preserve">How the same job looks with</w:t>
+      </w:r>
+      <w:r>
+        <w:t xml:space="preserve"> </w:t>
+      </w:r>
+      <w:r>
+        <w:rPr>
+          <w:b/>
+          <w:bCs/>
+        </w:rPr>
+        <w:t xml:space="preserve">Cilium LB-IPAM</w:t>
+      </w:r>
+      <w:r>
+        <w:t xml:space="preserve"> </w:t>
+      </w:r>
+      <w:r>
+        <w:t xml:space="preserve">instead of MetalLB — what it removes from your stack, what it doesn't change, and the two ways it can bite you.</w:t>
+      </w:r>
+    </w:p>
+    <w:p>
+      <w:pPr>
+        <w:pStyle w:val="Compact"/>
+        <w:numPr>
+          <w:ilvl w:val="0"/>
+          <w:numId w:val="1001"/>
+        </w:numPr>
+      </w:pPr>
+      <w:r>
+        <w:rPr>
+          <w:b/>
+          <w:bCs/>
+        </w:rPr>
+        <w:t xml:space="preserve">When to prefer the Cilium BGP control plane over MetalLB BGP mode</w:t>
+      </w:r>
+      <w:r>
+        <w:t xml:space="preserve">, and why the answer is usually about ownership rather than features.</w:t>
+      </w:r>
+    </w:p>
     <w:bookmarkEnd w:id="9"/>
     <w:bookmarkStart w:id="10" w:name="what-youll-do"/>
     <w:p>
@@ -362,7 +429,7 @@
         <w:t xml:space="preserve">&lt;pending&gt;</w:t>
       </w:r>
       <w:r>
-        <w:t xml:space="preserve">. Then you'll install MetalLB, give it an address pool, and watch the Service get a reachable IP. Finally you'll</w:t>
+        <w:t xml:space="preserve">. Then you'll install MetalLB, give it an address pool, and watch the Service get a reachable IP. Then you'll</w:t>
       </w:r>
       <w:r>
         <w:t xml:space="preserve"> </w:t>
@@ -377,7 +444,36 @@
         <w:t xml:space="preserve"> </w:t>
       </w:r>
       <w:r>
-        <w:t xml:space="preserve">the node announcing that IP and prove the Service stays up.</w:t>
+        <w:t xml:space="preserve">the node announcing that IP and prove the Service stays up. Finally you'll build a second cluster running</w:t>
+      </w:r>
+      <w:r>
+        <w:t xml:space="preserve"> </w:t>
+      </w:r>
+      <w:r>
+        <w:rPr>
+          <w:b/>
+          <w:bCs/>
+        </w:rPr>
+        <w:t xml:space="preserve">Cilium</w:t>
+      </w:r>
+      <w:r>
+        <w:t xml:space="preserve"> </w:t>
+      </w:r>
+      <w:r>
+        <w:t xml:space="preserve">and do the same job with</w:t>
+      </w:r>
+      <w:r>
+        <w:t xml:space="preserve"> </w:t>
+      </w:r>
+      <w:r>
+        <w:rPr>
+          <w:b/>
+          <w:bCs/>
+        </w:rPr>
+        <w:t xml:space="preserve">LB-IPAM</w:t>
+      </w:r>
+      <w:r>
+        <w:t xml:space="preserve">, so you can compare the two approaches side by side on evidence rather than on marketing.</w:t>
       </w:r>
     </w:p>
     <w:bookmarkEnd w:id="10"/>
@@ -409,7 +505,7 @@
         <w:t xml:space="preserve"> </w:t>
       </w:r>
       <w:r>
-        <w:t xml:space="preserve">~40 minutes.</w:t>
+        <w:t xml:space="preserve">~40 minutes for Steps 1–3, plus ~30 minutes for the Cilium comparison in Step 4.</w:t>
       </w:r>
     </w:p>
     <w:p>
@@ -1161,7 +1257,7 @@
               <a:graphicData uri="http://schemas.openxmlformats.org/drawingml/2006/picture">
                 <pic:pic>
                   <pic:nvPicPr>
-                    <pic:cNvPr descr="artifacts/lab-13/screenshots/01-pending.png" id="19" name="Picture"/>
+                    <pic:cNvPr descr="../artifacts/lab-13/screenshots/01-pending.png" id="19" name="Picture"/>
                     <pic:cNvPicPr>
                       <a:picLocks noChangeArrowheads="1" noChangeAspect="1"/>
                     </pic:cNvPicPr>
@@ -1880,7 +1976,7 @@
               <a:graphicData uri="http://schemas.openxmlformats.org/drawingml/2006/picture">
                 <pic:pic>
                   <pic:nvPicPr>
-                    <pic:cNvPr descr="artifacts/lab-13/screenshots/02-metallb-ip.png" id="23" name="Picture"/>
+                    <pic:cNvPr descr="../artifacts/lab-13/screenshots/02-metallb-ip.png" id="23" name="Picture"/>
                     <pic:cNvPicPr>
                       <a:picLocks noChangeArrowheads="1" noChangeAspect="1"/>
                     </pic:cNvPicPr>
@@ -2393,7 +2489,7 @@
               <a:graphicData uri="http://schemas.openxmlformats.org/drawingml/2006/picture">
                 <pic:pic>
                   <pic:nvPicPr>
-                    <pic:cNvPr descr="artifacts/lab-13/screenshots/03-failover.png" id="27" name="Picture"/>
+                    <pic:cNvPr descr="../artifacts/lab-13/screenshots/03-failover.png" id="27" name="Picture"/>
                     <pic:cNvPicPr>
                       <a:picLocks noChangeArrowheads="1" noChangeAspect="1"/>
                     </pic:cNvPicPr>
@@ -2536,13 +2632,168 @@
       </w:r>
     </w:p>
     <w:bookmarkEnd w:id="28"/>
-    <w:bookmarkStart w:id="29" w:name="step-4--clean-up"/>
+    <w:bookmarkStart w:id="38" w:name="Xb9a108fca86a05d9698dbbb8668aee9d96094e2"/>
     <w:p>
       <w:pPr>
         <w:pStyle w:val="Heading2"/>
       </w:pPr>
       <w:r>
-        <w:t xml:space="preserve">Step 4 — Clean up</w:t>
+        <w:t xml:space="preserve">Step 4 — Compare the result against Cilium LB-IPAM</w:t>
+      </w:r>
+    </w:p>
+    <w:p>
+      <w:pPr>
+        <w:pStyle w:val="FirstParagraph"/>
+      </w:pPr>
+      <w:r>
+        <w:t xml:space="preserve">MetalLB is not the only way to answer this question. If you already run</w:t>
+      </w:r>
+      <w:r>
+        <w:t xml:space="preserve"> </w:t>
+      </w:r>
+      <w:r>
+        <w:rPr>
+          <w:b/>
+          <w:bCs/>
+        </w:rPr>
+        <w:t xml:space="preserve">Cilium</w:t>
+      </w:r>
+      <w:r>
+        <w:t xml:space="preserve"> </w:t>
+      </w:r>
+      <w:r>
+        <w:t xml:space="preserve">as your CNI — common on NKE — Cilium can allocate and announce LoadBalancer addresses itself, with</w:t>
+      </w:r>
+      <w:r>
+        <w:t xml:space="preserve"> </w:t>
+      </w:r>
+      <w:r>
+        <w:rPr>
+          <w:b/>
+          <w:bCs/>
+        </w:rPr>
+        <w:t xml:space="preserve">no extra components at all</w:t>
+      </w:r>
+      <w:r>
+        <w:t xml:space="preserve">. This step builds a second cluster and does the same job with Cilium, so you can see exactly what differs.</w:t>
+      </w:r>
+    </w:p>
+    <w:p>
+      <w:pPr>
+        <w:pStyle w:val="BlockText"/>
+      </w:pPr>
+      <w:r>
+        <w:t xml:space="preserve">YES —</w:t>
+      </w:r>
+      <w:r>
+        <w:t xml:space="preserve"> </w:t>
+      </w:r>
+      <w:r>
+        <w:rPr>
+          <w:b/>
+          <w:bCs/>
+        </w:rPr>
+        <w:t xml:space="preserve">Tested end-to-end</w:t>
+      </w:r>
+      <w:r>
+        <w:t xml:space="preserve"> </w:t>
+      </w:r>
+      <w:r>
+        <w:t xml:space="preserve">on a 2-node</w:t>
+      </w:r>
+      <w:r>
+        <w:t xml:space="preserve"> </w:t>
+      </w:r>
+      <w:r>
+        <w:rPr>
+          <w:rStyle w:val="VerbatimChar"/>
+        </w:rPr>
+        <w:t xml:space="preserve">kind</w:t>
+      </w:r>
+      <w:r>
+        <w:t xml:space="preserve"> </w:t>
+      </w:r>
+      <w:r>
+        <w:t xml:space="preserve">cluster named</w:t>
+      </w:r>
+      <w:r>
+        <w:t xml:space="preserve"> </w:t>
+      </w:r>
+      <w:r>
+        <w:rPr>
+          <w:rStyle w:val="VerbatimChar"/>
+        </w:rPr>
+        <w:t xml:space="preserve">lbipam</w:t>
+      </w:r>
+      <w:r>
+        <w:t xml:space="preserve"> </w:t>
+      </w:r>
+      <w:r>
+        <w:t xml:space="preserve">with</w:t>
+      </w:r>
+      <w:r>
+        <w:t xml:space="preserve"> </w:t>
+      </w:r>
+      <w:r>
+        <w:rPr>
+          <w:b/>
+          <w:bCs/>
+        </w:rPr>
+        <w:t xml:space="preserve">Cilium 1.20.1</w:t>
+      </w:r>
+      <w:r>
+        <w:t xml:space="preserve"> </w:t>
+      </w:r>
+      <w:r>
+        <w:t xml:space="preserve">(kube-proxy replacement,</w:t>
+      </w:r>
+      <w:r>
+        <w:t xml:space="preserve"> </w:t>
+      </w:r>
+      <w:r>
+        <w:rPr>
+          <w:rStyle w:val="VerbatimChar"/>
+        </w:rPr>
+        <w:t xml:space="preserve">disableDefaultCNI: true</w:t>
+      </w:r>
+      <w:r>
+        <w:t xml:space="preserve">) and</w:t>
+      </w:r>
+      <w:r>
+        <w:t xml:space="preserve"> </w:t>
+      </w:r>
+      <w:r>
+        <w:rPr>
+          <w:b/>
+          <w:bCs/>
+        </w:rPr>
+        <w:t xml:space="preserve">MetalLB not installed</w:t>
+      </w:r>
+      <w:r>
+        <w:t xml:space="preserve">. Every command output quoted below is from</w:t>
+      </w:r>
+      <w:r>
+        <w:t xml:space="preserve"> </w:t>
+      </w:r>
+      <w:hyperlink r:id="rId29">
+        <w:r>
+          <w:rPr>
+            <w:rStyle w:val="VerbatimChar"/>
+          </w:rPr>
+          <w:t xml:space="preserve">artifacts/lab-13/evidence/lab-13-cilium-lb-ipam.txt</w:t>
+        </w:r>
+      </w:hyperlink>
+      <w:r>
+        <w:t xml:space="preserve">.</w:t>
+      </w:r>
+    </w:p>
+    <w:bookmarkStart w:id="30" w:name="Xa52f17f1d5224046dacf9a71f8614e1a6b8bb25"/>
+    <w:p>
+      <w:pPr>
+        <w:pStyle w:val="Heading3"/>
+      </w:pPr>
+      <w:r>
+        <w:t xml:space="preserve">4.1 — Build the Cilium cluster</w:t>
       </w:r>
     </w:p>
     <w:p>
@@ -2551,25 +2802,832 @@
       </w:pPr>
       <w:r>
         <w:rPr>
+          <w:rStyle w:val="FunctionTok"/>
+        </w:rPr>
+        <w:t xml:space="preserve">cat</w:t>
+      </w:r>
+      <w:r>
+        <w:rPr>
+          <w:rStyle w:val="NormalTok"/>
+        </w:rPr>
+        <w:t xml:space="preserve"> </w:t>
+      </w:r>
+      <w:r>
+        <w:rPr>
+          <w:rStyle w:val="OperatorTok"/>
+        </w:rPr>
+        <w:t xml:space="preserve">&gt;</w:t>
+      </w:r>
+      <w:r>
+        <w:rPr>
+          <w:rStyle w:val="NormalTok"/>
+        </w:rPr>
+        <w:t xml:space="preserve"> /tmp/lbipam-kind.yaml </w:t>
+      </w:r>
+      <w:r>
+        <w:rPr>
+          <w:rStyle w:val="OperatorTok"/>
+        </w:rPr>
+        <w:t xml:space="preserve">&lt;&lt;'EOF'</w:t>
+      </w:r>
+      <w:r>
+        <w:br/>
+      </w:r>
+      <w:r>
+        <w:rPr>
+          <w:rStyle w:val="StringTok"/>
+        </w:rPr>
+        <w:t xml:space="preserve">kind: Cluster</w:t>
+      </w:r>
+      <w:r>
+        <w:br/>
+      </w:r>
+      <w:r>
+        <w:rPr>
+          <w:rStyle w:val="StringTok"/>
+        </w:rPr>
+        <w:t xml:space="preserve">apiVersion: kind.x-k8s.io/v1alpha4</w:t>
+      </w:r>
+      <w:r>
+        <w:br/>
+      </w:r>
+      <w:r>
+        <w:rPr>
+          <w:rStyle w:val="StringTok"/>
+        </w:rPr>
+        <w:t xml:space="preserve">networking:</w:t>
+      </w:r>
+      <w:r>
+        <w:br/>
+      </w:r>
+      <w:r>
+        <w:rPr>
+          <w:rStyle w:val="StringTok"/>
+        </w:rPr>
+        <w:t xml:space="preserve">  disableDefaultCNI: true</w:t>
+      </w:r>
+      <w:r>
+        <w:br/>
+      </w:r>
+      <w:r>
+        <w:rPr>
+          <w:rStyle w:val="StringTok"/>
+        </w:rPr>
+        <w:t xml:space="preserve">  kubeProxyMode: none</w:t>
+      </w:r>
+      <w:r>
+        <w:br/>
+      </w:r>
+      <w:r>
+        <w:rPr>
+          <w:rStyle w:val="StringTok"/>
+        </w:rPr>
+        <w:t xml:space="preserve">nodes:</w:t>
+      </w:r>
+      <w:r>
+        <w:br/>
+      </w:r>
+      <w:r>
+        <w:rPr>
+          <w:rStyle w:val="StringTok"/>
+        </w:rPr>
+        <w:t xml:space="preserve">  - role: control-plane</w:t>
+      </w:r>
+      <w:r>
+        <w:br/>
+      </w:r>
+      <w:r>
+        <w:rPr>
+          <w:rStyle w:val="StringTok"/>
+        </w:rPr>
+        <w:t xml:space="preserve">  - role: worker</w:t>
+      </w:r>
+      <w:r>
+        <w:br/>
+      </w:r>
+      <w:r>
+        <w:rPr>
+          <w:rStyle w:val="OperatorTok"/>
+        </w:rPr>
+        <w:t xml:space="preserve">EOF</w:t>
+      </w:r>
+      <w:r>
+        <w:br/>
+      </w:r>
+      <w:r>
+        <w:rPr>
           <w:rStyle w:val="ExtensionTok"/>
         </w:rPr>
+        <w:t xml:space="preserve">kind</w:t>
+      </w:r>
+      <w:r>
+        <w:rPr>
+          <w:rStyle w:val="NormalTok"/>
+        </w:rPr>
+        <w:t xml:space="preserve"> create cluster </w:t>
+      </w:r>
+      <w:r>
+        <w:rPr>
+          <w:rStyle w:val="AttributeTok"/>
+        </w:rPr>
+        <w:t xml:space="preserve">--name</w:t>
+      </w:r>
+      <w:r>
+        <w:rPr>
+          <w:rStyle w:val="NormalTok"/>
+        </w:rPr>
+        <w:t xml:space="preserve"> lbipam </w:t>
+      </w:r>
+      <w:r>
+        <w:rPr>
+          <w:rStyle w:val="AttributeTok"/>
+        </w:rPr>
+        <w:t xml:space="preserve">--config</w:t>
+      </w:r>
+      <w:r>
+        <w:rPr>
+          <w:rStyle w:val="NormalTok"/>
+        </w:rPr>
+        <w:t xml:space="preserve"> /tmp/lbipam-kind.yaml</w:t>
+      </w:r>
+    </w:p>
+    <w:p>
+      <w:pPr>
+        <w:pStyle w:val="FirstParagraph"/>
+      </w:pPr>
+      <w:r>
+        <w:t xml:space="preserve">Install Cilium</w:t>
+      </w:r>
+      <w:r>
+        <w:t xml:space="preserve"> </w:t>
+      </w:r>
+      <w:r>
+        <w:rPr>
+          <w:b/>
+          <w:bCs/>
+        </w:rPr>
+        <w:t xml:space="preserve">with L2 announcements switched on from the start</w:t>
+      </w:r>
+      <w:r>
+        <w:t xml:space="preserve">. Read the gotcha below before you skip that flag.</w:t>
+      </w:r>
+    </w:p>
+    <w:p>
+      <w:pPr>
+        <w:pStyle w:val="SourceCode"/>
+      </w:pPr>
+      <w:r>
+        <w:rPr>
+          <w:rStyle w:val="ExtensionTok"/>
+        </w:rPr>
+        <w:t xml:space="preserve">helm</w:t>
+      </w:r>
+      <w:r>
+        <w:rPr>
+          <w:rStyle w:val="NormalTok"/>
+        </w:rPr>
+        <w:t xml:space="preserve"> repo add cilium https://helm.cilium.io/ </w:t>
+      </w:r>
+      <w:r>
+        <w:rPr>
+          <w:rStyle w:val="KeywordTok"/>
+        </w:rPr>
+        <w:t xml:space="preserve">&amp;&amp;</w:t>
+      </w:r>
+      <w:r>
+        <w:rPr>
+          <w:rStyle w:val="NormalTok"/>
+        </w:rPr>
+        <w:t xml:space="preserve"> </w:t>
+      </w:r>
+      <w:r>
+        <w:rPr>
+          <w:rStyle w:val="ExtensionTok"/>
+        </w:rPr>
+        <w:t xml:space="preserve">helm</w:t>
+      </w:r>
+      <w:r>
+        <w:rPr>
+          <w:rStyle w:val="NormalTok"/>
+        </w:rPr>
+        <w:t xml:space="preserve"> repo update cilium</w:t>
+      </w:r>
+      <w:r>
+        <w:br/>
+      </w:r>
+      <w:r>
+        <w:rPr>
+          <w:rStyle w:val="ExtensionTok"/>
+        </w:rPr>
+        <w:t xml:space="preserve">helm</w:t>
+      </w:r>
+      <w:r>
+        <w:rPr>
+          <w:rStyle w:val="NormalTok"/>
+        </w:rPr>
+        <w:t xml:space="preserve"> install cilium cilium/cilium </w:t>
+      </w:r>
+      <w:r>
+        <w:rPr>
+          <w:rStyle w:val="AttributeTok"/>
+        </w:rPr>
+        <w:t xml:space="preserve">--version</w:t>
+      </w:r>
+      <w:r>
+        <w:rPr>
+          <w:rStyle w:val="NormalTok"/>
+        </w:rPr>
+        <w:t xml:space="preserve"> 1.20.1 </w:t>
+      </w:r>
+      <w:r>
+        <w:rPr>
+          <w:rStyle w:val="AttributeTok"/>
+        </w:rPr>
+        <w:t xml:space="preserve">-n</w:t>
+      </w:r>
+      <w:r>
+        <w:rPr>
+          <w:rStyle w:val="NormalTok"/>
+        </w:rPr>
+        <w:t xml:space="preserve"> kube-system </w:t>
+      </w:r>
+      <w:r>
+        <w:rPr>
+          <w:rStyle w:val="DataTypeTok"/>
+        </w:rPr>
+        <w:t xml:space="preserve">\</w:t>
+      </w:r>
+      <w:r>
+        <w:br/>
+      </w:r>
+      <w:r>
+        <w:rPr>
+          <w:rStyle w:val="NormalTok"/>
+        </w:rPr>
+        <w:t xml:space="preserve">  </w:t>
+      </w:r>
+      <w:r>
+        <w:rPr>
+          <w:rStyle w:val="AttributeTok"/>
+        </w:rPr>
+        <w:t xml:space="preserve">--set</w:t>
+      </w:r>
+      <w:r>
+        <w:rPr>
+          <w:rStyle w:val="NormalTok"/>
+        </w:rPr>
+        <w:t xml:space="preserve"> kubeProxyReplacement=true </w:t>
+      </w:r>
+      <w:r>
+        <w:rPr>
+          <w:rStyle w:val="DataTypeTok"/>
+        </w:rPr>
+        <w:t xml:space="preserve">\</w:t>
+      </w:r>
+      <w:r>
+        <w:br/>
+      </w:r>
+      <w:r>
+        <w:rPr>
+          <w:rStyle w:val="NormalTok"/>
+        </w:rPr>
+        <w:t xml:space="preserve">  </w:t>
+      </w:r>
+      <w:r>
+        <w:rPr>
+          <w:rStyle w:val="AttributeTok"/>
+        </w:rPr>
+        <w:t xml:space="preserve">--set</w:t>
+      </w:r>
+      <w:r>
+        <w:rPr>
+          <w:rStyle w:val="NormalTok"/>
+        </w:rPr>
+        <w:t xml:space="preserve"> k8sServiceHost=lbipam-control-plane </w:t>
+      </w:r>
+      <w:r>
+        <w:rPr>
+          <w:rStyle w:val="AttributeTok"/>
+        </w:rPr>
+        <w:t xml:space="preserve">--set</w:t>
+      </w:r>
+      <w:r>
+        <w:rPr>
+          <w:rStyle w:val="NormalTok"/>
+        </w:rPr>
+        <w:t xml:space="preserve"> k8sServicePort=6443 </w:t>
+      </w:r>
+      <w:r>
+        <w:rPr>
+          <w:rStyle w:val="DataTypeTok"/>
+        </w:rPr>
+        <w:t xml:space="preserve">\</w:t>
+      </w:r>
+      <w:r>
+        <w:br/>
+      </w:r>
+      <w:r>
+        <w:rPr>
+          <w:rStyle w:val="NormalTok"/>
+        </w:rPr>
+        <w:t xml:space="preserve">  </w:t>
+      </w:r>
+      <w:r>
+        <w:rPr>
+          <w:rStyle w:val="AttributeTok"/>
+        </w:rPr>
+        <w:t xml:space="preserve">--set</w:t>
+      </w:r>
+      <w:r>
+        <w:rPr>
+          <w:rStyle w:val="NormalTok"/>
+        </w:rPr>
+        <w:t xml:space="preserve"> l2announcements.enabled=true </w:t>
+      </w:r>
+      <w:r>
+        <w:rPr>
+          <w:rStyle w:val="DataTypeTok"/>
+        </w:rPr>
+        <w:t xml:space="preserve">\</w:t>
+      </w:r>
+      <w:r>
+        <w:br/>
+      </w:r>
+      <w:r>
+        <w:rPr>
+          <w:rStyle w:val="NormalTok"/>
+        </w:rPr>
+        <w:t xml:space="preserve">  </w:t>
+      </w:r>
+      <w:r>
+        <w:rPr>
+          <w:rStyle w:val="AttributeTok"/>
+        </w:rPr>
+        <w:t xml:space="preserve">--set</w:t>
+      </w:r>
+      <w:r>
+        <w:rPr>
+          <w:rStyle w:val="NormalTok"/>
+        </w:rPr>
+        <w:t xml:space="preserve"> k8sClientRateLimit.qps=50 </w:t>
+      </w:r>
+      <w:r>
+        <w:rPr>
+          <w:rStyle w:val="AttributeTok"/>
+        </w:rPr>
+        <w:t xml:space="preserve">--set</w:t>
+      </w:r>
+      <w:r>
+        <w:rPr>
+          <w:rStyle w:val="NormalTok"/>
+        </w:rPr>
+        <w:t xml:space="preserve"> k8sClientRateLimit.burst=200</w:t>
+      </w:r>
+      <w:r>
+        <w:br/>
+      </w:r>
+      <w:r>
+        <w:rPr>
+          <w:rStyle w:val="ExtensionTok"/>
+        </w:rPr>
+        <w:t xml:space="preserve">cilium</w:t>
+      </w:r>
+      <w:r>
+        <w:rPr>
+          <w:rStyle w:val="NormalTok"/>
+        </w:rPr>
+        <w:t xml:space="preserve"> status </w:t>
+      </w:r>
+      <w:r>
+        <w:rPr>
+          <w:rStyle w:val="AttributeTok"/>
+        </w:rPr>
+        <w:t xml:space="preserve">--wait</w:t>
+      </w:r>
+    </w:p>
+    <w:p>
+      <w:pPr>
+        <w:pStyle w:val="FirstParagraph"/>
+      </w:pPr>
+      <w:r>
+        <w:rPr>
+          <w:rStyle w:val="VerbatimChar"/>
+        </w:rPr>
+        <w:t xml:space="preserve">cilium status</w:t>
+      </w:r>
+      <w:r>
+        <w:t xml:space="preserve"> </w:t>
+      </w:r>
+      <w:r>
+        <w:t xml:space="preserve">should show</w:t>
+      </w:r>
+      <w:r>
+        <w:t xml:space="preserve"> </w:t>
+      </w:r>
+      <w:r>
+        <w:rPr>
+          <w:rStyle w:val="VerbatimChar"/>
+        </w:rPr>
+        <w:t xml:space="preserve">Cilium: OK</w:t>
+      </w:r>
+      <w:r>
+        <w:t xml:space="preserve"> </w:t>
+      </w:r>
+      <w:r>
+        <w:t xml:space="preserve">and</w:t>
+      </w:r>
+      <w:r>
+        <w:t xml:space="preserve"> </w:t>
+      </w:r>
+      <w:r>
+        <w:rPr>
+          <w:rStyle w:val="VerbatimChar"/>
+        </w:rPr>
+        <w:t xml:space="preserve">Operator: OK</w:t>
+      </w:r>
+      <w:r>
+        <w:t xml:space="preserve">. Now note what is</w:t>
+      </w:r>
+      <w:r>
+        <w:t xml:space="preserve"> </w:t>
+      </w:r>
+      <w:r>
+        <w:rPr>
+          <w:b/>
+          <w:bCs/>
+        </w:rPr>
+        <w:t xml:space="preserve">not</w:t>
+      </w:r>
+      <w:r>
+        <w:t xml:space="preserve"> </w:t>
+      </w:r>
+      <w:r>
+        <w:t xml:space="preserve">there:</w:t>
+      </w:r>
+    </w:p>
+    <w:p>
+      <w:pPr>
+        <w:pStyle w:val="SourceCode"/>
+      </w:pPr>
+      <w:r>
+        <w:rPr>
+          <w:rStyle w:val="VerbatimChar"/>
+        </w:rPr>
+        <w:t xml:space="preserve">$ kubectl -n kube-system get ds,deploy -o name | grep -iE "metallb|speaker"</w:t>
+      </w:r>
+      <w:r>
+        <w:br/>
+      </w:r>
+      <w:r>
+        <w:rPr>
+          <w:rStyle w:val="VerbatimChar"/>
+        </w:rPr>
+        <w:t xml:space="preserve">(no output — allocation is done by the cilium-operator, announcement by the cilium agents)</w:t>
+      </w:r>
+    </w:p>
+    <w:p>
+      <w:pPr>
+        <w:pStyle w:val="FirstParagraph"/>
+      </w:pPr>
+      <w:r>
+        <w:t xml:space="preserve">MetalLB needed a</w:t>
+      </w:r>
+      <w:r>
+        <w:t xml:space="preserve"> </w:t>
+      </w:r>
+      <w:r>
+        <w:rPr>
+          <w:rStyle w:val="VerbatimChar"/>
+        </w:rPr>
+        <w:t xml:space="preserve">controller</w:t>
+      </w:r>
+      <w:r>
+        <w:t xml:space="preserve"> </w:t>
+      </w:r>
+      <w:r>
+        <w:t xml:space="preserve">Deployment plus a</w:t>
+      </w:r>
+      <w:r>
+        <w:t xml:space="preserve"> </w:t>
+      </w:r>
+      <w:r>
+        <w:rPr>
+          <w:rStyle w:val="VerbatimChar"/>
+        </w:rPr>
+        <w:t xml:space="preserve">speaker</w:t>
+      </w:r>
+      <w:r>
+        <w:t xml:space="preserve"> </w:t>
+      </w:r>
+      <w:r>
+        <w:t xml:space="preserve">DaemonSet on every node. Cilium needs neither — the operator you already run does the allocation, and the agent you already run does the announcing.</w:t>
+      </w:r>
+      <w:r>
+        <w:t xml:space="preserve"> </w:t>
+      </w:r>
+      <w:r>
+        <w:rPr>
+          <w:b/>
+          <w:bCs/>
+        </w:rPr>
+        <w:t xml:space="preserve">That is the single biggest practical difference.</w:t>
+      </w:r>
+    </w:p>
+    <w:p>
+      <w:pPr>
+        <w:pStyle w:val="BlockText"/>
+      </w:pPr>
+      <w:r>
+        <w:t xml:space="preserve">⚠️</w:t>
+      </w:r>
+      <w:r>
+        <w:t xml:space="preserve"> </w:t>
+      </w:r>
+      <w:r>
+        <w:rPr>
+          <w:b/>
+          <w:bCs/>
+        </w:rPr>
+        <w:t xml:space="preserve">Gotcha —</w:t>
+      </w:r>
+      <w:r>
+        <w:rPr>
+          <w:b/>
+          <w:bCs/>
+        </w:rPr>
+        <w:t xml:space="preserve"> </w:t>
+      </w:r>
+      <w:r>
+        <w:rPr>
+          <w:rStyle w:val="VerbatimChar"/>
+          <w:b/>
+          <w:bCs/>
+        </w:rPr>
+        <w:t xml:space="preserve">l2announcements.enabled=true</w:t>
+      </w:r>
+      <w:r>
+        <w:rPr>
+          <w:b/>
+          <w:bCs/>
+        </w:rPr>
+        <w:t xml:space="preserve"> </w:t>
+      </w:r>
+      <w:r>
+        <w:rPr>
+          <w:b/>
+          <w:bCs/>
+        </w:rPr>
+        <w:t xml:space="preserve">must be set through Helm, not by patching the ConfigMap.</w:t>
+      </w:r>
+      <w:r>
+        <w:t xml:space="preserve"> </w:t>
+      </w:r>
+      <w:r>
+        <w:t xml:space="preserve">Setting</w:t>
+      </w:r>
+      <w:r>
+        <w:t xml:space="preserve"> </w:t>
+      </w:r>
+      <w:r>
+        <w:rPr>
+          <w:rStyle w:val="VerbatimChar"/>
+        </w:rPr>
+        <w:t xml:space="preserve">enable-l2-announcements: "true"</w:t>
+      </w:r>
+      <w:r>
+        <w:t xml:space="preserve"> </w:t>
+      </w:r>
+      <w:r>
+        <w:t xml:space="preserve">in</w:t>
+      </w:r>
+      <w:r>
+        <w:t xml:space="preserve"> </w:t>
+      </w:r>
+      <w:r>
+        <w:rPr>
+          <w:rStyle w:val="VerbatimChar"/>
+        </w:rPr>
+        <w:t xml:space="preserve">cilium-config</w:t>
+      </w:r>
+      <w:r>
+        <w:t xml:space="preserve"> </w:t>
+      </w:r>
+      <w:r>
+        <w:t xml:space="preserve">and restarting the DaemonSet</w:t>
+      </w:r>
+      <w:r>
+        <w:t xml:space="preserve"> </w:t>
+      </w:r>
+      <w:r>
+        <w:rPr>
+          <w:i/>
+          <w:iCs/>
+        </w:rPr>
+        <w:t xml:space="preserve">does</w:t>
+      </w:r>
+      <w:r>
+        <w:t xml:space="preserve"> </w:t>
+      </w:r>
+      <w:r>
+        <w:t xml:space="preserve">turn the feature on — the agent logs</w:t>
+      </w:r>
+      <w:r>
+        <w:t xml:space="preserve"> </w:t>
+      </w:r>
+      <w:r>
+        <w:rPr>
+          <w:rStyle w:val="VerbatimChar"/>
+        </w:rPr>
+        <w:t xml:space="preserve">--enable-l2-announcements='true'</w:t>
+      </w:r>
+      <w:r>
+        <w:t xml:space="preserve"> </w:t>
+      </w:r>
+      <w:r>
+        <w:t xml:space="preserve">— but the Helm chart is also what renders the RBAC rule for leases. Without it every announcement attempt fails in a tight loop:</w:t>
+      </w:r>
+    </w:p>
+    <w:p>
+      <w:pPr>
+        <w:pStyle w:val="SourceCode"/>
+      </w:pPr>
+      <w:r>
+        <w:rPr>
+          <w:rStyle w:val="VerbatimChar"/>
+        </w:rPr>
+        <w:t xml:space="preserve">level=error msg="Error retrieving lease lock" error="leases.coordination.k8s.io</w:t>
+      </w:r>
+      <w:r>
+        <w:br/>
+      </w:r>
+      <w:r>
+        <w:rPr>
+          <w:rStyle w:val="VerbatimChar"/>
+        </w:rPr>
+        <w:t xml:space="preserve">  \"cilium-l2announce-default-shopfront\" is forbidden: User</w:t>
+      </w:r>
+      <w:r>
+        <w:br/>
+      </w:r>
+      <w:r>
+        <w:rPr>
+          <w:rStyle w:val="VerbatimChar"/>
+        </w:rPr>
+        <w:t xml:space="preserve">  \"system:serviceaccount:kube-system:cilium\" cannot get resource \"leases\"</w:t>
+      </w:r>
+      <w:r>
+        <w:br/>
+      </w:r>
+      <w:r>
+        <w:rPr>
+          <w:rStyle w:val="VerbatimChar"/>
+        </w:rPr>
+        <w:t xml:space="preserve">  in API group \"coordination.k8s.io\" in the namespace \"kube-system\""</w:t>
+      </w:r>
+    </w:p>
+    <w:p>
+      <w:pPr>
+        <w:pStyle w:val="BlockText"/>
+      </w:pPr>
+      <w:r>
+        <w:t xml:space="preserve">The address stays allocated, nothing answers ARP, and</w:t>
+      </w:r>
+      <w:r>
+        <w:t xml:space="preserve"> </w:t>
+      </w:r>
+      <w:r>
+        <w:rPr>
+          <w:rStyle w:val="VerbatimChar"/>
+        </w:rPr>
+        <w:t xml:space="preserve">kubectl get svc</w:t>
+      </w:r>
+      <w:r>
+        <w:t xml:space="preserve"> </w:t>
+      </w:r>
+      <w:r>
+        <w:t xml:space="preserve">looks completely healthy. Running</w:t>
+      </w:r>
+      <w:r>
+        <w:t xml:space="preserve"> </w:t>
+      </w:r>
+      <w:r>
+        <w:rPr>
+          <w:rStyle w:val="VerbatimChar"/>
+        </w:rPr>
+        <w:t xml:space="preserve">helm upgrade --reuse-values --set l2announcements.enabled=true</w:t>
+      </w:r>
+      <w:r>
+        <w:t xml:space="preserve"> </w:t>
+      </w:r>
+      <w:r>
+        <w:t xml:space="preserve">fixes it by adding the rule — verify with:</w:t>
+      </w:r>
+    </w:p>
+    <w:p>
+      <w:pPr>
+        <w:pStyle w:val="SourceCode"/>
+      </w:pPr>
+      <w:r>
+        <w:rPr>
+          <w:rStyle w:val="ExtensionTok"/>
+        </w:rPr>
         <w:t xml:space="preserve">kubectl</w:t>
       </w:r>
       <w:r>
         <w:rPr>
           <w:rStyle w:val="NormalTok"/>
         </w:rPr>
-        <w:t xml:space="preserve"> delete svc web-lb </w:t>
+        <w:t xml:space="preserve"> get clusterrole cilium </w:t>
       </w:r>
       <w:r>
         <w:rPr>
           <w:rStyle w:val="AttributeTok"/>
         </w:rPr>
-        <w:t xml:space="preserve">--ignore-not-found</w:t>
-      </w:r>
-      <w:r>
-        <w:br/>
-      </w:r>
+        <w:t xml:space="preserve">-o</w:t>
+      </w:r>
+      <w:r>
+        <w:rPr>
+          <w:rStyle w:val="NormalTok"/>
+        </w:rPr>
+        <w:t xml:space="preserve"> yaml </w:t>
+      </w:r>
+      <w:r>
+        <w:rPr>
+          <w:rStyle w:val="KeywordTok"/>
+        </w:rPr>
+        <w:t xml:space="preserve">|</w:t>
+      </w:r>
+      <w:r>
+        <w:rPr>
+          <w:rStyle w:val="NormalTok"/>
+        </w:rPr>
+        <w:t xml:space="preserve"> </w:t>
+      </w:r>
+      <w:r>
+        <w:rPr>
+          <w:rStyle w:val="FunctionTok"/>
+        </w:rPr>
+        <w:t xml:space="preserve">grep</w:t>
+      </w:r>
+      <w:r>
+        <w:rPr>
+          <w:rStyle w:val="NormalTok"/>
+        </w:rPr>
+        <w:t xml:space="preserve"> </w:t>
+      </w:r>
+      <w:r>
+        <w:rPr>
+          <w:rStyle w:val="AttributeTok"/>
+        </w:rPr>
+        <w:t xml:space="preserve">-A4</w:t>
+      </w:r>
+      <w:r>
+        <w:rPr>
+          <w:rStyle w:val="NormalTok"/>
+        </w:rPr>
+        <w:t xml:space="preserve"> coordination.k8s.io</w:t>
+      </w:r>
+      <w:r>
+        <w:br/>
+      </w:r>
+      <w:r>
+        <w:rPr>
+          <w:rStyle w:val="CommentTok"/>
+        </w:rPr>
+        <w:t xml:space="preserve"># apiGroups: ['coordination.k8s.io'] resources: ['leases'] verbs: ['create','get','update','list','delete']</w:t>
+      </w:r>
+    </w:p>
+    <w:bookmarkEnd w:id="30"/>
+    <w:bookmarkStart w:id="31" w:name="Xdfac4f1835c3dd281fdd4b3595fe0c527884be0"/>
+    <w:p>
+      <w:pPr>
+        <w:pStyle w:val="Heading3"/>
+      </w:pPr>
+      <w:r>
+        <w:t xml:space="preserve">4.2 — Allocation:</w:t>
+      </w:r>
+      <w:r>
+        <w:t xml:space="preserve"> </w:t>
+      </w:r>
+      <w:r>
+        <w:rPr>
+          <w:rStyle w:val="VerbatimChar"/>
+        </w:rPr>
+        <w:t xml:space="preserve">CiliumLoadBalancerIPPool</w:t>
+      </w:r>
+    </w:p>
+    <w:p>
+      <w:pPr>
+        <w:pStyle w:val="FirstParagraph"/>
+      </w:pPr>
+      <w:r>
+        <w:t xml:space="preserve">Create a Service and watch it hang exactly as it did in Step 1:</w:t>
+      </w:r>
+    </w:p>
+    <w:p>
+      <w:pPr>
+        <w:pStyle w:val="SourceCode"/>
+      </w:pPr>
       <w:r>
         <w:rPr>
           <w:rStyle w:val="ExtensionTok"/>
@@ -2580,39 +3638,2610 @@
         <w:rPr>
           <w:rStyle w:val="NormalTok"/>
         </w:rPr>
-        <w:t xml:space="preserve"> delete deployment web </w:t>
+        <w:t xml:space="preserve"> create deployment shopfront </w:t>
       </w:r>
       <w:r>
         <w:rPr>
           <w:rStyle w:val="AttributeTok"/>
         </w:rPr>
-        <w:t xml:space="preserve">--ignore-not-found</w:t>
-      </w:r>
-      <w:r>
-        <w:br/>
-      </w:r>
-      <w:r>
-        <w:rPr>
-          <w:rStyle w:val="CommentTok"/>
-        </w:rPr>
-        <w:t xml:space="preserve"># to remove MetalLB: kubectl delete -f https://raw.githubusercontent.com/metallb/metallb/v0.14.9/config/manifests/metallb-native.yaml</w:t>
-      </w:r>
-    </w:p>
-    <w:p>
-      <w:r>
-        <w:pict>
-          <v:rect style="width:0;height:1.5pt" o:hralign="center" o:hrstd="t" o:hr="t"/>
-        </w:pict>
-      </w:r>
-    </w:p>
-    <w:bookmarkEnd w:id="29"/>
-    <w:bookmarkStart w:id="30" w:name="what-you-learned"/>
-    <w:p>
-      <w:pPr>
-        <w:pStyle w:val="Heading2"/>
-      </w:pPr>
-      <w:r>
-        <w:t xml:space="preserve">What you learned</w:t>
+        <w:t xml:space="preserve">--image</w:t>
+      </w:r>
+      <w:r>
+        <w:rPr>
+          <w:rStyle w:val="OperatorTok"/>
+        </w:rPr>
+        <w:t xml:space="preserve">=</w:t>
+      </w:r>
+      <w:r>
+        <w:rPr>
+          <w:rStyle w:val="NormalTok"/>
+        </w:rPr>
+        <w:t xml:space="preserve">nginx:1.27-alpine</w:t>
+      </w:r>
+      <w:r>
+        <w:br/>
+      </w:r>
+      <w:r>
+        <w:rPr>
+          <w:rStyle w:val="ExtensionTok"/>
+        </w:rPr>
+        <w:t xml:space="preserve">kubectl</w:t>
+      </w:r>
+      <w:r>
+        <w:rPr>
+          <w:rStyle w:val="NormalTok"/>
+        </w:rPr>
+        <w:t xml:space="preserve"> expose deployment shopfront </w:t>
+      </w:r>
+      <w:r>
+        <w:rPr>
+          <w:rStyle w:val="AttributeTok"/>
+        </w:rPr>
+        <w:t xml:space="preserve">--type</w:t>
+      </w:r>
+      <w:r>
+        <w:rPr>
+          <w:rStyle w:val="OperatorTok"/>
+        </w:rPr>
+        <w:t xml:space="preserve">=</w:t>
+      </w:r>
+      <w:r>
+        <w:rPr>
+          <w:rStyle w:val="NormalTok"/>
+        </w:rPr>
+        <w:t xml:space="preserve">LoadBalancer </w:t>
+      </w:r>
+      <w:r>
+        <w:rPr>
+          <w:rStyle w:val="AttributeTok"/>
+        </w:rPr>
+        <w:t xml:space="preserve">--port</w:t>
+      </w:r>
+      <w:r>
+        <w:rPr>
+          <w:rStyle w:val="OperatorTok"/>
+        </w:rPr>
+        <w:t xml:space="preserve">=</w:t>
+      </w:r>
+      <w:r>
+        <w:rPr>
+          <w:rStyle w:val="NormalTok"/>
+        </w:rPr>
+        <w:t xml:space="preserve">80</w:t>
+      </w:r>
+      <w:r>
+        <w:br/>
+      </w:r>
+      <w:r>
+        <w:rPr>
+          <w:rStyle w:val="ExtensionTok"/>
+        </w:rPr>
+        <w:t xml:space="preserve">kubectl</w:t>
+      </w:r>
+      <w:r>
+        <w:rPr>
+          <w:rStyle w:val="NormalTok"/>
+        </w:rPr>
+        <w:t xml:space="preserve"> get svc shopfront</w:t>
+      </w:r>
+    </w:p>
+    <w:p>
+      <w:pPr>
+        <w:pStyle w:val="SourceCode"/>
+      </w:pPr>
+      <w:r>
+        <w:rPr>
+          <w:rStyle w:val="VerbatimChar"/>
+        </w:rPr>
+        <w:t xml:space="preserve">shopfront   LoadBalancer   10.96.59.24   &lt;pending&gt;   80:31166/TCP   12s</w:t>
+      </w:r>
+    </w:p>
+    <w:p>
+      <w:pPr>
+        <w:pStyle w:val="FirstParagraph"/>
+      </w:pPr>
+      <w:r>
+        <w:t xml:space="preserve">Now give Cilium a pool. Use the</w:t>
+      </w:r>
+      <w:r>
+        <w:t xml:space="preserve"> </w:t>
+      </w:r>
+      <w:r>
+        <w:rPr>
+          <w:rStyle w:val="VerbatimChar"/>
+          <w:b/>
+          <w:bCs/>
+        </w:rPr>
+        <w:t xml:space="preserve">cilium.io/v2</w:t>
+      </w:r>
+      <w:r>
+        <w:t xml:space="preserve"> </w:t>
+      </w:r>
+      <w:r>
+        <w:t xml:space="preserve">API —</w:t>
+      </w:r>
+      <w:r>
+        <w:t xml:space="preserve"> </w:t>
+      </w:r>
+      <w:r>
+        <w:rPr>
+          <w:rStyle w:val="VerbatimChar"/>
+        </w:rPr>
+        <w:t xml:space="preserve">v2alpha1</w:t>
+      </w:r>
+      <w:r>
+        <w:t xml:space="preserve"> </w:t>
+      </w:r>
+      <w:r>
+        <w:t xml:space="preserve">still works but warns:</w:t>
+      </w:r>
+    </w:p>
+    <w:p>
+      <w:pPr>
+        <w:pStyle w:val="SourceCode"/>
+      </w:pPr>
+      <w:r>
+        <w:rPr>
+          <w:rStyle w:val="VerbatimChar"/>
+        </w:rPr>
+        <w:t xml:space="preserve">Warning: cilium.io/v2alpha1 CiliumLoadBalancerIPPool is deprecated; use cilium.io/v2 CiliumLoadBalancerIPPool</w:t>
+      </w:r>
+    </w:p>
+    <w:p>
+      <w:pPr>
+        <w:pStyle w:val="SourceCode"/>
+      </w:pPr>
+      <w:r>
+        <w:rPr>
+          <w:rStyle w:val="ExtensionTok"/>
+        </w:rPr>
+        <w:t xml:space="preserve">kubectl</w:t>
+      </w:r>
+      <w:r>
+        <w:rPr>
+          <w:rStyle w:val="NormalTok"/>
+        </w:rPr>
+        <w:t xml:space="preserve"> apply </w:t>
+      </w:r>
+      <w:r>
+        <w:rPr>
+          <w:rStyle w:val="AttributeTok"/>
+        </w:rPr>
+        <w:t xml:space="preserve">-f</w:t>
+      </w:r>
+      <w:r>
+        <w:rPr>
+          <w:rStyle w:val="NormalTok"/>
+        </w:rPr>
+        <w:t xml:space="preserve"> </w:t>
+      </w:r>
+      <w:r>
+        <w:rPr>
+          <w:rStyle w:val="AttributeTok"/>
+        </w:rPr>
+        <w:t xml:space="preserve">-</w:t>
+      </w:r>
+      <w:r>
+        <w:rPr>
+          <w:rStyle w:val="NormalTok"/>
+        </w:rPr>
+        <w:t xml:space="preserve"> </w:t>
+      </w:r>
+      <w:r>
+        <w:rPr>
+          <w:rStyle w:val="OperatorTok"/>
+        </w:rPr>
+        <w:t xml:space="preserve">&lt;&lt;'EOF'</w:t>
+      </w:r>
+      <w:r>
+        <w:br/>
+      </w:r>
+      <w:r>
+        <w:rPr>
+          <w:rStyle w:val="StringTok"/>
+        </w:rPr>
+        <w:t xml:space="preserve">apiVersion: cilium.io/v2</w:t>
+      </w:r>
+      <w:r>
+        <w:br/>
+      </w:r>
+      <w:r>
+        <w:rPr>
+          <w:rStyle w:val="StringTok"/>
+        </w:rPr>
+        <w:t xml:space="preserve">kind: CiliumLoadBalancerIPPool</w:t>
+      </w:r>
+      <w:r>
+        <w:br/>
+      </w:r>
+      <w:r>
+        <w:rPr>
+          <w:rStyle w:val="StringTok"/>
+        </w:rPr>
+        <w:t xml:space="preserve">metadata:</w:t>
+      </w:r>
+      <w:r>
+        <w:br/>
+      </w:r>
+      <w:r>
+        <w:rPr>
+          <w:rStyle w:val="StringTok"/>
+        </w:rPr>
+        <w:t xml:space="preserve">  name: shop-pool</w:t>
+      </w:r>
+      <w:r>
+        <w:br/>
+      </w:r>
+      <w:r>
+        <w:rPr>
+          <w:rStyle w:val="StringTok"/>
+        </w:rPr>
+        <w:t xml:space="preserve">spec:</w:t>
+      </w:r>
+      <w:r>
+        <w:br/>
+      </w:r>
+      <w:r>
+        <w:rPr>
+          <w:rStyle w:val="StringTok"/>
+        </w:rPr>
+        <w:t xml:space="preserve">  blocks:</w:t>
+      </w:r>
+      <w:r>
+        <w:br/>
+      </w:r>
+      <w:r>
+        <w:rPr>
+          <w:rStyle w:val="StringTok"/>
+        </w:rPr>
+        <w:t xml:space="preserve">    - { start: "172.19.255.200", stop: "172.19.255.250" }</w:t>
+      </w:r>
+      <w:r>
+        <w:br/>
+      </w:r>
+      <w:r>
+        <w:rPr>
+          <w:rStyle w:val="OperatorTok"/>
+        </w:rPr>
+        <w:t xml:space="preserve">EOF</w:t>
+      </w:r>
+      <w:r>
+        <w:br/>
+      </w:r>
+      <w:r>
+        <w:rPr>
+          <w:rStyle w:val="ExtensionTok"/>
+        </w:rPr>
+        <w:t xml:space="preserve">kubectl</w:t>
+      </w:r>
+      <w:r>
+        <w:rPr>
+          <w:rStyle w:val="NormalTok"/>
+        </w:rPr>
+        <w:t xml:space="preserve"> get svc shopfront</w:t>
+      </w:r>
+      <w:r>
+        <w:br/>
+      </w:r>
+      <w:r>
+        <w:rPr>
+          <w:rStyle w:val="ExtensionTok"/>
+        </w:rPr>
+        <w:t xml:space="preserve">kubectl</w:t>
+      </w:r>
+      <w:r>
+        <w:rPr>
+          <w:rStyle w:val="NormalTok"/>
+        </w:rPr>
+        <w:t xml:space="preserve"> get ciliumloadbalancerippool</w:t>
+      </w:r>
+    </w:p>
+    <w:p>
+      <w:pPr>
+        <w:pStyle w:val="SourceCode"/>
+      </w:pPr>
+      <w:r>
+        <w:rPr>
+          <w:rStyle w:val="VerbatimChar"/>
+        </w:rPr>
+        <w:t xml:space="preserve">shopfront   LoadBalancer   10.96.59.24   172.19.255.200   80:31166/TCP   27s</w:t>
+      </w:r>
+      <w:r>
+        <w:br/>
+      </w:r>
+      <w:r>
+        <w:br/>
+      </w:r>
+      <w:r>
+        <w:rPr>
+          <w:rStyle w:val="VerbatimChar"/>
+        </w:rPr>
+        <w:t xml:space="preserve">NAME        DISABLED   CONFLICTING   IPS AVAILABLE   AGE</w:t>
+      </w:r>
+      <w:r>
+        <w:br/>
+      </w:r>
+      <w:r>
+        <w:rPr>
+          <w:rStyle w:val="VerbatimChar"/>
+        </w:rPr>
+        <w:t xml:space="preserve">shop-pool   false      False         50              15s</w:t>
+      </w:r>
+    </w:p>
+    <w:p>
+      <w:pPr>
+        <w:pStyle w:val="FirstParagraph"/>
+      </w:pPr>
+      <w:r>
+        <w:t xml:space="preserve">The pool reports its own remaining capacity —</w:t>
+      </w:r>
+      <w:r>
+        <w:t xml:space="preserve"> </w:t>
+      </w:r>
+      <w:r>
+        <w:rPr>
+          <w:rStyle w:val="VerbatimChar"/>
+        </w:rPr>
+        <w:t xml:space="preserve">IPS AVAILABLE</w:t>
+      </w:r>
+      <w:r>
+        <w:t xml:space="preserve"> </w:t>
+      </w:r>
+      <w:r>
+        <w:t xml:space="preserve">— which MetalLB's</w:t>
+      </w:r>
+      <w:r>
+        <w:t xml:space="preserve"> </w:t>
+      </w:r>
+      <w:r>
+        <w:rPr>
+          <w:rStyle w:val="VerbatimChar"/>
+        </w:rPr>
+        <w:t xml:space="preserve">IPAddressPool</w:t>
+      </w:r>
+      <w:r>
+        <w:t xml:space="preserve"> </w:t>
+      </w:r>
+      <w:r>
+        <w:t xml:space="preserve">does not. To pin a specific address, annotate the Service (the equivalent of MetalLB's</w:t>
+      </w:r>
+      <w:r>
+        <w:t xml:space="preserve"> </w:t>
+      </w:r>
+      <w:r>
+        <w:rPr>
+          <w:rStyle w:val="VerbatimChar"/>
+        </w:rPr>
+        <w:t xml:space="preserve">metallb.universe.tf/loadBalancerIPs</w:t>
+      </w:r>
+      <w:r>
+        <w:t xml:space="preserve">):</w:t>
+      </w:r>
+    </w:p>
+    <w:p>
+      <w:pPr>
+        <w:pStyle w:val="SourceCode"/>
+      </w:pPr>
+      <w:r>
+        <w:rPr>
+          <w:rStyle w:val="ExtensionTok"/>
+        </w:rPr>
+        <w:t xml:space="preserve">kubectl</w:t>
+      </w:r>
+      <w:r>
+        <w:rPr>
+          <w:rStyle w:val="NormalTok"/>
+        </w:rPr>
+        <w:t xml:space="preserve"> apply </w:t>
+      </w:r>
+      <w:r>
+        <w:rPr>
+          <w:rStyle w:val="AttributeTok"/>
+        </w:rPr>
+        <w:t xml:space="preserve">-f</w:t>
+      </w:r>
+      <w:r>
+        <w:rPr>
+          <w:rStyle w:val="NormalTok"/>
+        </w:rPr>
+        <w:t xml:space="preserve"> </w:t>
+      </w:r>
+      <w:r>
+        <w:rPr>
+          <w:rStyle w:val="AttributeTok"/>
+        </w:rPr>
+        <w:t xml:space="preserve">-</w:t>
+      </w:r>
+      <w:r>
+        <w:rPr>
+          <w:rStyle w:val="NormalTok"/>
+        </w:rPr>
+        <w:t xml:space="preserve"> </w:t>
+      </w:r>
+      <w:r>
+        <w:rPr>
+          <w:rStyle w:val="OperatorTok"/>
+        </w:rPr>
+        <w:t xml:space="preserve">&lt;&lt;'EOF'</w:t>
+      </w:r>
+      <w:r>
+        <w:br/>
+      </w:r>
+      <w:r>
+        <w:rPr>
+          <w:rStyle w:val="StringTok"/>
+        </w:rPr>
+        <w:t xml:space="preserve">apiVersion: v1</w:t>
+      </w:r>
+      <w:r>
+        <w:br/>
+      </w:r>
+      <w:r>
+        <w:rPr>
+          <w:rStyle w:val="StringTok"/>
+        </w:rPr>
+        <w:t xml:space="preserve">kind: Service</w:t>
+      </w:r>
+      <w:r>
+        <w:br/>
+      </w:r>
+      <w:r>
+        <w:rPr>
+          <w:rStyle w:val="StringTok"/>
+        </w:rPr>
+        <w:t xml:space="preserve">metadata:</w:t>
+      </w:r>
+      <w:r>
+        <w:br/>
+      </w:r>
+      <w:r>
+        <w:rPr>
+          <w:rStyle w:val="StringTok"/>
+        </w:rPr>
+        <w:t xml:space="preserve">  name: shopfront-fixed</w:t>
+      </w:r>
+      <w:r>
+        <w:br/>
+      </w:r>
+      <w:r>
+        <w:rPr>
+          <w:rStyle w:val="StringTok"/>
+        </w:rPr>
+        <w:t xml:space="preserve">  annotations:</w:t>
+      </w:r>
+      <w:r>
+        <w:br/>
+      </w:r>
+      <w:r>
+        <w:rPr>
+          <w:rStyle w:val="StringTok"/>
+        </w:rPr>
+        <w:t xml:space="preserve">    lbipam.cilium.io/ips: "172.19.255.240"</w:t>
+      </w:r>
+      <w:r>
+        <w:br/>
+      </w:r>
+      <w:r>
+        <w:rPr>
+          <w:rStyle w:val="StringTok"/>
+        </w:rPr>
+        <w:t xml:space="preserve">spec:</w:t>
+      </w:r>
+      <w:r>
+        <w:br/>
+      </w:r>
+      <w:r>
+        <w:rPr>
+          <w:rStyle w:val="StringTok"/>
+        </w:rPr>
+        <w:t xml:space="preserve">  type: LoadBalancer</w:t>
+      </w:r>
+      <w:r>
+        <w:br/>
+      </w:r>
+      <w:r>
+        <w:rPr>
+          <w:rStyle w:val="StringTok"/>
+        </w:rPr>
+        <w:t xml:space="preserve">  selector: { app: shopfront }</w:t>
+      </w:r>
+      <w:r>
+        <w:br/>
+      </w:r>
+      <w:r>
+        <w:rPr>
+          <w:rStyle w:val="StringTok"/>
+        </w:rPr>
+        <w:t xml:space="preserve">  ports: [{ port: 80, targetPort: 80 }]</w:t>
+      </w:r>
+      <w:r>
+        <w:br/>
+      </w:r>
+      <w:r>
+        <w:rPr>
+          <w:rStyle w:val="OperatorTok"/>
+        </w:rPr>
+        <w:t xml:space="preserve">EOF</w:t>
+      </w:r>
+    </w:p>
+    <w:p>
+      <w:pPr>
+        <w:pStyle w:val="SourceCode"/>
+      </w:pPr>
+      <w:r>
+        <w:rPr>
+          <w:rStyle w:val="VerbatimChar"/>
+        </w:rPr>
+        <w:t xml:space="preserve">$ kubectl get svc shopfront-fixed</w:t>
+      </w:r>
+      <w:r>
+        <w:br/>
+      </w:r>
+      <w:r>
+        <w:rPr>
+          <w:rStyle w:val="VerbatimChar"/>
+        </w:rPr>
+        <w:t xml:space="preserve">shopfront-fixed   LoadBalancer   10.96.172.101   172.19.255.240   80:32296/TCP   8s</w:t>
+      </w:r>
+    </w:p>
+    <w:p>
+      <w:pPr>
+        <w:pStyle w:val="SourceCode"/>
+      </w:pPr>
+      <w:r>
+        <w:rPr>
+          <w:rStyle w:val="VerbatimChar"/>
+        </w:rPr>
+        <w:t xml:space="preserve">$ kubectl get svc shopfront -o jsonpath="{.status.loadBalancer.ingress[0]}"</w:t>
+      </w:r>
+      <w:r>
+        <w:br/>
+      </w:r>
+      <w:r>
+        <w:rPr>
+          <w:rStyle w:val="VerbatimChar"/>
+        </w:rPr>
+        <w:t xml:space="preserve">{"ip":"172.19.255.200","ipMode":"VIP"}</w:t>
+      </w:r>
+    </w:p>
+    <w:p>
+      <w:pPr>
+        <w:pStyle w:val="BlockText"/>
+      </w:pPr>
+      <w:r>
+        <w:t xml:space="preserve">⚠️</w:t>
+      </w:r>
+      <w:r>
+        <w:t xml:space="preserve"> </w:t>
+      </w:r>
+      <w:r>
+        <w:rPr>
+          <w:b/>
+          <w:bCs/>
+        </w:rPr>
+        <w:t xml:space="preserve">Gotcha — a CIDR block hands out the network address too.</w:t>
+      </w:r>
+      <w:r>
+        <w:t xml:space="preserve"> </w:t>
+      </w:r>
+      <w:r>
+        <w:t xml:space="preserve">A pool written as</w:t>
+      </w:r>
+      <w:r>
+        <w:t xml:space="preserve"> </w:t>
+      </w:r>
+      <w:r>
+        <w:rPr>
+          <w:rStyle w:val="VerbatimChar"/>
+        </w:rPr>
+        <w:t xml:space="preserve">blocks: [{ cidr: "172.19.254.0/29" }]</w:t>
+      </w:r>
+      <w:r>
+        <w:t xml:space="preserve"> </w:t>
+      </w:r>
+      <w:r>
+        <w:t xml:space="preserve">allocated</w:t>
+      </w:r>
+      <w:r>
+        <w:t xml:space="preserve"> </w:t>
+      </w:r>
+      <w:r>
+        <w:rPr>
+          <w:rStyle w:val="VerbatimChar"/>
+          <w:b/>
+          <w:bCs/>
+        </w:rPr>
+        <w:t xml:space="preserve">172.19.254.0</w:t>
+      </w:r>
+      <w:r>
+        <w:t xml:space="preserve"> </w:t>
+      </w:r>
+      <w:r>
+        <w:t xml:space="preserve">— the network address itself — and it served traffic normally (</w:t>
+      </w:r>
+      <w:r>
+        <w:rPr>
+          <w:rStyle w:val="VerbatimChar"/>
+        </w:rPr>
+        <w:t xml:space="preserve">http_code=200</w:t>
+      </w:r>
+      <w:r>
+        <w:t xml:space="preserve">). Cilium treats the block as a flat range, not as a subnet with reserved first and last addresses. If anything upstream of your cluster dislikes</w:t>
+      </w:r>
+      <w:r>
+        <w:t xml:space="preserve"> </w:t>
+      </w:r>
+      <w:r>
+        <w:rPr>
+          <w:rStyle w:val="VerbatimChar"/>
+        </w:rPr>
+        <w:t xml:space="preserve">.0</w:t>
+      </w:r>
+      <w:r>
+        <w:t xml:space="preserve"> </w:t>
+      </w:r>
+      <w:r>
+        <w:t xml:space="preserve">or the broadcast address, use explicit</w:t>
+      </w:r>
+      <w:r>
+        <w:t xml:space="preserve"> </w:t>
+      </w:r>
+      <w:r>
+        <w:rPr>
+          <w:rStyle w:val="VerbatimChar"/>
+        </w:rPr>
+        <w:t xml:space="preserve">start</w:t>
+      </w:r>
+      <w:r>
+        <w:t xml:space="preserve">/</w:t>
+      </w:r>
+      <w:r>
+        <w:rPr>
+          <w:rStyle w:val="VerbatimChar"/>
+        </w:rPr>
+        <w:t xml:space="preserve">stop</w:t>
+      </w:r>
+      <w:r>
+        <w:t xml:space="preserve"> </w:t>
+      </w:r>
+      <w:r>
+        <w:t xml:space="preserve">bounds instead of</w:t>
+      </w:r>
+      <w:r>
+        <w:t xml:space="preserve"> </w:t>
+      </w:r>
+      <w:r>
+        <w:rPr>
+          <w:rStyle w:val="VerbatimChar"/>
+        </w:rPr>
+        <w:t xml:space="preserve">cidr</w:t>
+      </w:r>
+      <w:r>
+        <w:t xml:space="preserve">.</w:t>
+      </w:r>
+    </w:p>
+    <w:bookmarkEnd w:id="31"/>
+    <w:bookmarkStart w:id="32" w:name="X0e5fa54db495d73283be17e4eb071bc772719f2"/>
+    <w:p>
+      <w:pPr>
+        <w:pStyle w:val="Heading3"/>
+      </w:pPr>
+      <w:r>
+        <w:t xml:space="preserve">4.3 — Announcement is a</w:t>
+      </w:r>
+      <w:r>
+        <w:t xml:space="preserve"> </w:t>
+      </w:r>
+      <w:r>
+        <w:rPr>
+          <w:i/>
+          <w:iCs/>
+        </w:rPr>
+        <w:t xml:space="preserve">separate</w:t>
+      </w:r>
+      <w:r>
+        <w:t xml:space="preserve"> </w:t>
+      </w:r>
+      <w:r>
+        <w:t xml:space="preserve">feature</w:t>
+      </w:r>
+    </w:p>
+    <w:p>
+      <w:pPr>
+        <w:pStyle w:val="FirstParagraph"/>
+      </w:pPr>
+      <w:r>
+        <w:t xml:space="preserve">This is the part that surprises people. Allocation and announcement are two different things in Cilium, and LB-IPAM only does the first:</w:t>
+      </w:r>
+    </w:p>
+    <w:p>
+      <w:pPr>
+        <w:pStyle w:val="SourceCode"/>
+      </w:pPr>
+      <w:r>
+        <w:rPr>
+          <w:rStyle w:val="VerbatimChar"/>
+        </w:rPr>
+        <w:t xml:space="preserve">$ kubectl get svc shopfront</w:t>
+      </w:r>
+      <w:r>
+        <w:br/>
+      </w:r>
+      <w:r>
+        <w:rPr>
+          <w:rStyle w:val="VerbatimChar"/>
+        </w:rPr>
+        <w:t xml:space="preserve">shopfront   LoadBalancer   10.96.59.24   172.19.255.200   80:31166/TCP   27s</w:t>
+      </w:r>
+      <w:r>
+        <w:br/>
+      </w:r>
+      <w:r>
+        <w:br/>
+      </w:r>
+      <w:r>
+        <w:rPr>
+          <w:rStyle w:val="VerbatimChar"/>
+        </w:rPr>
+        <w:t xml:space="preserve">$ curl -o /dev/null -w '%{http_code}' http://172.19.255.200</w:t>
+      </w:r>
+      <w:r>
+        <w:br/>
+      </w:r>
+      <w:r>
+        <w:rPr>
+          <w:rStyle w:val="VerbatimChar"/>
+        </w:rPr>
+        <w:t xml:space="preserve">000</w:t>
+      </w:r>
+    </w:p>
+    <w:p>
+      <w:pPr>
+        <w:pStyle w:val="FirstParagraph"/>
+      </w:pPr>
+      <w:r>
+        <w:t xml:space="preserve">The Service looks perfect and the address is dead.</w:t>
+      </w:r>
+      <w:r>
+        <w:t xml:space="preserve"> </w:t>
+      </w:r>
+      <w:r>
+        <w:rPr>
+          <w:rStyle w:val="VerbatimChar"/>
+        </w:rPr>
+        <w:t xml:space="preserve">LoadBalancer IPs</w:t>
+      </w:r>
+      <w:r>
+        <w:t xml:space="preserve"> </w:t>
+      </w:r>
+      <w:r>
+        <w:t xml:space="preserve">must be claimed by a</w:t>
+      </w:r>
+      <w:r>
+        <w:t xml:space="preserve"> </w:t>
+      </w:r>
+      <w:r>
+        <w:rPr>
+          <w:rStyle w:val="VerbatimChar"/>
+        </w:rPr>
+        <w:t xml:space="preserve">CiliumL2AnnouncementPolicy</w:t>
+      </w:r>
+      <w:r>
+        <w:t xml:space="preserve"> </w:t>
+      </w:r>
+      <w:r>
+        <w:t xml:space="preserve">before any node answers ARP for them:</w:t>
+      </w:r>
+    </w:p>
+    <w:p>
+      <w:pPr>
+        <w:pStyle w:val="SourceCode"/>
+      </w:pPr>
+      <w:r>
+        <w:rPr>
+          <w:rStyle w:val="ExtensionTok"/>
+        </w:rPr>
+        <w:t xml:space="preserve">kubectl</w:t>
+      </w:r>
+      <w:r>
+        <w:rPr>
+          <w:rStyle w:val="NormalTok"/>
+        </w:rPr>
+        <w:t xml:space="preserve"> apply </w:t>
+      </w:r>
+      <w:r>
+        <w:rPr>
+          <w:rStyle w:val="AttributeTok"/>
+        </w:rPr>
+        <w:t xml:space="preserve">-f</w:t>
+      </w:r>
+      <w:r>
+        <w:rPr>
+          <w:rStyle w:val="NormalTok"/>
+        </w:rPr>
+        <w:t xml:space="preserve"> </w:t>
+      </w:r>
+      <w:r>
+        <w:rPr>
+          <w:rStyle w:val="AttributeTok"/>
+        </w:rPr>
+        <w:t xml:space="preserve">-</w:t>
+      </w:r>
+      <w:r>
+        <w:rPr>
+          <w:rStyle w:val="NormalTok"/>
+        </w:rPr>
+        <w:t xml:space="preserve"> </w:t>
+      </w:r>
+      <w:r>
+        <w:rPr>
+          <w:rStyle w:val="OperatorTok"/>
+        </w:rPr>
+        <w:t xml:space="preserve">&lt;&lt;'EOF'</w:t>
+      </w:r>
+      <w:r>
+        <w:br/>
+      </w:r>
+      <w:r>
+        <w:rPr>
+          <w:rStyle w:val="StringTok"/>
+        </w:rPr>
+        <w:t xml:space="preserve">apiVersion: cilium.io/v2alpha1</w:t>
+      </w:r>
+      <w:r>
+        <w:br/>
+      </w:r>
+      <w:r>
+        <w:rPr>
+          <w:rStyle w:val="StringTok"/>
+        </w:rPr>
+        <w:t xml:space="preserve">kind: CiliumL2AnnouncementPolicy</w:t>
+      </w:r>
+      <w:r>
+        <w:br/>
+      </w:r>
+      <w:r>
+        <w:rPr>
+          <w:rStyle w:val="StringTok"/>
+        </w:rPr>
+        <w:t xml:space="preserve">metadata:</w:t>
+      </w:r>
+      <w:r>
+        <w:br/>
+      </w:r>
+      <w:r>
+        <w:rPr>
+          <w:rStyle w:val="StringTok"/>
+        </w:rPr>
+        <w:t xml:space="preserve">  name: announce-lb</w:t>
+      </w:r>
+      <w:r>
+        <w:br/>
+      </w:r>
+      <w:r>
+        <w:rPr>
+          <w:rStyle w:val="StringTok"/>
+        </w:rPr>
+        <w:t xml:space="preserve">spec:</w:t>
+      </w:r>
+      <w:r>
+        <w:br/>
+      </w:r>
+      <w:r>
+        <w:rPr>
+          <w:rStyle w:val="StringTok"/>
+        </w:rPr>
+        <w:t xml:space="preserve">  loadBalancerIPs: true</w:t>
+      </w:r>
+      <w:r>
+        <w:br/>
+      </w:r>
+      <w:r>
+        <w:rPr>
+          <w:rStyle w:val="StringTok"/>
+        </w:rPr>
+        <w:t xml:space="preserve">  interfaces:</w:t>
+      </w:r>
+      <w:r>
+        <w:br/>
+      </w:r>
+      <w:r>
+        <w:rPr>
+          <w:rStyle w:val="StringTok"/>
+        </w:rPr>
+        <w:t xml:space="preserve">    - eth0</w:t>
+      </w:r>
+      <w:r>
+        <w:br/>
+      </w:r>
+      <w:r>
+        <w:rPr>
+          <w:rStyle w:val="OperatorTok"/>
+        </w:rPr>
+        <w:t xml:space="preserve">EOF</w:t>
+      </w:r>
+    </w:p>
+    <w:p>
+      <w:pPr>
+        <w:pStyle w:val="FirstParagraph"/>
+      </w:pPr>
+      <w:r>
+        <w:t xml:space="preserve">Within a few seconds the addresses start working, and you can prove</w:t>
+      </w:r>
+      <w:r>
+        <w:t xml:space="preserve"> </w:t>
+      </w:r>
+      <w:r>
+        <w:rPr>
+          <w:i/>
+          <w:iCs/>
+        </w:rPr>
+        <w:t xml:space="preserve">which</w:t>
+      </w:r>
+      <w:r>
+        <w:t xml:space="preserve"> </w:t>
+      </w:r>
+      <w:r>
+        <w:t xml:space="preserve">node is answering:</w:t>
+      </w:r>
+    </w:p>
+    <w:p>
+      <w:pPr>
+        <w:pStyle w:val="SourceCode"/>
+      </w:pPr>
+      <w:r>
+        <w:rPr>
+          <w:rStyle w:val="VerbatimChar"/>
+        </w:rPr>
+        <w:t xml:space="preserve">$ curl -o /dev/null -w '%{http_code}' http://172.19.255.200   -&gt;   200</w:t>
+      </w:r>
+      <w:r>
+        <w:br/>
+      </w:r>
+      <w:r>
+        <w:rPr>
+          <w:rStyle w:val="VerbatimChar"/>
+        </w:rPr>
+        <w:t xml:space="preserve">$ curl -o /dev/null -w '%{http_code}' http://172.19.255.240   -&gt;   200</w:t>
+      </w:r>
+      <w:r>
+        <w:br/>
+      </w:r>
+      <w:r>
+        <w:br/>
+      </w:r>
+      <w:r>
+        <w:rPr>
+          <w:rStyle w:val="VerbatimChar"/>
+        </w:rPr>
+        <w:t xml:space="preserve">$ kubectl -n kube-system get lease -o custom-columns=LEASE:.metadata.name,HOLDER:.spec.holderIdentity | grep l2announce</w:t>
+      </w:r>
+      <w:r>
+        <w:br/>
+      </w:r>
+      <w:r>
+        <w:rPr>
+          <w:rStyle w:val="VerbatimChar"/>
+        </w:rPr>
+        <w:t xml:space="preserve">cilium-l2announce-default-shopfront         lbipam-control-plane</w:t>
+      </w:r>
+      <w:r>
+        <w:br/>
+      </w:r>
+      <w:r>
+        <w:rPr>
+          <w:rStyle w:val="VerbatimChar"/>
+        </w:rPr>
+        <w:t xml:space="preserve">cilium-l2announce-default-shopfront-fixed   lbipam-control-plane</w:t>
+      </w:r>
+      <w:r>
+        <w:br/>
+      </w:r>
+      <w:r>
+        <w:rPr>
+          <w:rStyle w:val="VerbatimChar"/>
+        </w:rPr>
+        <w:t xml:space="preserve">cilium-l2announce-default-tenant-b          lbipam-control-plane</w:t>
+      </w:r>
+      <w:r>
+        <w:br/>
+      </w:r>
+      <w:r>
+        <w:br/>
+      </w:r>
+      <w:r>
+        <w:rPr>
+          <w:rStyle w:val="VerbatimChar"/>
+        </w:rPr>
+        <w:t xml:space="preserve">$ docker exec lbipam-control-plane cat /sys/class/net/eth0/address</w:t>
+      </w:r>
+      <w:r>
+        <w:br/>
+      </w:r>
+      <w:r>
+        <w:rPr>
+          <w:rStyle w:val="VerbatimChar"/>
+        </w:rPr>
+        <w:t xml:space="preserve">96:28:36:56:3b:56</w:t>
+      </w:r>
+      <w:r>
+        <w:br/>
+      </w:r>
+      <w:r>
+        <w:rPr>
+          <w:rStyle w:val="VerbatimChar"/>
+        </w:rPr>
+        <w:t xml:space="preserve">$ docker exec lbipam-worker cat /sys/class/net/eth0/address</w:t>
+      </w:r>
+      <w:r>
+        <w:br/>
+      </w:r>
+      <w:r>
+        <w:rPr>
+          <w:rStyle w:val="VerbatimChar"/>
+        </w:rPr>
+        <w:t xml:space="preserve">2a:9c:8d:4b:af:61</w:t>
+      </w:r>
+      <w:r>
+        <w:br/>
+      </w:r>
+      <w:r>
+        <w:br/>
+      </w:r>
+      <w:r>
+        <w:rPr>
+          <w:rStyle w:val="VerbatimChar"/>
+        </w:rPr>
+        <w:t xml:space="preserve">$ arping -c2 172.19.255.200</w:t>
+      </w:r>
+      <w:r>
+        <w:br/>
+      </w:r>
+      <w:r>
+        <w:rPr>
+          <w:rStyle w:val="VerbatimChar"/>
+        </w:rPr>
+        <w:t xml:space="preserve">Unicast reply from 172.19.255.200 [96:28:36:56:3B:56]  0.538ms</w:t>
+      </w:r>
+      <w:r>
+        <w:br/>
+      </w:r>
+      <w:r>
+        <w:rPr>
+          <w:rStyle w:val="VerbatimChar"/>
+        </w:rPr>
+        <w:t xml:space="preserve">Unicast reply from 172.19.255.200 [96:28:36:56:3B:56]  0.610ms</w:t>
+      </w:r>
+    </w:p>
+    <w:p>
+      <w:pPr>
+        <w:pStyle w:val="FirstParagraph"/>
+      </w:pPr>
+      <w:r>
+        <w:t xml:space="preserve">The replying MAC is the</w:t>
+      </w:r>
+      <w:r>
+        <w:t xml:space="preserve"> </w:t>
+      </w:r>
+      <w:r>
+        <w:rPr>
+          <w:b/>
+          <w:bCs/>
+        </w:rPr>
+        <w:t xml:space="preserve">lease holder's</w:t>
+      </w:r>
+      <w:r>
+        <w:t xml:space="preserve"> </w:t>
+      </w:r>
+      <w:r>
+        <w:rPr>
+          <w:rStyle w:val="VerbatimChar"/>
+        </w:rPr>
+        <w:t xml:space="preserve">eth0</w:t>
+      </w:r>
+      <w:r>
+        <w:t xml:space="preserve">. Cilium keeps one Kubernetes</w:t>
+      </w:r>
+      <w:r>
+        <w:t xml:space="preserve"> </w:t>
+      </w:r>
+      <w:r>
+        <w:rPr>
+          <w:rStyle w:val="VerbatimChar"/>
+        </w:rPr>
+        <w:t xml:space="preserve">Lease</w:t>
+      </w:r>
+      <w:r>
+        <w:t xml:space="preserve"> </w:t>
+      </w:r>
+      <w:r>
+        <w:t xml:space="preserve">per Service and the holder is the only node that answers —</w:t>
+      </w:r>
+      <w:r>
+        <w:t xml:space="preserve"> </w:t>
+      </w:r>
+      <w:r>
+        <w:rPr>
+          <w:b/>
+          <w:bCs/>
+        </w:rPr>
+        <w:t xml:space="preserve">architecturally identical to MetalLB L2 mode</w:t>
+      </w:r>
+      <w:r>
+        <w:t xml:space="preserve">, including the same single-node failure domain and the same failover window you measured in Step 3. Switching from MetalLB to LB-IPAM does</w:t>
+      </w:r>
+      <w:r>
+        <w:t xml:space="preserve"> </w:t>
+      </w:r>
+      <w:r>
+        <w:rPr>
+          <w:i/>
+          <w:iCs/>
+        </w:rPr>
+        <w:t xml:space="preserve">not</w:t>
+      </w:r>
+      <w:r>
+        <w:t xml:space="preserve"> </w:t>
+      </w:r>
+      <w:r>
+        <w:t xml:space="preserve">buy you multi-node ingress.</w:t>
+      </w:r>
+    </w:p>
+    <w:p>
+      <w:pPr>
+        <w:pStyle w:val="BodyText"/>
+      </w:pPr>
+      <w:r>
+        <w:t xml:space="preserve">The agent exposes what it is announcing:</w:t>
+      </w:r>
+    </w:p>
+    <w:p>
+      <w:pPr>
+        <w:pStyle w:val="SourceCode"/>
+      </w:pPr>
+      <w:r>
+        <w:rPr>
+          <w:rStyle w:val="VerbatimChar"/>
+        </w:rPr>
+        <w:t xml:space="preserve">$ kubectl -n kube-system exec $CILIUM_POD -c cilium-agent -- cilium-dbg shell -- db/show l2-announce</w:t>
+      </w:r>
+      <w:r>
+        <w:br/>
+      </w:r>
+      <w:r>
+        <w:rPr>
+          <w:rStyle w:val="VerbatimChar"/>
+        </w:rPr>
+        <w:t xml:space="preserve">IP               NetworkInterface</w:t>
+      </w:r>
+      <w:r>
+        <w:br/>
+      </w:r>
+      <w:r>
+        <w:rPr>
+          <w:rStyle w:val="VerbatimChar"/>
+        </w:rPr>
+        <w:t xml:space="preserve">172.19.254.0     eth0</w:t>
+      </w:r>
+      <w:r>
+        <w:br/>
+      </w:r>
+      <w:r>
+        <w:rPr>
+          <w:rStyle w:val="VerbatimChar"/>
+        </w:rPr>
+        <w:t xml:space="preserve">172.19.255.200   eth0</w:t>
+      </w:r>
+      <w:r>
+        <w:br/>
+      </w:r>
+      <w:r>
+        <w:rPr>
+          <w:rStyle w:val="VerbatimChar"/>
+        </w:rPr>
+        <w:t xml:space="preserve">172.19.255.240   eth0</w:t>
+      </w:r>
+    </w:p>
+    <w:bookmarkEnd w:id="32"/>
+    <w:bookmarkStart w:id="33" w:name="X7909fae689476c156aab4a7b7ff67a2183da5ae"/>
+    <w:p>
+      <w:pPr>
+        <w:pStyle w:val="Heading3"/>
+      </w:pPr>
+      <w:r>
+        <w:t xml:space="preserve">4.4 — Per-tenant pools, and the two traps in them</w:t>
+      </w:r>
+    </w:p>
+    <w:p>
+      <w:pPr>
+        <w:pStyle w:val="FirstParagraph"/>
+      </w:pPr>
+      <w:r>
+        <w:t xml:space="preserve">Cilium scopes a pool to Services by</w:t>
+      </w:r>
+      <w:r>
+        <w:t xml:space="preserve"> </w:t>
+      </w:r>
+      <w:r>
+        <w:rPr>
+          <w:b/>
+          <w:bCs/>
+        </w:rPr>
+        <w:t xml:space="preserve">label selector</w:t>
+      </w:r>
+      <w:r>
+        <w:t xml:space="preserve">, which is more expressive than MetalLB's namespace/annotation-based</w:t>
+      </w:r>
+      <w:r>
+        <w:t xml:space="preserve"> </w:t>
+      </w:r>
+      <w:r>
+        <w:rPr>
+          <w:rStyle w:val="VerbatimChar"/>
+        </w:rPr>
+        <w:t xml:space="preserve">IPAddressPool</w:t>
+      </w:r>
+      <w:r>
+        <w:t xml:space="preserve"> </w:t>
+      </w:r>
+      <w:r>
+        <w:t xml:space="preserve">sharing:</w:t>
+      </w:r>
+    </w:p>
+    <w:p>
+      <w:pPr>
+        <w:pStyle w:val="SourceCode"/>
+      </w:pPr>
+      <w:r>
+        <w:rPr>
+          <w:rStyle w:val="ExtensionTok"/>
+        </w:rPr>
+        <w:t xml:space="preserve">kubectl</w:t>
+      </w:r>
+      <w:r>
+        <w:rPr>
+          <w:rStyle w:val="NormalTok"/>
+        </w:rPr>
+        <w:t xml:space="preserve"> apply </w:t>
+      </w:r>
+      <w:r>
+        <w:rPr>
+          <w:rStyle w:val="AttributeTok"/>
+        </w:rPr>
+        <w:t xml:space="preserve">-f</w:t>
+      </w:r>
+      <w:r>
+        <w:rPr>
+          <w:rStyle w:val="NormalTok"/>
+        </w:rPr>
+        <w:t xml:space="preserve"> </w:t>
+      </w:r>
+      <w:r>
+        <w:rPr>
+          <w:rStyle w:val="AttributeTok"/>
+        </w:rPr>
+        <w:t xml:space="preserve">-</w:t>
+      </w:r>
+      <w:r>
+        <w:rPr>
+          <w:rStyle w:val="NormalTok"/>
+        </w:rPr>
+        <w:t xml:space="preserve"> </w:t>
+      </w:r>
+      <w:r>
+        <w:rPr>
+          <w:rStyle w:val="OperatorTok"/>
+        </w:rPr>
+        <w:t xml:space="preserve">&lt;&lt;'EOF'</w:t>
+      </w:r>
+      <w:r>
+        <w:br/>
+      </w:r>
+      <w:r>
+        <w:rPr>
+          <w:rStyle w:val="StringTok"/>
+        </w:rPr>
+        <w:t xml:space="preserve">apiVersion: cilium.io/v2</w:t>
+      </w:r>
+      <w:r>
+        <w:br/>
+      </w:r>
+      <w:r>
+        <w:rPr>
+          <w:rStyle w:val="StringTok"/>
+        </w:rPr>
+        <w:t xml:space="preserve">kind: CiliumLoadBalancerIPPool</w:t>
+      </w:r>
+      <w:r>
+        <w:br/>
+      </w:r>
+      <w:r>
+        <w:rPr>
+          <w:rStyle w:val="StringTok"/>
+        </w:rPr>
+        <w:t xml:space="preserve">metadata:</w:t>
+      </w:r>
+      <w:r>
+        <w:br/>
+      </w:r>
+      <w:r>
+        <w:rPr>
+          <w:rStyle w:val="StringTok"/>
+        </w:rPr>
+        <w:t xml:space="preserve">  name: tenant-b-pool</w:t>
+      </w:r>
+      <w:r>
+        <w:br/>
+      </w:r>
+      <w:r>
+        <w:rPr>
+          <w:rStyle w:val="StringTok"/>
+        </w:rPr>
+        <w:t xml:space="preserve">spec:</w:t>
+      </w:r>
+      <w:r>
+        <w:br/>
+      </w:r>
+      <w:r>
+        <w:rPr>
+          <w:rStyle w:val="StringTok"/>
+        </w:rPr>
+        <w:t xml:space="preserve">  blocks:</w:t>
+      </w:r>
+      <w:r>
+        <w:br/>
+      </w:r>
+      <w:r>
+        <w:rPr>
+          <w:rStyle w:val="StringTok"/>
+        </w:rPr>
+        <w:t xml:space="preserve">    - { cidr: "172.19.254.0/29" }</w:t>
+      </w:r>
+      <w:r>
+        <w:br/>
+      </w:r>
+      <w:r>
+        <w:rPr>
+          <w:rStyle w:val="StringTok"/>
+        </w:rPr>
+        <w:t xml:space="preserve">  serviceSelector:</w:t>
+      </w:r>
+      <w:r>
+        <w:br/>
+      </w:r>
+      <w:r>
+        <w:rPr>
+          <w:rStyle w:val="StringTok"/>
+        </w:rPr>
+        <w:t xml:space="preserve">    matchLabels:</w:t>
+      </w:r>
+      <w:r>
+        <w:br/>
+      </w:r>
+      <w:r>
+        <w:rPr>
+          <w:rStyle w:val="StringTok"/>
+        </w:rPr>
+        <w:t xml:space="preserve">      tenant: b</w:t>
+      </w:r>
+      <w:r>
+        <w:br/>
+      </w:r>
+      <w:r>
+        <w:rPr>
+          <w:rStyle w:val="OperatorTok"/>
+        </w:rPr>
+        <w:t xml:space="preserve">EOF</w:t>
+      </w:r>
+      <w:r>
+        <w:br/>
+      </w:r>
+      <w:r>
+        <w:rPr>
+          <w:rStyle w:val="ExtensionTok"/>
+        </w:rPr>
+        <w:t xml:space="preserve">kubectl</w:t>
+      </w:r>
+      <w:r>
+        <w:rPr>
+          <w:rStyle w:val="NormalTok"/>
+        </w:rPr>
+        <w:t xml:space="preserve"> expose deploy tenant-b </w:t>
+      </w:r>
+      <w:r>
+        <w:rPr>
+          <w:rStyle w:val="AttributeTok"/>
+        </w:rPr>
+        <w:t xml:space="preserve">--type</w:t>
+      </w:r>
+      <w:r>
+        <w:rPr>
+          <w:rStyle w:val="OperatorTok"/>
+        </w:rPr>
+        <w:t xml:space="preserve">=</w:t>
+      </w:r>
+      <w:r>
+        <w:rPr>
+          <w:rStyle w:val="NormalTok"/>
+        </w:rPr>
+        <w:t xml:space="preserve">LoadBalancer </w:t>
+      </w:r>
+      <w:r>
+        <w:rPr>
+          <w:rStyle w:val="AttributeTok"/>
+        </w:rPr>
+        <w:t xml:space="preserve">--port</w:t>
+      </w:r>
+      <w:r>
+        <w:rPr>
+          <w:rStyle w:val="OperatorTok"/>
+        </w:rPr>
+        <w:t xml:space="preserve">=</w:t>
+      </w:r>
+      <w:r>
+        <w:rPr>
+          <w:rStyle w:val="NormalTok"/>
+        </w:rPr>
+        <w:t xml:space="preserve">80 </w:t>
+      </w:r>
+      <w:r>
+        <w:rPr>
+          <w:rStyle w:val="AttributeTok"/>
+        </w:rPr>
+        <w:t xml:space="preserve">--labels</w:t>
+      </w:r>
+      <w:r>
+        <w:rPr>
+          <w:rStyle w:val="OperatorTok"/>
+        </w:rPr>
+        <w:t xml:space="preserve">=</w:t>
+      </w:r>
+      <w:r>
+        <w:rPr>
+          <w:rStyle w:val="NormalTok"/>
+        </w:rPr>
+        <w:t xml:space="preserve">tenant=b</w:t>
+      </w:r>
+    </w:p>
+    <w:p>
+      <w:pPr>
+        <w:pStyle w:val="FirstParagraph"/>
+      </w:pPr>
+      <w:r>
+        <w:t xml:space="preserve">Expect</w:t>
+      </w:r>
+      <w:r>
+        <w:t xml:space="preserve"> </w:t>
+      </w:r>
+      <w:r>
+        <w:rPr>
+          <w:rStyle w:val="VerbatimChar"/>
+        </w:rPr>
+        <w:t xml:space="preserve">tenant-b</w:t>
+      </w:r>
+      <w:r>
+        <w:t xml:space="preserve"> </w:t>
+      </w:r>
+      <w:r>
+        <w:t xml:space="preserve">to land in</w:t>
+      </w:r>
+      <w:r>
+        <w:t xml:space="preserve"> </w:t>
+      </w:r>
+      <w:r>
+        <w:rPr>
+          <w:rStyle w:val="VerbatimChar"/>
+        </w:rPr>
+        <w:t xml:space="preserve">172.19.254.x</w:t>
+      </w:r>
+      <w:r>
+        <w:t xml:space="preserve">.</w:t>
+      </w:r>
+      <w:r>
+        <w:t xml:space="preserve"> </w:t>
+      </w:r>
+      <w:r>
+        <w:rPr>
+          <w:b/>
+          <w:bCs/>
+        </w:rPr>
+        <w:t xml:space="preserve">It did not.</w:t>
+      </w:r>
+      <w:r>
+        <w:t xml:space="preserve"> </w:t>
+      </w:r>
+      <w:r>
+        <w:t xml:space="preserve">It got</w:t>
+      </w:r>
+      <w:r>
+        <w:t xml:space="preserve"> </w:t>
+      </w:r>
+      <w:r>
+        <w:rPr>
+          <w:rStyle w:val="VerbatimChar"/>
+        </w:rPr>
+        <w:t xml:space="preserve">172.19.255.241</w:t>
+      </w:r>
+      <w:r>
+        <w:t xml:space="preserve"> </w:t>
+      </w:r>
+      <w:r>
+        <w:t xml:space="preserve">— out of</w:t>
+      </w:r>
+      <w:r>
+        <w:t xml:space="preserve"> </w:t>
+      </w:r>
+      <w:r>
+        <w:rPr>
+          <w:rStyle w:val="VerbatimChar"/>
+        </w:rPr>
+        <w:t xml:space="preserve">shop-pool</w:t>
+      </w:r>
+      <w:r>
+        <w:t xml:space="preserve">:</w:t>
+      </w:r>
+    </w:p>
+    <w:p>
+      <w:pPr>
+        <w:pStyle w:val="SourceCode"/>
+      </w:pPr>
+      <w:r>
+        <w:rPr>
+          <w:rStyle w:val="VerbatimChar"/>
+        </w:rPr>
+        <w:t xml:space="preserve">NAME       LABELS   EXTERNAL-IP</w:t>
+      </w:r>
+      <w:r>
+        <w:br/>
+      </w:r>
+      <w:r>
+        <w:rPr>
+          <w:rStyle w:val="VerbatimChar"/>
+        </w:rPr>
+        <w:t xml:space="preserve">tenant-b   b        172.19.255.241</w:t>
+      </w:r>
+    </w:p>
+    <w:p>
+      <w:pPr>
+        <w:pStyle w:val="BlockText"/>
+      </w:pPr>
+      <w:r>
+        <w:t xml:space="preserve">⚠️</w:t>
+      </w:r>
+      <w:r>
+        <w:t xml:space="preserve"> </w:t>
+      </w:r>
+      <w:r>
+        <w:rPr>
+          <w:b/>
+          <w:bCs/>
+        </w:rPr>
+        <w:t xml:space="preserve">Gotcha 1 — a pool with no</w:t>
+      </w:r>
+      <w:r>
+        <w:rPr>
+          <w:b/>
+          <w:bCs/>
+        </w:rPr>
+        <w:t xml:space="preserve"> </w:t>
+      </w:r>
+      <w:r>
+        <w:rPr>
+          <w:rStyle w:val="VerbatimChar"/>
+          <w:b/>
+          <w:bCs/>
+        </w:rPr>
+        <w:t xml:space="preserve">serviceSelector</w:t>
+      </w:r>
+      <w:r>
+        <w:rPr>
+          <w:b/>
+          <w:bCs/>
+        </w:rPr>
+        <w:t xml:space="preserve"> </w:t>
+      </w:r>
+      <w:r>
+        <w:rPr>
+          <w:b/>
+          <w:bCs/>
+        </w:rPr>
+        <w:t xml:space="preserve">is a catch-all and will win.</w:t>
+      </w:r>
+      <w:r>
+        <w:t xml:space="preserve"> </w:t>
+      </w:r>
+      <w:r>
+        <w:rPr>
+          <w:rStyle w:val="VerbatimChar"/>
+        </w:rPr>
+        <w:t xml:space="preserve">shop-pool</w:t>
+      </w:r>
+      <w:r>
+        <w:t xml:space="preserve"> </w:t>
+      </w:r>
+      <w:r>
+        <w:t xml:space="preserve">had no selector, so it matched</w:t>
+      </w:r>
+      <w:r>
+        <w:t xml:space="preserve"> </w:t>
+      </w:r>
+      <w:r>
+        <w:rPr>
+          <w:i/>
+          <w:iCs/>
+        </w:rPr>
+        <w:t xml:space="preserve">every</w:t>
+      </w:r>
+      <w:r>
+        <w:t xml:space="preserve"> </w:t>
+      </w:r>
+      <w:r>
+        <w:t xml:space="preserve">Service, including the correctly-labelled</w:t>
+      </w:r>
+      <w:r>
+        <w:t xml:space="preserve"> </w:t>
+      </w:r>
+      <w:r>
+        <w:rPr>
+          <w:rStyle w:val="VerbatimChar"/>
+        </w:rPr>
+        <w:t xml:space="preserve">tenant=b</w:t>
+      </w:r>
+      <w:r>
+        <w:t xml:space="preserve"> </w:t>
+      </w:r>
+      <w:r>
+        <w:t xml:space="preserve">one. Having the right label on the Service is not enough; a more specific pool does not take priority. The fix is to give</w:t>
+      </w:r>
+      <w:r>
+        <w:t xml:space="preserve"> </w:t>
+      </w:r>
+      <w:r>
+        <w:rPr>
+          <w:b/>
+          <w:bCs/>
+        </w:rPr>
+        <w:t xml:space="preserve">every</w:t>
+      </w:r>
+      <w:r>
+        <w:t xml:space="preserve"> </w:t>
+      </w:r>
+      <w:r>
+        <w:t xml:space="preserve">pool a</w:t>
+      </w:r>
+      <w:r>
+        <w:t xml:space="preserve"> </w:t>
+      </w:r>
+      <w:r>
+        <w:rPr>
+          <w:rStyle w:val="VerbatimChar"/>
+        </w:rPr>
+        <w:t xml:space="preserve">serviceSelector</w:t>
+      </w:r>
+      <w:r>
+        <w:t xml:space="preserve"> </w:t>
+      </w:r>
+      <w:r>
+        <w:t xml:space="preserve">— once</w:t>
+      </w:r>
+      <w:r>
+        <w:t xml:space="preserve"> </w:t>
+      </w:r>
+      <w:r>
+        <w:rPr>
+          <w:rStyle w:val="VerbatimChar"/>
+        </w:rPr>
+        <w:t xml:space="preserve">shop-pool</w:t>
+      </w:r>
+      <w:r>
+        <w:t xml:space="preserve"> </w:t>
+      </w:r>
+      <w:r>
+        <w:t xml:space="preserve">was scoped to</w:t>
+      </w:r>
+      <w:r>
+        <w:t xml:space="preserve"> </w:t>
+      </w:r>
+      <w:r>
+        <w:rPr>
+          <w:rStyle w:val="VerbatimChar"/>
+        </w:rPr>
+        <w:t xml:space="preserve">tenant: a</w:t>
+      </w:r>
+      <w:r>
+        <w:t xml:space="preserve">, the same Service was re-created and landed on</w:t>
+      </w:r>
+      <w:r>
+        <w:t xml:space="preserve"> </w:t>
+      </w:r>
+      <w:r>
+        <w:rPr>
+          <w:rStyle w:val="VerbatimChar"/>
+        </w:rPr>
+        <w:t xml:space="preserve">172.19.254.0</w:t>
+      </w:r>
+      <w:r>
+        <w:t xml:space="preserve"> </w:t>
+      </w:r>
+      <w:r>
+        <w:t xml:space="preserve">as intended. In a multi-tenant cluster, treat an unscoped pool as a misconfiguration.</w:t>
+      </w:r>
+    </w:p>
+    <w:p>
+      <w:pPr>
+        <w:pStyle w:val="FirstParagraph"/>
+      </w:pPr>
+      <w:r>
+        <w:t xml:space="preserve">Scoping</w:t>
+      </w:r>
+      <w:r>
+        <w:t xml:space="preserve"> </w:t>
+      </w:r>
+      <w:r>
+        <w:rPr>
+          <w:rStyle w:val="VerbatimChar"/>
+        </w:rPr>
+        <w:t xml:space="preserve">shop-pool</w:t>
+      </w:r>
+      <w:r>
+        <w:t xml:space="preserve"> </w:t>
+      </w:r>
+      <w:r>
+        <w:t xml:space="preserve">after the fact revealed the second, more dangerous behaviour:</w:t>
+      </w:r>
+    </w:p>
+    <w:p>
+      <w:pPr>
+        <w:pStyle w:val="SourceCode"/>
+      </w:pPr>
+      <w:r>
+        <w:rPr>
+          <w:rStyle w:val="VerbatimChar"/>
+        </w:rPr>
+        <w:t xml:space="preserve">$ kubectl get svc shopfront shopfront-fixed   # before</w:t>
+      </w:r>
+      <w:r>
+        <w:br/>
+      </w:r>
+      <w:r>
+        <w:rPr>
+          <w:rStyle w:val="VerbatimChar"/>
+        </w:rPr>
+        <w:t xml:space="preserve">shopfront         LoadBalancer   10.96.59.24     172.19.255.200   80:31166/TCP   12m</w:t>
+      </w:r>
+      <w:r>
+        <w:br/>
+      </w:r>
+      <w:r>
+        <w:rPr>
+          <w:rStyle w:val="VerbatimChar"/>
+        </w:rPr>
+        <w:t xml:space="preserve">shopfront-fixed   LoadBalancer   10.96.172.101   172.19.255.240   80:32296/TCP   9m11s</w:t>
+      </w:r>
+      <w:r>
+        <w:br/>
+      </w:r>
+      <w:r>
+        <w:br/>
+      </w:r>
+      <w:r>
+        <w:rPr>
+          <w:rStyle w:val="VerbatimChar"/>
+        </w:rPr>
+        <w:t xml:space="preserve">$ kubectl patch ciliumloadbalancerippool shop-pool --type merge \</w:t>
+      </w:r>
+      <w:r>
+        <w:br/>
+      </w:r>
+      <w:r>
+        <w:rPr>
+          <w:rStyle w:val="VerbatimChar"/>
+        </w:rPr>
+        <w:t xml:space="preserve">    -p '{"spec":{"serviceSelector":{"matchLabels":{"tenant":"qa"}}}}'</w:t>
+      </w:r>
+      <w:r>
+        <w:br/>
+      </w:r>
+      <w:r>
+        <w:rPr>
+          <w:rStyle w:val="VerbatimChar"/>
+        </w:rPr>
+        <w:t xml:space="preserve">ciliumloadbalancerippool.cilium.io/shop-pool patched</w:t>
+      </w:r>
+      <w:r>
+        <w:br/>
+      </w:r>
+      <w:r>
+        <w:br/>
+      </w:r>
+      <w:r>
+        <w:rPr>
+          <w:rStyle w:val="VerbatimChar"/>
+        </w:rPr>
+        <w:t xml:space="preserve">$ kubectl get svc shopfront shopfront-fixed   # 12s later</w:t>
+      </w:r>
+      <w:r>
+        <w:br/>
+      </w:r>
+      <w:r>
+        <w:rPr>
+          <w:rStyle w:val="VerbatimChar"/>
+        </w:rPr>
+        <w:t xml:space="preserve">shopfront         LoadBalancer   10.96.59.24     &lt;pending&gt;     80:31166/TCP   12m</w:t>
+      </w:r>
+      <w:r>
+        <w:br/>
+      </w:r>
+      <w:r>
+        <w:rPr>
+          <w:rStyle w:val="VerbatimChar"/>
+        </w:rPr>
+        <w:t xml:space="preserve">shopfront-fixed   LoadBalancer   10.96.172.101   &lt;pending&gt;     80:32296/TCP   9m23s</w:t>
+      </w:r>
+    </w:p>
+    <w:p>
+      <w:pPr>
+        <w:pStyle w:val="BlockText"/>
+      </w:pPr>
+      <w:r>
+        <w:t xml:space="preserve">🚨</w:t>
+      </w:r>
+      <w:r>
+        <w:t xml:space="preserve"> </w:t>
+      </w:r>
+      <w:r>
+        <w:rPr>
+          <w:b/>
+          <w:bCs/>
+        </w:rPr>
+        <w:t xml:space="preserve">Gotcha 2 — narrowing a pool's</w:t>
+      </w:r>
+      <w:r>
+        <w:rPr>
+          <w:b/>
+          <w:bCs/>
+        </w:rPr>
+        <w:t xml:space="preserve"> </w:t>
+      </w:r>
+      <w:r>
+        <w:rPr>
+          <w:rStyle w:val="VerbatimChar"/>
+          <w:b/>
+          <w:bCs/>
+        </w:rPr>
+        <w:t xml:space="preserve">serviceSelector</w:t>
+      </w:r>
+      <w:r>
+        <w:rPr>
+          <w:b/>
+          <w:bCs/>
+        </w:rPr>
+        <w:t xml:space="preserve"> </w:t>
+      </w:r>
+      <w:r>
+        <w:rPr>
+          <w:b/>
+          <w:bCs/>
+        </w:rPr>
+        <w:t xml:space="preserve">revokes addresses from live Services.</w:t>
+      </w:r>
+      <w:r>
+        <w:t xml:space="preserve"> </w:t>
+      </w:r>
+      <w:r>
+        <w:t xml:space="preserve">Two working, traffic-serving Services lost their external IPs</w:t>
+      </w:r>
+      <w:r>
+        <w:t xml:space="preserve"> </w:t>
+      </w:r>
+      <w:r>
+        <w:rPr>
+          <w:b/>
+          <w:bCs/>
+        </w:rPr>
+        <w:t xml:space="preserve">12 seconds</w:t>
+      </w:r>
+      <w:r>
+        <w:t xml:space="preserve"> </w:t>
+      </w:r>
+      <w:r>
+        <w:t xml:space="preserve">after an edit to a pool, with no warning and no admission rejection. Re-labelling the Services</w:t>
+      </w:r>
+      <w:r>
+        <w:t xml:space="preserve"> </w:t>
+      </w:r>
+      <w:r>
+        <w:rPr>
+          <w:rStyle w:val="VerbatimChar"/>
+        </w:rPr>
+        <w:t xml:space="preserve">tenant=a</w:t>
+      </w:r>
+      <w:r>
+        <w:t xml:space="preserve"> </w:t>
+      </w:r>
+      <w:r>
+        <w:t xml:space="preserve">restored the</w:t>
+      </w:r>
+      <w:r>
+        <w:t xml:space="preserve"> </w:t>
+      </w:r>
+      <w:r>
+        <w:rPr>
+          <w:i/>
+          <w:iCs/>
+        </w:rPr>
+        <w:t xml:space="preserve">same</w:t>
+      </w:r>
+      <w:r>
+        <w:t xml:space="preserve"> </w:t>
+      </w:r>
+      <w:r>
+        <w:t xml:space="preserve">two addresses and traffic resumed (</w:t>
+      </w:r>
+      <w:r>
+        <w:rPr>
+          <w:rStyle w:val="VerbatimChar"/>
+        </w:rPr>
+        <w:t xml:space="preserve">http_code=200</w:t>
+      </w:r>
+      <w:r>
+        <w:t xml:space="preserve">), but during the gap they were unreachable from outside the cluster. Editing a</w:t>
+      </w:r>
+      <w:r>
+        <w:t xml:space="preserve"> </w:t>
+      </w:r>
+      <w:r>
+        <w:rPr>
+          <w:rStyle w:val="VerbatimChar"/>
+        </w:rPr>
+        <w:t xml:space="preserve">CiliumLoadBalancerIPPool</w:t>
+      </w:r>
+      <w:r>
+        <w:t xml:space="preserve"> </w:t>
+      </w:r>
+      <w:r>
+        <w:t xml:space="preserve">selector in production is an outage-class change — treat it like editing a firewall rule, not like adding a label.</w:t>
+      </w:r>
+    </w:p>
+    <w:bookmarkEnd w:id="33"/>
+    <w:bookmarkStart w:id="34" w:name="X5783bf566a09991f7e845aac3101b50084cb719"/>
+    <w:p>
+      <w:pPr>
+        <w:pStyle w:val="Heading3"/>
+      </w:pPr>
+      <w:r>
+        <w:t xml:space="preserve">4.5 — Overlapping pools are refused, not silently merged</w:t>
+      </w:r>
+    </w:p>
+    <w:p>
+      <w:pPr>
+        <w:pStyle w:val="SourceCode"/>
+      </w:pPr>
+      <w:r>
+        <w:rPr>
+          <w:rStyle w:val="VerbatimChar"/>
+        </w:rPr>
+        <w:t xml:space="preserve">$ kubectl get ciliumloadbalancerippool</w:t>
+      </w:r>
+      <w:r>
+        <w:br/>
+      </w:r>
+      <w:r>
+        <w:rPr>
+          <w:rStyle w:val="VerbatimChar"/>
+        </w:rPr>
+        <w:t xml:space="preserve">NAME            DISABLED   CONFLICTING   IPS AVAILABLE   AGE</w:t>
+      </w:r>
+      <w:r>
+        <w:br/>
+      </w:r>
+      <w:r>
+        <w:rPr>
+          <w:rStyle w:val="VerbatimChar"/>
+        </w:rPr>
+        <w:t xml:space="preserve">overlap-pool    false      True          11              8s</w:t>
+      </w:r>
+      <w:r>
+        <w:br/>
+      </w:r>
+      <w:r>
+        <w:rPr>
+          <w:rStyle w:val="VerbatimChar"/>
+        </w:rPr>
+        <w:t xml:space="preserve">shop-pool       false      False         49              11m</w:t>
+      </w:r>
+      <w:r>
+        <w:br/>
+      </w:r>
+      <w:r>
+        <w:br/>
+      </w:r>
+      <w:r>
+        <w:rPr>
+          <w:rStyle w:val="VerbatimChar"/>
+        </w:rPr>
+        <w:t xml:space="preserve">$ kubectl get ciliumloadbalancerippool overlap-pool \</w:t>
+      </w:r>
+      <w:r>
+        <w:br/>
+      </w:r>
+      <w:r>
+        <w:rPr>
+          <w:rStyle w:val="VerbatimChar"/>
+        </w:rPr>
+        <w:t xml:space="preserve">    -o jsonpath='{.status.conditions[?(@.type=="cilium.io/PoolConflict")].message}'</w:t>
+      </w:r>
+      <w:r>
+        <w:br/>
+      </w:r>
+      <w:r>
+        <w:rPr>
+          <w:rStyle w:val="VerbatimChar"/>
+        </w:rPr>
+        <w:t xml:space="preserve">Pool conflicts since range '172.19.255.240 - 172.19.255.250' overlaps range</w:t>
+      </w:r>
+      <w:r>
+        <w:br/>
+      </w:r>
+      <w:r>
+        <w:rPr>
+          <w:rStyle w:val="VerbatimChar"/>
+        </w:rPr>
+        <w:t xml:space="preserve">'172.19.255.200 - 172.19.255.250' from IP Pool 'shop-pool'</w:t>
+      </w:r>
+    </w:p>
+    <w:p>
+      <w:pPr>
+        <w:pStyle w:val="FirstParagraph"/>
+      </w:pPr>
+      <w:r>
+        <w:t xml:space="preserve">The conflicting pool is marked</w:t>
+      </w:r>
+      <w:r>
+        <w:t xml:space="preserve"> </w:t>
+      </w:r>
+      <w:r>
+        <w:rPr>
+          <w:rStyle w:val="VerbatimChar"/>
+        </w:rPr>
+        <w:t xml:space="preserve">CONFLICTING=True</w:t>
+      </w:r>
+      <w:r>
+        <w:t xml:space="preserve"> </w:t>
+      </w:r>
+      <w:r>
+        <w:t xml:space="preserve">and stops allocating; the existing pool keeps working. This is genuinely better than MetalLB, where overlapping</w:t>
+      </w:r>
+      <w:r>
+        <w:t xml:space="preserve"> </w:t>
+      </w:r>
+      <w:r>
+        <w:rPr>
+          <w:rStyle w:val="VerbatimChar"/>
+        </w:rPr>
+        <w:t xml:space="preserve">IPAddressPool</w:t>
+      </w:r>
+      <w:r>
+        <w:t xml:space="preserve"> </w:t>
+      </w:r>
+      <w:r>
+        <w:t xml:space="preserve">ranges are not flagged for you.</w:t>
+      </w:r>
+    </w:p>
+    <w:p>
+      <w:pPr>
+        <w:pStyle w:val="BlockText"/>
+      </w:pPr>
+      <w:r>
+        <w:t xml:space="preserve">⚠️</w:t>
+      </w:r>
+      <w:r>
+        <w:t xml:space="preserve"> </w:t>
+      </w:r>
+      <w:r>
+        <w:rPr>
+          <w:b/>
+          <w:bCs/>
+        </w:rPr>
+        <w:t xml:space="preserve">Gotcha — when a Service matches no pool,</w:t>
+      </w:r>
+      <w:r>
+        <w:rPr>
+          <w:b/>
+          <w:bCs/>
+        </w:rPr>
+        <w:t xml:space="preserve"> </w:t>
+      </w:r>
+      <w:r>
+        <w:rPr>
+          <w:rStyle w:val="VerbatimChar"/>
+          <w:b/>
+          <w:bCs/>
+        </w:rPr>
+        <w:t xml:space="preserve">kubectl describe</w:t>
+      </w:r>
+      <w:r>
+        <w:rPr>
+          <w:b/>
+          <w:bCs/>
+        </w:rPr>
+        <w:t xml:space="preserve"> </w:t>
+      </w:r>
+      <w:r>
+        <w:rPr>
+          <w:b/>
+          <w:bCs/>
+        </w:rPr>
+        <w:t xml:space="preserve">tells you nothing.</w:t>
+      </w:r>
+      <w:r>
+        <w:t xml:space="preserve"> </w:t>
+      </w:r>
+      <w:r>
+        <w:t xml:space="preserve">There is no Event at all:</w:t>
+      </w:r>
+    </w:p>
+    <w:p>
+      <w:pPr>
+        <w:pStyle w:val="SourceCode"/>
+      </w:pPr>
+      <w:r>
+        <w:rPr>
+          <w:rStyle w:val="VerbatimChar"/>
+        </w:rPr>
+        <w:t xml:space="preserve">$ kubectl describe svc orphan | sed -n '/Events/,$p'</w:t>
+      </w:r>
+      <w:r>
+        <w:br/>
+      </w:r>
+      <w:r>
+        <w:rPr>
+          <w:rStyle w:val="VerbatimChar"/>
+        </w:rPr>
+        <w:t xml:space="preserve">Events:                   &lt;none&gt;</w:t>
+      </w:r>
+    </w:p>
+    <w:p>
+      <w:pPr>
+        <w:pStyle w:val="BlockText"/>
+      </w:pPr>
+      <w:r>
+        <w:t xml:space="preserve">The explanation is on the Service's</w:t>
+      </w:r>
+      <w:r>
+        <w:t xml:space="preserve"> </w:t>
+      </w:r>
+      <w:r>
+        <w:rPr>
+          <w:b/>
+          <w:bCs/>
+        </w:rPr>
+        <w:t xml:space="preserve">conditions</w:t>
+      </w:r>
+      <w:r>
+        <w:t xml:space="preserve">, which</w:t>
+      </w:r>
+      <w:r>
+        <w:t xml:space="preserve"> </w:t>
+      </w:r>
+      <w:r>
+        <w:rPr>
+          <w:rStyle w:val="VerbatimChar"/>
+        </w:rPr>
+        <w:t xml:space="preserve">describe</w:t>
+      </w:r>
+      <w:r>
+        <w:t xml:space="preserve"> </w:t>
+      </w:r>
+      <w:r>
+        <w:t xml:space="preserve">does not print:</w:t>
+      </w:r>
+    </w:p>
+    <w:p>
+      <w:pPr>
+        <w:pStyle w:val="SourceCode"/>
+      </w:pPr>
+      <w:r>
+        <w:rPr>
+          <w:rStyle w:val="VerbatimChar"/>
+        </w:rPr>
+        <w:t xml:space="preserve">$ kubectl get svc orphan -o jsonpath='{.status.conditions}'</w:t>
+      </w:r>
+      <w:r>
+        <w:br/>
+      </w:r>
+      <w:r>
+        <w:rPr>
+          <w:rStyle w:val="VerbatimChar"/>
+        </w:rPr>
+        <w:t xml:space="preserve">[{"type":"cilium.io/IPAMRequestSatisfied","status":"False","reason":"no_pool",</w:t>
+      </w:r>
+      <w:r>
+        <w:br/>
+      </w:r>
+      <w:r>
+        <w:rPr>
+          <w:rStyle w:val="VerbatimChar"/>
+        </w:rPr>
+        <w:t xml:space="preserve">  "message":"There are no enabled CiliumLoadBalancerIPPools that match this service"}]</w:t>
+      </w:r>
+    </w:p>
+    <w:p>
+      <w:pPr>
+        <w:pStyle w:val="BlockText"/>
+      </w:pPr>
+      <w:r>
+        <w:t xml:space="preserve">Make</w:t>
+      </w:r>
+      <w:r>
+        <w:t xml:space="preserve"> </w:t>
+      </w:r>
+      <w:r>
+        <w:rPr>
+          <w:rStyle w:val="VerbatimChar"/>
+        </w:rPr>
+        <w:t xml:space="preserve">kubectl get svc &lt;name&gt; -o jsonpath='{.status.conditions}'</w:t>
+      </w:r>
+      <w:r>
+        <w:t xml:space="preserve"> </w:t>
+      </w:r>
+      <w:r>
+        <w:t xml:space="preserve">the first thing you run when an LB-IPAM address does not appear.</w:t>
+      </w:r>
+    </w:p>
+    <w:bookmarkEnd w:id="34"/>
+    <w:bookmarkStart w:id="35" w:name="Xecbae79f0e89421efe4ae9718ea76ffe3b5f6eb"/>
+    <w:p>
+      <w:pPr>
+        <w:pStyle w:val="Heading3"/>
+      </w:pPr>
+      <w:r>
+        <w:t xml:space="preserve">4.6 — When to prefer the Cilium BGP control plane over MetalLB BGP mode</w:t>
+      </w:r>
+    </w:p>
+    <w:p>
+      <w:pPr>
+        <w:pStyle w:val="FirstParagraph"/>
+      </w:pPr>
+      <w:r>
+        <w:t xml:space="preserve">Everything above was L2. Both projects also speak BGP, and in Cilium that is a</w:t>
+      </w:r>
+      <w:r>
+        <w:t xml:space="preserve"> </w:t>
+      </w:r>
+      <w:r>
+        <w:rPr>
+          <w:b/>
+          <w:bCs/>
+        </w:rPr>
+        <w:t xml:space="preserve">third</w:t>
+      </w:r>
+      <w:r>
+        <w:t xml:space="preserve"> </w:t>
+      </w:r>
+      <w:r>
+        <w:t xml:space="preserve">feature, off by default — the CRDs are not even registered until you enable it:</w:t>
+      </w:r>
+    </w:p>
+    <w:p>
+      <w:pPr>
+        <w:pStyle w:val="SourceCode"/>
+      </w:pPr>
+      <w:r>
+        <w:rPr>
+          <w:rStyle w:val="VerbatimChar"/>
+        </w:rPr>
+        <w:t xml:space="preserve">$ kubectl -n kube-system get cm cilium-config -o jsonpath="{.data.enable-bgp-control-plane}"</w:t>
+      </w:r>
+      <w:r>
+        <w:br/>
+      </w:r>
+      <w:r>
+        <w:rPr>
+          <w:rStyle w:val="VerbatimChar"/>
+        </w:rPr>
+        <w:t xml:space="preserve">(empty — disabled)</w:t>
+      </w:r>
+      <w:r>
+        <w:br/>
+      </w:r>
+      <w:r>
+        <w:rPr>
+          <w:rStyle w:val="VerbatimChar"/>
+        </w:rPr>
+        <w:t xml:space="preserve">$ kubectl api-resources --api-group=cilium.io | grep -i bgp</w:t>
+      </w:r>
+      <w:r>
+        <w:br/>
+      </w:r>
+      <w:r>
+        <w:rPr>
+          <w:rStyle w:val="VerbatimChar"/>
+        </w:rPr>
+        <w:t xml:space="preserve">(no output — the BGP CRDs are not even registered until bgpControlPlane.enabled=true)</w:t>
+      </w:r>
+    </w:p>
+    <w:p>
+      <w:pPr>
+        <w:pStyle w:val="FirstParagraph"/>
+      </w:pPr>
+      <w:r>
+        <w:t xml:space="preserve">Enable it with</w:t>
+      </w:r>
+      <w:r>
+        <w:t xml:space="preserve"> </w:t>
+      </w:r>
+      <w:r>
+        <w:rPr>
+          <w:rStyle w:val="VerbatimChar"/>
+        </w:rPr>
+        <w:t xml:space="preserve">--set bgpControlPlane.enabled=true</w:t>
+      </w:r>
+      <w:r>
+        <w:t xml:space="preserve">, then configure</w:t>
+      </w:r>
+      <w:r>
+        <w:t xml:space="preserve"> </w:t>
+      </w:r>
+      <w:r>
+        <w:rPr>
+          <w:rStyle w:val="VerbatimChar"/>
+        </w:rPr>
+        <w:t xml:space="preserve">CiliumBGPClusterConfig</w:t>
+      </w:r>
+      <w:r>
+        <w:t xml:space="preserve"> </w:t>
+      </w:r>
+      <w:r>
+        <w:t xml:space="preserve">/</w:t>
+      </w:r>
+      <w:r>
+        <w:t xml:space="preserve"> </w:t>
+      </w:r>
+      <w:r>
+        <w:rPr>
+          <w:rStyle w:val="VerbatimChar"/>
+        </w:rPr>
+        <w:t xml:space="preserve">CiliumBGPPeerConfig</w:t>
+      </w:r>
+      <w:r>
+        <w:t xml:space="preserve">.</w:t>
+      </w:r>
+    </w:p>
+    <w:p>
+      <w:pPr>
+        <w:pStyle w:val="BodyText"/>
+      </w:pPr>
+      <w:r>
+        <w:t xml:space="preserve">Guidance for choosing —</w:t>
+      </w:r>
+      <w:r>
+        <w:t xml:space="preserve"> </w:t>
+      </w:r>
+      <w:r>
+        <w:rPr>
+          <w:b/>
+          <w:bCs/>
+        </w:rPr>
+        <w:t xml:space="preserve">architectural judgement, not something this lab measured</w:t>
+      </w:r>
+      <w:r>
+        <w:t xml:space="preserve">:</w:t>
+      </w:r>
+    </w:p>
+    <w:tbl>
+      <w:tblPr>
+        <w:tblStyle w:val="Table"/>
+        <w:tblW w:type="auto" w:w="0"/>
+        <w:tblLook w:firstRow="1" w:lastRow="0" w:firstColumn="0" w:lastColumn="0" w:noHBand="0" w:noVBand="0" w:val="0020"/>
+      </w:tblPr>
+      <w:tblGrid>
+        <w:gridCol w:w="3960"/>
+        <w:gridCol w:w="3960"/>
+      </w:tblGrid>
+      <w:tr>
+        <w:trPr>
+          <w:tblHeader w:val="on"/>
+        </w:trPr>
+        <w:tc>
+          <w:tcPr/>
+          <w:p>
+            <w:pPr>
+              <w:pStyle w:val="Compact"/>
+            </w:pPr>
+            <w:r>
+              <w:t xml:space="preserve">Prefer</w:t>
+            </w:r>
+            <w:r>
+              <w:t xml:space="preserve"> </w:t>
+            </w:r>
+            <w:r>
+              <w:rPr>
+                <w:b/>
+                <w:bCs/>
+              </w:rPr>
+              <w:t xml:space="preserve">Cilium BGP</w:t>
+            </w:r>
+            <w:r>
+              <w:t xml:space="preserve"> </w:t>
+            </w:r>
+            <w:r>
+              <w:t xml:space="preserve">when…</w:t>
+            </w:r>
+          </w:p>
+        </w:tc>
+        <w:tc>
+          <w:tcPr/>
+          <w:p>
+            <w:pPr>
+              <w:pStyle w:val="Compact"/>
+            </w:pPr>
+            <w:r>
+              <w:t xml:space="preserve">Prefer</w:t>
+            </w:r>
+            <w:r>
+              <w:t xml:space="preserve"> </w:t>
+            </w:r>
+            <w:r>
+              <w:rPr>
+                <w:b/>
+                <w:bCs/>
+              </w:rPr>
+              <w:t xml:space="preserve">MetalLB BGP</w:t>
+            </w:r>
+            <w:r>
+              <w:t xml:space="preserve"> </w:t>
+            </w:r>
+            <w:r>
+              <w:t xml:space="preserve">when…</w:t>
+            </w:r>
+          </w:p>
+        </w:tc>
+      </w:tr>
+      <w:tr>
+        <w:tc>
+          <w:tcPr/>
+          <w:p>
+            <w:pPr>
+              <w:pStyle w:val="Compact"/>
+            </w:pPr>
+            <w:r>
+              <w:t xml:space="preserve">Cilium is already your CNI — no new DaemonSet, no second thing to patch, upgrade, or get paged about</w:t>
+            </w:r>
+          </w:p>
+        </w:tc>
+        <w:tc>
+          <w:tcPr/>
+          <w:p>
+            <w:pPr>
+              <w:pStyle w:val="Compact"/>
+            </w:pPr>
+            <w:r>
+              <w:t xml:space="preserve">Your CNI is not Cilium (Calico, Flannel, an NKE default you don't control)</w:t>
+            </w:r>
+          </w:p>
+        </w:tc>
+      </w:tr>
+      <w:tr>
+        <w:tc>
+          <w:tcPr/>
+          <w:p>
+            <w:pPr>
+              <w:pStyle w:val="Compact"/>
+            </w:pPr>
+            <w:r>
+              <w:t xml:space="preserve">You want to advertise</w:t>
+            </w:r>
+            <w:r>
+              <w:t xml:space="preserve"> </w:t>
+            </w:r>
+            <w:r>
+              <w:rPr>
+                <w:b/>
+                <w:bCs/>
+              </w:rPr>
+              <w:t xml:space="preserve">PodCIDRs and Service ranges</w:t>
+            </w:r>
+            <w:r>
+              <w:t xml:space="preserve"> </w:t>
+            </w:r>
+            <w:r>
+              <w:t xml:space="preserve">from one peering session — MetalLB only advertises Service addresses</w:t>
+            </w:r>
+          </w:p>
+        </w:tc>
+        <w:tc>
+          <w:tcPr/>
+          <w:p>
+            <w:pPr>
+              <w:pStyle w:val="Compact"/>
+            </w:pPr>
+            <w:r>
+              <w:t xml:space="preserve">You only need Service addresses and want the smaller blast radius of a separate component</w:t>
+            </w:r>
+          </w:p>
+        </w:tc>
+      </w:tr>
+      <w:tr>
+        <w:tc>
+          <w:tcPr/>
+          <w:p>
+            <w:pPr>
+              <w:pStyle w:val="Compact"/>
+            </w:pPr>
+            <w:r>
+              <w:t xml:space="preserve">You need per-node or per-peer policy tied to Cilium identities, or BGP alongside egress gateway / ClusterMesh</w:t>
+            </w:r>
+          </w:p>
+        </w:tc>
+        <w:tc>
+          <w:tcPr/>
+          <w:p>
+            <w:pPr>
+              <w:pStyle w:val="Compact"/>
+            </w:pPr>
+            <w:r>
+              <w:t xml:space="preserve">Your network team already has a reviewed MetalLB BGP configuration and peering template</w:t>
+            </w:r>
+          </w:p>
+        </w:tc>
+      </w:tr>
+      <w:tr>
+        <w:tc>
+          <w:tcPr/>
+          <w:p>
+            <w:pPr>
+              <w:pStyle w:val="Compact"/>
+            </w:pPr>
+            <w:r>
+              <w:t xml:space="preserve">You want announcement state observable through</w:t>
+            </w:r>
+            <w:r>
+              <w:t xml:space="preserve"> </w:t>
+            </w:r>
+            <w:r>
+              <w:rPr>
+                <w:rStyle w:val="VerbatimChar"/>
+              </w:rPr>
+              <w:t xml:space="preserve">cilium-dbg</w:t>
+            </w:r>
+            <w:r>
+              <w:t xml:space="preserve"> </w:t>
+            </w:r>
+            <w:r>
+              <w:t xml:space="preserve">and Hubble alongside everything else</w:t>
+            </w:r>
+          </w:p>
+        </w:tc>
+        <w:tc>
+          <w:tcPr/>
+          <w:p>
+            <w:pPr>
+              <w:pStyle w:val="Compact"/>
+            </w:pPr>
+            <w:r>
+              <w:t xml:space="preserve">You want load-balancing to be upgradeable independently of the CNI</w:t>
+            </w:r>
+          </w:p>
+        </w:tc>
+      </w:tr>
+    </w:tbl>
+    <w:p>
+      <w:pPr>
+        <w:pStyle w:val="BodyText"/>
+      </w:pPr>
+      <w:r>
+        <w:t xml:space="preserve">The decisive question is usually ownership, not features: if the platform team owns Cilium, one control plane is less to operate; if the network team owns peering and the CNI is chosen elsewhere, MetalLB keeps the boundary clean.</w:t>
+      </w:r>
+    </w:p>
+    <w:bookmarkEnd w:id="35"/>
+    <w:bookmarkStart w:id="36" w:name="Xc9d505d49ad2470af650411ce42d0fc52c963cf"/>
+    <w:p>
+      <w:pPr>
+        <w:pStyle w:val="Heading3"/>
+      </w:pPr>
+      <w:r>
+        <w:t xml:space="preserve">4.7 — Side-by-side summary</w:t>
       </w:r>
     </w:p>
     <w:tbl>
@@ -2636,9 +6265,6 @@
             <w:pPr>
               <w:pStyle w:val="Compact"/>
             </w:pPr>
-            <w:r>
-              <w:t xml:space="preserve">You saw…</w:t>
-            </w:r>
           </w:p>
         </w:tc>
         <w:tc>
@@ -2648,7 +6274,17 @@
               <w:pStyle w:val="Compact"/>
             </w:pPr>
             <w:r>
-              <w:t xml:space="preserve">in Step</w:t>
+              <w:rPr>
+                <w:b/>
+                <w:bCs/>
+              </w:rPr>
+              <w:t xml:space="preserve">MetalLB</w:t>
+            </w:r>
+            <w:r>
+              <w:t xml:space="preserve"> </w:t>
+            </w:r>
+            <w:r>
+              <w:t xml:space="preserve">(Steps 1–3)</w:t>
             </w:r>
           </w:p>
         </w:tc>
@@ -2659,7 +6295,17 @@
               <w:pStyle w:val="Compact"/>
             </w:pPr>
             <w:r>
-              <w:t xml:space="preserve">proof</w:t>
+              <w:rPr>
+                <w:b/>
+                <w:bCs/>
+              </w:rPr>
+              <w:t xml:space="preserve">Cilium LB-IPAM</w:t>
+            </w:r>
+            <w:r>
+              <w:t xml:space="preserve"> </w:t>
+            </w:r>
+            <w:r>
+              <w:t xml:space="preserve">(Step 5)</w:t>
             </w:r>
           </w:p>
         </w:tc>
@@ -2672,22 +6318,7 @@
               <w:pStyle w:val="Compact"/>
             </w:pPr>
             <w:r>
-              <w:t xml:space="preserve">A LoadBalancer Service stays</w:t>
-            </w:r>
-            <w:r>
-              <w:t xml:space="preserve"> </w:t>
-            </w:r>
-            <w:r>
-              <w:rPr>
-                <w:rStyle w:val="VerbatimChar"/>
-              </w:rPr>
-              <w:t xml:space="preserve">&lt;pending&gt;</w:t>
-            </w:r>
-            <w:r>
-              <w:t xml:space="preserve"> </w:t>
-            </w:r>
-            <w:r>
-              <w:t xml:space="preserve">on bare metal</w:t>
+              <w:t xml:space="preserve">Extra components</w:t>
             </w:r>
           </w:p>
         </w:tc>
@@ -2698,7 +6329,31 @@
               <w:pStyle w:val="Compact"/>
             </w:pPr>
             <w:r>
-              <w:t xml:space="preserve">1</w:t>
+              <w:rPr>
+                <w:rStyle w:val="VerbatimChar"/>
+              </w:rPr>
+              <w:t xml:space="preserve">controller</w:t>
+            </w:r>
+            <w:r>
+              <w:t xml:space="preserve"> </w:t>
+            </w:r>
+            <w:r>
+              <w:t xml:space="preserve">Deployment +</w:t>
+            </w:r>
+            <w:r>
+              <w:t xml:space="preserve"> </w:t>
+            </w:r>
+            <w:r>
+              <w:rPr>
+                <w:rStyle w:val="VerbatimChar"/>
+              </w:rPr>
+              <w:t xml:space="preserve">speaker</w:t>
+            </w:r>
+            <w:r>
+              <w:t xml:space="preserve"> </w:t>
+            </w:r>
+            <w:r>
+              <w:t xml:space="preserve">DaemonSet</w:t>
             </w:r>
           </w:p>
         </w:tc>
@@ -2710,15 +6365,16 @@
             </w:pPr>
             <w:r>
               <w:rPr>
-                <w:rStyle w:val="VerbatimChar"/>
+                <w:b/>
+                <w:bCs/>
               </w:rPr>
-              <w:t xml:space="preserve">EXTERNAL-IP &lt;pending&gt;</w:t>
+              <w:t xml:space="preserve">none</w:t>
             </w:r>
             <w:r>
               <w:t xml:space="preserve"> </w:t>
             </w:r>
             <w:r>
-              <w:t xml:space="preserve">on kind</w:t>
+              <w:t xml:space="preserve">— reuses cilium-operator + agents</w:t>
             </w:r>
           </w:p>
         </w:tc>
@@ -2731,7 +6387,7 @@
               <w:pStyle w:val="Compact"/>
             </w:pPr>
             <w:r>
-              <w:t xml:space="preserve">MetalLB assigns a real IP from a pool</w:t>
+              <w:t xml:space="preserve">Works with any CNI</w:t>
             </w:r>
           </w:p>
         </w:tc>
@@ -2742,7 +6398,7 @@
               <w:pStyle w:val="Compact"/>
             </w:pPr>
             <w:r>
-              <w:t xml:space="preserve">2</w:t>
+              <w:t xml:space="preserve">yes</w:t>
             </w:r>
           </w:p>
         </w:tc>
@@ -2754,36 +6410,16 @@
             </w:pPr>
             <w:r>
               <w:rPr>
-                <w:rStyle w:val="VerbatimChar"/>
+                <w:b/>
+                <w:bCs/>
               </w:rPr>
-              <w:t xml:space="preserve">web-lb</w:t>
+              <w:t xml:space="preserve">no</w:t>
             </w:r>
             <w:r>
               <w:t xml:space="preserve"> </w:t>
             </w:r>
             <w:r>
-              <w:t xml:space="preserve">gets</w:t>
-            </w:r>
-            <w:r>
-              <w:t xml:space="preserve"> </w:t>
-            </w:r>
-            <w:r>
-              <w:rPr>
-                <w:rStyle w:val="VerbatimChar"/>
-              </w:rPr>
-              <w:t xml:space="preserve">172.19.255.200</w:t>
-            </w:r>
-            <w:r>
-              <w:t xml:space="preserve">, curl</w:t>
-            </w:r>
-            <w:r>
-              <w:t xml:space="preserve"> </w:t>
-            </w:r>
-            <w:r>
-              <w:rPr>
-                <w:rStyle w:val="VerbatimChar"/>
-              </w:rPr>
-              <w:t xml:space="preserve">200</w:t>
+              <w:t xml:space="preserve">— requires Cilium</w:t>
             </w:r>
           </w:p>
         </w:tc>
@@ -2796,7 +6432,7 @@
               <w:pStyle w:val="Compact"/>
             </w:pPr>
             <w:r>
-              <w:t xml:space="preserve">The IP is reachable via L2 announcement from a node</w:t>
+              <w:t xml:space="preserve">Allocation object</w:t>
             </w:r>
           </w:p>
         </w:tc>
@@ -2807,7 +6443,10 @@
               <w:pStyle w:val="Compact"/>
             </w:pPr>
             <w:r>
-              <w:t xml:space="preserve">2</w:t>
+              <w:rPr>
+                <w:rStyle w:val="VerbatimChar"/>
+              </w:rPr>
+              <w:t xml:space="preserve">IPAddressPool</w:t>
             </w:r>
           </w:p>
         </w:tc>
@@ -2818,22 +6457,10 @@
               <w:pStyle w:val="Compact"/>
             </w:pPr>
             <w:r>
-              <w:t xml:space="preserve">curl</w:t>
-            </w:r>
-            <w:r>
-              <w:t xml:space="preserve"> </w:t>
-            </w:r>
-            <w:r>
               <w:rPr>
                 <w:rStyle w:val="VerbatimChar"/>
               </w:rPr>
-              <w:t xml:space="preserve">200</w:t>
-            </w:r>
-            <w:r>
-              <w:t xml:space="preserve"> </w:t>
-            </w:r>
-            <w:r>
-              <w:t xml:space="preserve">from another node</w:t>
+              <w:t xml:space="preserve">CiliumLoadBalancerIPPool</w:t>
             </w:r>
           </w:p>
         </w:tc>
@@ -2846,7 +6473,7 @@
               <w:pStyle w:val="Compact"/>
             </w:pPr>
             <w:r>
-              <w:t xml:space="preserve">The IP survives the announcing node failing</w:t>
+              <w:t xml:space="preserve">Remaining capacity visible</w:t>
             </w:r>
           </w:p>
         </w:tc>
@@ -2857,7 +6484,7 @@
               <w:pStyle w:val="Compact"/>
             </w:pPr>
             <w:r>
-              <w:t xml:space="preserve">3</w:t>
+              <w:t xml:space="preserve">no</w:t>
             </w:r>
           </w:p>
         </w:tc>
@@ -2868,7 +6495,7 @@
               <w:pStyle w:val="Compact"/>
             </w:pPr>
             <w:r>
-              <w:t xml:space="preserve">re-announced from a different node, curl</w:t>
+              <w:t xml:space="preserve">yes —</w:t>
             </w:r>
             <w:r>
               <w:t xml:space="preserve"> </w:t>
@@ -2877,7 +6504,7 @@
               <w:rPr>
                 <w:rStyle w:val="VerbatimChar"/>
               </w:rPr>
-              <w:t xml:space="preserve">200</w:t>
+              <w:t xml:space="preserve">IPS AVAILABLE</w:t>
             </w:r>
           </w:p>
         </w:tc>
@@ -2890,7 +6517,7 @@
               <w:pStyle w:val="Compact"/>
             </w:pPr>
             <w:r>
-              <w:t xml:space="preserve">L2 mode fails over (brief window), it doesn't balance</w:t>
+              <w:t xml:space="preserve">Request a specific IP</w:t>
             </w:r>
           </w:p>
         </w:tc>
@@ -2901,7 +6528,16 @@
               <w:pStyle w:val="Compact"/>
             </w:pPr>
             <w:r>
-              <w:t xml:space="preserve">3 gotcha</w:t>
+              <w:rPr>
+                <w:rStyle w:val="VerbatimChar"/>
+              </w:rPr>
+              <w:t xml:space="preserve">metallb.universe.tf/loadBalancerIPs</w:t>
+            </w:r>
+            <w:r>
+              <w:t xml:space="preserve"> </w:t>
+            </w:r>
+            <w:r>
+              <w:t xml:space="preserve">annotation</w:t>
             </w:r>
           </w:p>
         </w:tc>
@@ -2911,17 +6547,1380 @@
             <w:pPr>
               <w:pStyle w:val="Compact"/>
             </w:pPr>
+            <w:r>
+              <w:rPr>
+                <w:rStyle w:val="VerbatimChar"/>
+              </w:rPr>
+              <w:t xml:space="preserve">lbipam.cilium.io/ips</w:t>
+            </w:r>
+            <w:r>
+              <w:t xml:space="preserve"> </w:t>
+            </w:r>
+            <w:r>
+              <w:t xml:space="preserve">annotation</w:t>
+            </w:r>
+          </w:p>
+        </w:tc>
+      </w:tr>
+      <w:tr>
+        <w:tc>
+          <w:tcPr/>
+          <w:p>
+            <w:pPr>
+              <w:pStyle w:val="Compact"/>
+            </w:pPr>
+            <w:r>
+              <w:t xml:space="preserve">Scope a pool to workloads</w:t>
+            </w:r>
+          </w:p>
+        </w:tc>
+        <w:tc>
+          <w:tcPr/>
+          <w:p>
+            <w:pPr>
+              <w:pStyle w:val="Compact"/>
+            </w:pPr>
+            <w:r>
+              <w:t xml:space="preserve">namespace / pool-sharing annotations</w:t>
+            </w:r>
+          </w:p>
+        </w:tc>
+        <w:tc>
+          <w:tcPr/>
+          <w:p>
+            <w:pPr>
+              <w:pStyle w:val="Compact"/>
+            </w:pPr>
+            <w:r>
+              <w:rPr>
+                <w:rStyle w:val="VerbatimChar"/>
+              </w:rPr>
+              <w:t xml:space="preserve">serviceSelector</w:t>
+            </w:r>
+            <w:r>
+              <w:t xml:space="preserve"> </w:t>
+            </w:r>
+            <w:r>
+              <w:t xml:space="preserve">label selector</w:t>
+            </w:r>
+          </w:p>
+        </w:tc>
+      </w:tr>
+      <w:tr>
+        <w:tc>
+          <w:tcPr/>
+          <w:p>
+            <w:pPr>
+              <w:pStyle w:val="Compact"/>
+            </w:pPr>
+            <w:r>
+              <w:t xml:space="preserve">Overlapping ranges</w:t>
+            </w:r>
+          </w:p>
+        </w:tc>
+        <w:tc>
+          <w:tcPr/>
+          <w:p>
+            <w:pPr>
+              <w:pStyle w:val="Compact"/>
+            </w:pPr>
+            <w:r>
+              <w:t xml:space="preserve">not flagged</w:t>
+            </w:r>
+          </w:p>
+        </w:tc>
+        <w:tc>
+          <w:tcPr/>
+          <w:p>
+            <w:pPr>
+              <w:pStyle w:val="Compact"/>
+            </w:pPr>
+            <w:r>
+              <w:rPr>
+                <w:rStyle w:val="VerbatimChar"/>
+              </w:rPr>
+              <w:t xml:space="preserve">CONFLICTING=True</w:t>
+            </w:r>
+            <w:r>
+              <w:t xml:space="preserve"> </w:t>
+            </w:r>
+            <w:r>
+              <w:t xml:space="preserve">+ explicit message</w:t>
+            </w:r>
+          </w:p>
+        </w:tc>
+      </w:tr>
+      <w:tr>
+        <w:tc>
+          <w:tcPr/>
+          <w:p>
+            <w:pPr>
+              <w:pStyle w:val="Compact"/>
+            </w:pPr>
+            <w:r>
+              <w:t xml:space="preserve">Announcement</w:t>
+            </w:r>
+          </w:p>
+        </w:tc>
+        <w:tc>
+          <w:tcPr/>
+          <w:p>
+            <w:pPr>
+              <w:pStyle w:val="Compact"/>
+            </w:pPr>
+            <w:r>
+              <w:t xml:space="preserve">built into the</w:t>
+            </w:r>
+            <w:r>
+              <w:t xml:space="preserve"> </w:t>
+            </w:r>
+            <w:r>
+              <w:rPr>
+                <w:rStyle w:val="VerbatimChar"/>
+              </w:rPr>
+              <w:t xml:space="preserve">speaker</w:t>
+            </w:r>
+          </w:p>
+        </w:tc>
+        <w:tc>
+          <w:tcPr/>
+          <w:p>
+            <w:pPr>
+              <w:pStyle w:val="Compact"/>
+            </w:pPr>
+            <w:r>
+              <w:rPr>
+                <w:b/>
+                <w:bCs/>
+              </w:rPr>
+              <w:t xml:space="preserve">separate</w:t>
+            </w:r>
+            <w:r>
+              <w:t xml:space="preserve"> </w:t>
+            </w:r>
+            <w:r>
+              <w:t xml:space="preserve">—</w:t>
+            </w:r>
+            <w:r>
+              <w:t xml:space="preserve"> </w:t>
+            </w:r>
+            <w:r>
+              <w:rPr>
+                <w:rStyle w:val="VerbatimChar"/>
+              </w:rPr>
+              <w:t xml:space="preserve">CiliumL2AnnouncementPolicy</w:t>
+            </w:r>
+            <w:r>
+              <w:t xml:space="preserve"> </w:t>
+            </w:r>
+            <w:r>
+              <w:t xml:space="preserve">or BGP</w:t>
+            </w:r>
+          </w:p>
+        </w:tc>
+      </w:tr>
+      <w:tr>
+        <w:tc>
+          <w:tcPr/>
+          <w:p>
+            <w:pPr>
+              <w:pStyle w:val="Compact"/>
+            </w:pPr>
+            <w:r>
+              <w:t xml:space="preserve">L2 failure domain</w:t>
+            </w:r>
+          </w:p>
+        </w:tc>
+        <w:tc>
+          <w:tcPr/>
+          <w:p>
+            <w:pPr>
+              <w:pStyle w:val="Compact"/>
+            </w:pPr>
+            <w:r>
+              <w:t xml:space="preserve">one node per address</w:t>
+            </w:r>
+          </w:p>
+        </w:tc>
+        <w:tc>
+          <w:tcPr/>
+          <w:p>
+            <w:pPr>
+              <w:pStyle w:val="Compact"/>
+            </w:pPr>
+            <w:r>
+              <w:t xml:space="preserve">one node per address (identical)</w:t>
+            </w:r>
+          </w:p>
+        </w:tc>
+      </w:tr>
+      <w:tr>
+        <w:tc>
+          <w:tcPr/>
+          <w:p>
+            <w:pPr>
+              <w:pStyle w:val="Compact"/>
+            </w:pPr>
+            <w:r>
+              <w:t xml:space="preserve">Failover mechanism</w:t>
+            </w:r>
+          </w:p>
+        </w:tc>
+        <w:tc>
+          <w:tcPr/>
+          <w:p>
+            <w:pPr>
+              <w:pStyle w:val="Compact"/>
+            </w:pPr>
+            <w:r>
+              <w:t xml:space="preserve">leader election, re-announce</w:t>
+            </w:r>
+          </w:p>
+        </w:tc>
+        <w:tc>
+          <w:tcPr/>
+          <w:p>
+            <w:pPr>
+              <w:pStyle w:val="Compact"/>
+            </w:pPr>
+            <w:r>
+              <w:t xml:space="preserve">Kubernetes</w:t>
+            </w:r>
+            <w:r>
+              <w:t xml:space="preserve"> </w:t>
+            </w:r>
+            <w:r>
+              <w:rPr>
+                <w:rStyle w:val="VerbatimChar"/>
+              </w:rPr>
+              <w:t xml:space="preserve">Lease</w:t>
+            </w:r>
+            <w:r>
+              <w:t xml:space="preserve"> </w:t>
+            </w:r>
+            <w:r>
+              <w:t xml:space="preserve">per Service, re-announce</w:t>
+            </w:r>
+          </w:p>
+        </w:tc>
+      </w:tr>
+      <w:tr>
+        <w:tc>
+          <w:tcPr/>
+          <w:p>
+            <w:pPr>
+              <w:pStyle w:val="Compact"/>
+            </w:pPr>
+            <w:r>
+              <w:t xml:space="preserve">BGP</w:t>
+            </w:r>
+          </w:p>
+        </w:tc>
+        <w:tc>
+          <w:tcPr/>
+          <w:p>
+            <w:pPr>
+              <w:pStyle w:val="Compact"/>
+            </w:pPr>
+            <w:r>
+              <w:t xml:space="preserve">L2 or BGP mode in the same component</w:t>
+            </w:r>
+          </w:p>
+        </w:tc>
+        <w:tc>
+          <w:tcPr/>
+          <w:p>
+            <w:pPr>
+              <w:pStyle w:val="Compact"/>
+            </w:pPr>
+            <w:r>
+              <w:t xml:space="preserve">separate</w:t>
+            </w:r>
+            <w:r>
+              <w:t xml:space="preserve"> </w:t>
+            </w:r>
+            <w:r>
+              <w:rPr>
+                <w:rStyle w:val="VerbatimChar"/>
+              </w:rPr>
+              <w:t xml:space="preserve">bgpControlPlane</w:t>
+            </w:r>
+            <w:r>
+              <w:t xml:space="preserve">, off by default</w:t>
+            </w:r>
+          </w:p>
+        </w:tc>
+      </w:tr>
+      <w:tr>
+        <w:tc>
+          <w:tcPr/>
+          <w:p>
+            <w:pPr>
+              <w:pStyle w:val="Compact"/>
+            </w:pPr>
+            <w:r>
+              <w:t xml:space="preserve">Can advertise PodCIDRs</w:t>
+            </w:r>
+          </w:p>
+        </w:tc>
+        <w:tc>
+          <w:tcPr/>
+          <w:p>
+            <w:pPr>
+              <w:pStyle w:val="Compact"/>
+            </w:pPr>
+            <w:r>
+              <w:t xml:space="preserve">no</w:t>
+            </w:r>
+          </w:p>
+        </w:tc>
+        <w:tc>
+          <w:tcPr/>
+          <w:p>
+            <w:pPr>
+              <w:pStyle w:val="Compact"/>
+            </w:pPr>
+            <w:r>
+              <w:t xml:space="preserve">yes</w:t>
+            </w:r>
           </w:p>
         </w:tc>
       </w:tr>
     </w:tbl>
-    <w:bookmarkEnd w:id="30"/>
-    <w:bookmarkStart w:id="34" w:name="evidence"/>
+    <w:p>
+      <w:pPr>
+        <w:pStyle w:val="BodyText"/>
+      </w:pPr>
+      <w:r>
+        <w:rPr>
+          <w:b/>
+          <w:bCs/>
+        </w:rPr>
+        <w:t xml:space="preserve">The practical read:</w:t>
+      </w:r>
+      <w:r>
+        <w:t xml:space="preserve"> </w:t>
+      </w:r>
+      <w:r>
+        <w:t xml:space="preserve">if you already run Cilium, LB-IPAM removes a component from your stack for free and gives you better pool diagnostics — but it is</w:t>
+      </w:r>
+      <w:r>
+        <w:t xml:space="preserve"> </w:t>
+      </w:r>
+      <w:r>
+        <w:rPr>
+          <w:i/>
+          <w:iCs/>
+        </w:rPr>
+        <w:t xml:space="preserve">not</w:t>
+      </w:r>
+      <w:r>
+        <w:t xml:space="preserve"> </w:t>
+      </w:r>
+      <w:r>
+        <w:t xml:space="preserve">a networking upgrade. You get the same single-node L2 announcement and the same failover behaviour, plus two new sharp edges (announcement must be enabled separately; pool selectors can revoke live addresses).</w:t>
+      </w:r>
+    </w:p>
+    <w:bookmarkEnd w:id="36"/>
+    <w:bookmarkStart w:id="37" w:name="X8bf96c7149cdb9a678c4aa90b91b21565ecf60d"/>
+    <w:p>
+      <w:pPr>
+        <w:pStyle w:val="Heading3"/>
+      </w:pPr>
+      <w:r>
+        <w:t xml:space="preserve">4.8 — Tear down the comparison cluster</w:t>
+      </w:r>
+    </w:p>
+    <w:p>
+      <w:pPr>
+        <w:pStyle w:val="SourceCode"/>
+      </w:pPr>
+      <w:r>
+        <w:rPr>
+          <w:rStyle w:val="ExtensionTok"/>
+        </w:rPr>
+        <w:t xml:space="preserve">kind</w:t>
+      </w:r>
+      <w:r>
+        <w:rPr>
+          <w:rStyle w:val="NormalTok"/>
+        </w:rPr>
+        <w:t xml:space="preserve"> delete cluster </w:t>
+      </w:r>
+      <w:r>
+        <w:rPr>
+          <w:rStyle w:val="AttributeTok"/>
+        </w:rPr>
+        <w:t xml:space="preserve">--name</w:t>
+      </w:r>
+      <w:r>
+        <w:rPr>
+          <w:rStyle w:val="NormalTok"/>
+        </w:rPr>
+        <w:t xml:space="preserve"> lbipam</w:t>
+      </w:r>
+    </w:p>
+    <w:p>
+      <w:r>
+        <w:pict>
+          <v:rect style="width:0;height:1.5pt" o:hralign="center" o:hrstd="t" o:hr="t"/>
+        </w:pict>
+      </w:r>
+    </w:p>
+    <w:bookmarkEnd w:id="37"/>
+    <w:bookmarkEnd w:id="38"/>
+    <w:bookmarkStart w:id="39" w:name="step-5--clean-up"/>
     <w:p>
       <w:pPr>
         <w:pStyle w:val="Heading2"/>
       </w:pPr>
       <w:r>
+        <w:t xml:space="preserve">Step 5 — Clean up</w:t>
+      </w:r>
+    </w:p>
+    <w:p>
+      <w:pPr>
+        <w:pStyle w:val="SourceCode"/>
+      </w:pPr>
+      <w:r>
+        <w:rPr>
+          <w:rStyle w:val="ExtensionTok"/>
+        </w:rPr>
+        <w:t xml:space="preserve">kubectl</w:t>
+      </w:r>
+      <w:r>
+        <w:rPr>
+          <w:rStyle w:val="NormalTok"/>
+        </w:rPr>
+        <w:t xml:space="preserve"> delete svc web-lb </w:t>
+      </w:r>
+      <w:r>
+        <w:rPr>
+          <w:rStyle w:val="AttributeTok"/>
+        </w:rPr>
+        <w:t xml:space="preserve">--ignore-not-found</w:t>
+      </w:r>
+      <w:r>
+        <w:br/>
+      </w:r>
+      <w:r>
+        <w:rPr>
+          <w:rStyle w:val="ExtensionTok"/>
+        </w:rPr>
+        <w:t xml:space="preserve">kubectl</w:t>
+      </w:r>
+      <w:r>
+        <w:rPr>
+          <w:rStyle w:val="NormalTok"/>
+        </w:rPr>
+        <w:t xml:space="preserve"> delete deployment web </w:t>
+      </w:r>
+      <w:r>
+        <w:rPr>
+          <w:rStyle w:val="AttributeTok"/>
+        </w:rPr>
+        <w:t xml:space="preserve">--ignore-not-found</w:t>
+      </w:r>
+      <w:r>
+        <w:br/>
+      </w:r>
+      <w:r>
+        <w:rPr>
+          <w:rStyle w:val="CommentTok"/>
+        </w:rPr>
+        <w:t xml:space="preserve"># to remove MetalLB: kubectl delete -f https://raw.githubusercontent.com/metallb/metallb/v0.14.9/config/manifests/metallb-native.yaml</w:t>
+      </w:r>
+    </w:p>
+    <w:p>
+      <w:r>
+        <w:pict>
+          <v:rect style="width:0;height:1.5pt" o:hralign="center" o:hrstd="t" o:hr="t"/>
+        </w:pict>
+      </w:r>
+    </w:p>
+    <w:bookmarkEnd w:id="39"/>
+    <w:bookmarkStart w:id="40" w:name="what-you-learned"/>
+    <w:p>
+      <w:pPr>
+        <w:pStyle w:val="Heading2"/>
+      </w:pPr>
+      <w:r>
+        <w:t xml:space="preserve">What you learned</w:t>
+      </w:r>
+    </w:p>
+    <w:tbl>
+      <w:tblPr>
+        <w:tblStyle w:val="Table"/>
+        <w:tblW w:type="auto" w:w="0"/>
+        <w:tblLook w:firstRow="1" w:lastRow="0" w:firstColumn="0" w:lastColumn="0" w:noHBand="0" w:noVBand="0" w:val="0020"/>
+      </w:tblPr>
+      <w:tblGrid>
+        <w:gridCol w:w="2640"/>
+        <w:gridCol w:w="2640"/>
+        <w:gridCol w:w="2640"/>
+      </w:tblGrid>
+      <w:tr>
+        <w:trPr>
+          <w:tblHeader w:val="on"/>
+        </w:trPr>
+        <w:tc>
+          <w:tcPr/>
+          <w:p>
+            <w:pPr>
+              <w:pStyle w:val="Compact"/>
+            </w:pPr>
+            <w:r>
+              <w:t xml:space="preserve">You saw…</w:t>
+            </w:r>
+          </w:p>
+        </w:tc>
+        <w:tc>
+          <w:tcPr/>
+          <w:p>
+            <w:pPr>
+              <w:pStyle w:val="Compact"/>
+            </w:pPr>
+            <w:r>
+              <w:t xml:space="preserve">in Step</w:t>
+            </w:r>
+          </w:p>
+        </w:tc>
+        <w:tc>
+          <w:tcPr/>
+          <w:p>
+            <w:pPr>
+              <w:pStyle w:val="Compact"/>
+            </w:pPr>
+            <w:r>
+              <w:t xml:space="preserve">proof</w:t>
+            </w:r>
+          </w:p>
+        </w:tc>
+      </w:tr>
+      <w:tr>
+        <w:tc>
+          <w:tcPr/>
+          <w:p>
+            <w:pPr>
+              <w:pStyle w:val="Compact"/>
+            </w:pPr>
+            <w:r>
+              <w:t xml:space="preserve">A LoadBalancer Service stays</w:t>
+            </w:r>
+            <w:r>
+              <w:t xml:space="preserve"> </w:t>
+            </w:r>
+            <w:r>
+              <w:rPr>
+                <w:rStyle w:val="VerbatimChar"/>
+              </w:rPr>
+              <w:t xml:space="preserve">&lt;pending&gt;</w:t>
+            </w:r>
+            <w:r>
+              <w:t xml:space="preserve"> </w:t>
+            </w:r>
+            <w:r>
+              <w:t xml:space="preserve">on bare metal</w:t>
+            </w:r>
+          </w:p>
+        </w:tc>
+        <w:tc>
+          <w:tcPr/>
+          <w:p>
+            <w:pPr>
+              <w:pStyle w:val="Compact"/>
+            </w:pPr>
+            <w:r>
+              <w:t xml:space="preserve">1</w:t>
+            </w:r>
+          </w:p>
+        </w:tc>
+        <w:tc>
+          <w:tcPr/>
+          <w:p>
+            <w:pPr>
+              <w:pStyle w:val="Compact"/>
+            </w:pPr>
+            <w:r>
+              <w:rPr>
+                <w:rStyle w:val="VerbatimChar"/>
+              </w:rPr>
+              <w:t xml:space="preserve">EXTERNAL-IP &lt;pending&gt;</w:t>
+            </w:r>
+            <w:r>
+              <w:t xml:space="preserve"> </w:t>
+            </w:r>
+            <w:r>
+              <w:t xml:space="preserve">on kind</w:t>
+            </w:r>
+          </w:p>
+        </w:tc>
+      </w:tr>
+      <w:tr>
+        <w:tc>
+          <w:tcPr/>
+          <w:p>
+            <w:pPr>
+              <w:pStyle w:val="Compact"/>
+            </w:pPr>
+            <w:r>
+              <w:t xml:space="preserve">MetalLB assigns a real IP from a pool</w:t>
+            </w:r>
+          </w:p>
+        </w:tc>
+        <w:tc>
+          <w:tcPr/>
+          <w:p>
+            <w:pPr>
+              <w:pStyle w:val="Compact"/>
+            </w:pPr>
+            <w:r>
+              <w:t xml:space="preserve">2</w:t>
+            </w:r>
+          </w:p>
+        </w:tc>
+        <w:tc>
+          <w:tcPr/>
+          <w:p>
+            <w:pPr>
+              <w:pStyle w:val="Compact"/>
+            </w:pPr>
+            <w:r>
+              <w:rPr>
+                <w:rStyle w:val="VerbatimChar"/>
+              </w:rPr>
+              <w:t xml:space="preserve">web-lb</w:t>
+            </w:r>
+            <w:r>
+              <w:t xml:space="preserve"> </w:t>
+            </w:r>
+            <w:r>
+              <w:t xml:space="preserve">gets</w:t>
+            </w:r>
+            <w:r>
+              <w:t xml:space="preserve"> </w:t>
+            </w:r>
+            <w:r>
+              <w:rPr>
+                <w:rStyle w:val="VerbatimChar"/>
+              </w:rPr>
+              <w:t xml:space="preserve">172.19.255.200</w:t>
+            </w:r>
+            <w:r>
+              <w:t xml:space="preserve">, curl</w:t>
+            </w:r>
+            <w:r>
+              <w:t xml:space="preserve"> </w:t>
+            </w:r>
+            <w:r>
+              <w:rPr>
+                <w:rStyle w:val="VerbatimChar"/>
+              </w:rPr>
+              <w:t xml:space="preserve">200</w:t>
+            </w:r>
+          </w:p>
+        </w:tc>
+      </w:tr>
+      <w:tr>
+        <w:tc>
+          <w:tcPr/>
+          <w:p>
+            <w:pPr>
+              <w:pStyle w:val="Compact"/>
+            </w:pPr>
+            <w:r>
+              <w:t xml:space="preserve">The IP is reachable via L2 announcement from a node</w:t>
+            </w:r>
+          </w:p>
+        </w:tc>
+        <w:tc>
+          <w:tcPr/>
+          <w:p>
+            <w:pPr>
+              <w:pStyle w:val="Compact"/>
+            </w:pPr>
+            <w:r>
+              <w:t xml:space="preserve">2</w:t>
+            </w:r>
+          </w:p>
+        </w:tc>
+        <w:tc>
+          <w:tcPr/>
+          <w:p>
+            <w:pPr>
+              <w:pStyle w:val="Compact"/>
+            </w:pPr>
+            <w:r>
+              <w:t xml:space="preserve">curl</w:t>
+            </w:r>
+            <w:r>
+              <w:t xml:space="preserve"> </w:t>
+            </w:r>
+            <w:r>
+              <w:rPr>
+                <w:rStyle w:val="VerbatimChar"/>
+              </w:rPr>
+              <w:t xml:space="preserve">200</w:t>
+            </w:r>
+            <w:r>
+              <w:t xml:space="preserve"> </w:t>
+            </w:r>
+            <w:r>
+              <w:t xml:space="preserve">from another node</w:t>
+            </w:r>
+          </w:p>
+        </w:tc>
+      </w:tr>
+      <w:tr>
+        <w:tc>
+          <w:tcPr/>
+          <w:p>
+            <w:pPr>
+              <w:pStyle w:val="Compact"/>
+            </w:pPr>
+            <w:r>
+              <w:t xml:space="preserve">The IP survives the announcing node failing</w:t>
+            </w:r>
+          </w:p>
+        </w:tc>
+        <w:tc>
+          <w:tcPr/>
+          <w:p>
+            <w:pPr>
+              <w:pStyle w:val="Compact"/>
+            </w:pPr>
+            <w:r>
+              <w:t xml:space="preserve">3</w:t>
+            </w:r>
+          </w:p>
+        </w:tc>
+        <w:tc>
+          <w:tcPr/>
+          <w:p>
+            <w:pPr>
+              <w:pStyle w:val="Compact"/>
+            </w:pPr>
+            <w:r>
+              <w:t xml:space="preserve">re-announced from a different node, curl</w:t>
+            </w:r>
+            <w:r>
+              <w:t xml:space="preserve"> </w:t>
+            </w:r>
+            <w:r>
+              <w:rPr>
+                <w:rStyle w:val="VerbatimChar"/>
+              </w:rPr>
+              <w:t xml:space="preserve">200</w:t>
+            </w:r>
+          </w:p>
+        </w:tc>
+      </w:tr>
+      <w:tr>
+        <w:tc>
+          <w:tcPr/>
+          <w:p>
+            <w:pPr>
+              <w:pStyle w:val="Compact"/>
+            </w:pPr>
+            <w:r>
+              <w:t xml:space="preserve">L2 mode fails over (brief window), it doesn't balance</w:t>
+            </w:r>
+          </w:p>
+        </w:tc>
+        <w:tc>
+          <w:tcPr/>
+          <w:p>
+            <w:pPr>
+              <w:pStyle w:val="Compact"/>
+            </w:pPr>
+            <w:r>
+              <w:t xml:space="preserve">3 gotcha</w:t>
+            </w:r>
+          </w:p>
+        </w:tc>
+        <w:tc>
+          <w:tcPr/>
+          <w:p>
+            <w:pPr>
+              <w:pStyle w:val="Compact"/>
+            </w:pPr>
+            <w:r>
+              <w:t xml:space="preserve">curl</w:t>
+            </w:r>
+            <w:r>
+              <w:t xml:space="preserve"> </w:t>
+            </w:r>
+            <w:r>
+              <w:rPr>
+                <w:rStyle w:val="VerbatimChar"/>
+              </w:rPr>
+              <w:t xml:space="preserve">000</w:t>
+            </w:r>
+            <w:r>
+              <w:t xml:space="preserve"> </w:t>
+            </w:r>
+            <w:r>
+              <w:t xml:space="preserve">during the window</w:t>
+            </w:r>
+          </w:p>
+        </w:tc>
+      </w:tr>
+      <w:tr>
+        <w:tc>
+          <w:tcPr/>
+          <w:p>
+            <w:pPr>
+              <w:pStyle w:val="Compact"/>
+            </w:pPr>
+            <w:r>
+              <w:t xml:space="preserve">Cilium LB-IPAM does the same job with</w:t>
+            </w:r>
+            <w:r>
+              <w:t xml:space="preserve"> </w:t>
+            </w:r>
+            <w:r>
+              <w:rPr>
+                <w:b/>
+                <w:bCs/>
+              </w:rPr>
+              <w:t xml:space="preserve">no extra components</w:t>
+            </w:r>
+          </w:p>
+        </w:tc>
+        <w:tc>
+          <w:tcPr/>
+          <w:p>
+            <w:pPr>
+              <w:pStyle w:val="Compact"/>
+            </w:pPr>
+            <w:r>
+              <w:t xml:space="preserve">4.1</w:t>
+            </w:r>
+          </w:p>
+        </w:tc>
+        <w:tc>
+          <w:tcPr/>
+          <w:p>
+            <w:pPr>
+              <w:pStyle w:val="Compact"/>
+            </w:pPr>
+            <w:r>
+              <w:t xml:space="preserve">no</w:t>
+            </w:r>
+            <w:r>
+              <w:t xml:space="preserve"> </w:t>
+            </w:r>
+            <w:r>
+              <w:rPr>
+                <w:rStyle w:val="VerbatimChar"/>
+              </w:rPr>
+              <w:t xml:space="preserve">speaker</w:t>
+            </w:r>
+            <w:r>
+              <w:t xml:space="preserve">/</w:t>
+            </w:r>
+            <w:r>
+              <w:rPr>
+                <w:rStyle w:val="VerbatimChar"/>
+              </w:rPr>
+              <w:t xml:space="preserve">controller</w:t>
+            </w:r>
+            <w:r>
+              <w:t xml:space="preserve">; operator + agent only</w:t>
+            </w:r>
+          </w:p>
+        </w:tc>
+      </w:tr>
+      <w:tr>
+        <w:tc>
+          <w:tcPr/>
+          <w:p>
+            <w:pPr>
+              <w:pStyle w:val="Compact"/>
+            </w:pPr>
+            <w:r>
+              <w:t xml:space="preserve">LB-IPAM</w:t>
+            </w:r>
+            <w:r>
+              <w:t xml:space="preserve"> </w:t>
+            </w:r>
+            <w:r>
+              <w:rPr>
+                <w:b/>
+                <w:bCs/>
+              </w:rPr>
+              <w:t xml:space="preserve">allocates but does not announce</w:t>
+            </w:r>
+          </w:p>
+        </w:tc>
+        <w:tc>
+          <w:tcPr/>
+          <w:p>
+            <w:pPr>
+              <w:pStyle w:val="Compact"/>
+            </w:pPr>
+            <w:r>
+              <w:t xml:space="preserve">4.3</w:t>
+            </w:r>
+          </w:p>
+        </w:tc>
+        <w:tc>
+          <w:tcPr/>
+          <w:p>
+            <w:pPr>
+              <w:pStyle w:val="Compact"/>
+            </w:pPr>
+            <w:r>
+              <w:rPr>
+                <w:rStyle w:val="VerbatimChar"/>
+              </w:rPr>
+              <w:t xml:space="preserve">EXTERNAL-IP</w:t>
+            </w:r>
+            <w:r>
+              <w:t xml:space="preserve"> </w:t>
+            </w:r>
+            <w:r>
+              <w:t xml:space="preserve">set,</w:t>
+            </w:r>
+            <w:r>
+              <w:t xml:space="preserve"> </w:t>
+            </w:r>
+            <w:r>
+              <w:rPr>
+                <w:rStyle w:val="VerbatimChar"/>
+              </w:rPr>
+              <w:t xml:space="preserve">curl</w:t>
+            </w:r>
+            <w:r>
+              <w:t xml:space="preserve"> </w:t>
+            </w:r>
+            <w:r>
+              <w:t xml:space="preserve">→</w:t>
+            </w:r>
+            <w:r>
+              <w:t xml:space="preserve"> </w:t>
+            </w:r>
+            <w:r>
+              <w:rPr>
+                <w:rStyle w:val="VerbatimChar"/>
+              </w:rPr>
+              <w:t xml:space="preserve">000</w:t>
+            </w:r>
+            <w:r>
+              <w:t xml:space="preserve"> </w:t>
+            </w:r>
+            <w:r>
+              <w:t xml:space="preserve">until</w:t>
+            </w:r>
+            <w:r>
+              <w:t xml:space="preserve"> </w:t>
+            </w:r>
+            <w:r>
+              <w:rPr>
+                <w:rStyle w:val="VerbatimChar"/>
+              </w:rPr>
+              <w:t xml:space="preserve">CiliumL2AnnouncementPolicy</w:t>
+            </w:r>
+            <w:r>
+              <w:t xml:space="preserve"> </w:t>
+            </w:r>
+            <w:r>
+              <w:t xml:space="preserve">exists</w:t>
+            </w:r>
+          </w:p>
+        </w:tc>
+      </w:tr>
+      <w:tr>
+        <w:tc>
+          <w:tcPr/>
+          <w:p>
+            <w:pPr>
+              <w:pStyle w:val="Compact"/>
+            </w:pPr>
+            <w:r>
+              <w:t xml:space="preserve">Cilium L2 has the</w:t>
+            </w:r>
+            <w:r>
+              <w:t xml:space="preserve"> </w:t>
+            </w:r>
+            <w:r>
+              <w:rPr>
+                <w:b/>
+                <w:bCs/>
+              </w:rPr>
+              <w:t xml:space="preserve">same single-node failure domain</w:t>
+            </w:r>
+            <w:r>
+              <w:t xml:space="preserve"> </w:t>
+            </w:r>
+            <w:r>
+              <w:t xml:space="preserve">as MetalLB</w:t>
+            </w:r>
+          </w:p>
+        </w:tc>
+        <w:tc>
+          <w:tcPr/>
+          <w:p>
+            <w:pPr>
+              <w:pStyle w:val="Compact"/>
+            </w:pPr>
+            <w:r>
+              <w:t xml:space="preserve">4.3</w:t>
+            </w:r>
+          </w:p>
+        </w:tc>
+        <w:tc>
+          <w:tcPr/>
+          <w:p>
+            <w:pPr>
+              <w:pStyle w:val="Compact"/>
+            </w:pPr>
+            <w:r>
+              <w:rPr>
+                <w:rStyle w:val="VerbatimChar"/>
+              </w:rPr>
+              <w:t xml:space="preserve">arping</w:t>
+            </w:r>
+            <w:r>
+              <w:t xml:space="preserve"> </w:t>
+            </w:r>
+            <w:r>
+              <w:t xml:space="preserve">MAC</w:t>
+            </w:r>
+            <w:r>
+              <w:t xml:space="preserve"> </w:t>
+            </w:r>
+            <w:r>
+              <w:rPr>
+                <w:rStyle w:val="VerbatimChar"/>
+              </w:rPr>
+              <w:t xml:space="preserve">96:28:36:56:3B:56</w:t>
+            </w:r>
+            <w:r>
+              <w:t xml:space="preserve"> </w:t>
+            </w:r>
+            <w:r>
+              <w:t xml:space="preserve">== the</w:t>
+            </w:r>
+            <w:r>
+              <w:t xml:space="preserve"> </w:t>
+            </w:r>
+            <w:r>
+              <w:rPr>
+                <w:rStyle w:val="VerbatimChar"/>
+              </w:rPr>
+              <w:t xml:space="preserve">Lease</w:t>
+            </w:r>
+            <w:r>
+              <w:t xml:space="preserve"> </w:t>
+            </w:r>
+            <w:r>
+              <w:t xml:space="preserve">holder's</w:t>
+            </w:r>
+            <w:r>
+              <w:t xml:space="preserve"> </w:t>
+            </w:r>
+            <w:r>
+              <w:rPr>
+                <w:rStyle w:val="VerbatimChar"/>
+              </w:rPr>
+              <w:t xml:space="preserve">eth0</w:t>
+            </w:r>
+          </w:p>
+        </w:tc>
+      </w:tr>
+      <w:tr>
+        <w:tc>
+          <w:tcPr/>
+          <w:p>
+            <w:pPr>
+              <w:pStyle w:val="Compact"/>
+            </w:pPr>
+            <w:r>
+              <w:t xml:space="preserve">An unscoped pool is a catch-all that overrides per-tenant pools</w:t>
+            </w:r>
+          </w:p>
+        </w:tc>
+        <w:tc>
+          <w:tcPr/>
+          <w:p>
+            <w:pPr>
+              <w:pStyle w:val="Compact"/>
+            </w:pPr>
+            <w:r>
+              <w:t xml:space="preserve">4.4</w:t>
+            </w:r>
+          </w:p>
+        </w:tc>
+        <w:tc>
+          <w:tcPr/>
+          <w:p>
+            <w:pPr>
+              <w:pStyle w:val="Compact"/>
+            </w:pPr>
+            <w:r>
+              <w:t xml:space="preserve">labelled</w:t>
+            </w:r>
+            <w:r>
+              <w:t xml:space="preserve"> </w:t>
+            </w:r>
+            <w:r>
+              <w:rPr>
+                <w:rStyle w:val="VerbatimChar"/>
+              </w:rPr>
+              <w:t xml:space="preserve">tenant=b</w:t>
+            </w:r>
+            <w:r>
+              <w:t xml:space="preserve"> </w:t>
+            </w:r>
+            <w:r>
+              <w:t xml:space="preserve">Service still got</w:t>
+            </w:r>
+            <w:r>
+              <w:t xml:space="preserve"> </w:t>
+            </w:r>
+            <w:r>
+              <w:rPr>
+                <w:rStyle w:val="VerbatimChar"/>
+              </w:rPr>
+              <w:t xml:space="preserve">172.19.255.241</w:t>
+            </w:r>
+            <w:r>
+              <w:t xml:space="preserve"> </w:t>
+            </w:r>
+            <w:r>
+              <w:t xml:space="preserve">from</w:t>
+            </w:r>
+            <w:r>
+              <w:t xml:space="preserve"> </w:t>
+            </w:r>
+            <w:r>
+              <w:rPr>
+                <w:rStyle w:val="VerbatimChar"/>
+              </w:rPr>
+              <w:t xml:space="preserve">shop-pool</w:t>
+            </w:r>
+          </w:p>
+        </w:tc>
+      </w:tr>
+      <w:tr>
+        <w:tc>
+          <w:tcPr/>
+          <w:p>
+            <w:pPr>
+              <w:pStyle w:val="Compact"/>
+            </w:pPr>
+            <w:r>
+              <w:rPr>
+                <w:b/>
+                <w:bCs/>
+              </w:rPr>
+              <w:t xml:space="preserve">Narrowing a pool selector revokes live addresses</w:t>
+            </w:r>
+          </w:p>
+        </w:tc>
+        <w:tc>
+          <w:tcPr/>
+          <w:p>
+            <w:pPr>
+              <w:pStyle w:val="Compact"/>
+            </w:pPr>
+            <w:r>
+              <w:t xml:space="preserve">4.4</w:t>
+            </w:r>
+          </w:p>
+        </w:tc>
+        <w:tc>
+          <w:tcPr/>
+          <w:p>
+            <w:pPr>
+              <w:pStyle w:val="Compact"/>
+            </w:pPr>
+            <w:r>
+              <w:t xml:space="preserve">two serving Services →</w:t>
+            </w:r>
+            <w:r>
+              <w:t xml:space="preserve"> </w:t>
+            </w:r>
+            <w:r>
+              <w:rPr>
+                <w:rStyle w:val="VerbatimChar"/>
+              </w:rPr>
+              <w:t xml:space="preserve">&lt;pending&gt;</w:t>
+            </w:r>
+            <w:r>
+              <w:t xml:space="preserve"> </w:t>
+            </w:r>
+            <w:r>
+              <w:t xml:space="preserve">in 12s,</w:t>
+            </w:r>
+            <w:r>
+              <w:t xml:space="preserve"> </w:t>
+            </w:r>
+            <w:r>
+              <w:rPr>
+                <w:rStyle w:val="VerbatimChar"/>
+              </w:rPr>
+              <w:t xml:space="preserve">reason: no_pool</w:t>
+            </w:r>
+          </w:p>
+        </w:tc>
+      </w:tr>
+      <w:tr>
+        <w:tc>
+          <w:tcPr/>
+          <w:p>
+            <w:pPr>
+              <w:pStyle w:val="Compact"/>
+            </w:pPr>
+            <w:r>
+              <w:t xml:space="preserve">Overlapping pools are flagged, not merged</w:t>
+            </w:r>
+          </w:p>
+        </w:tc>
+        <w:tc>
+          <w:tcPr/>
+          <w:p>
+            <w:pPr>
+              <w:pStyle w:val="Compact"/>
+            </w:pPr>
+            <w:r>
+              <w:t xml:space="preserve">4.5</w:t>
+            </w:r>
+          </w:p>
+        </w:tc>
+        <w:tc>
+          <w:tcPr/>
+          <w:p>
+            <w:pPr>
+              <w:pStyle w:val="Compact"/>
+            </w:pPr>
+            <w:r>
+              <w:rPr>
+                <w:rStyle w:val="VerbatimChar"/>
+              </w:rPr>
+              <w:t xml:space="preserve">CONFLICTING=True</w:t>
+            </w:r>
+            <w:r>
+              <w:t xml:space="preserve"> </w:t>
+            </w:r>
+            <w:r>
+              <w:t xml:space="preserve">+ explicit overlap message</w:t>
+            </w:r>
+          </w:p>
+        </w:tc>
+      </w:tr>
+      <w:tr>
+        <w:tc>
+          <w:tcPr/>
+          <w:p>
+            <w:pPr>
+              <w:pStyle w:val="Compact"/>
+            </w:pPr>
+            <w:r>
+              <w:t xml:space="preserve">An unmatched Service explains itself only in</w:t>
+            </w:r>
+            <w:r>
+              <w:t xml:space="preserve"> </w:t>
+            </w:r>
+            <w:r>
+              <w:rPr>
+                <w:rStyle w:val="VerbatimChar"/>
+              </w:rPr>
+              <w:t xml:space="preserve">.status.conditions</w:t>
+            </w:r>
+          </w:p>
+        </w:tc>
+        <w:tc>
+          <w:tcPr/>
+          <w:p>
+            <w:pPr>
+              <w:pStyle w:val="Compact"/>
+            </w:pPr>
+            <w:r>
+              <w:t xml:space="preserve">4.5 gotcha</w:t>
+            </w:r>
+          </w:p>
+        </w:tc>
+        <w:tc>
+          <w:tcPr/>
+          <w:p>
+            <w:pPr>
+              <w:pStyle w:val="Compact"/>
+            </w:pPr>
+            <w:r>
+              <w:rPr>
+                <w:rStyle w:val="VerbatimChar"/>
+              </w:rPr>
+              <w:t xml:space="preserve">Events: &lt;none&gt;</w:t>
+            </w:r>
+            <w:r>
+              <w:t xml:space="preserve">, condition</w:t>
+            </w:r>
+            <w:r>
+              <w:t xml:space="preserve"> </w:t>
+            </w:r>
+            <w:r>
+              <w:rPr>
+                <w:rStyle w:val="VerbatimChar"/>
+              </w:rPr>
+              <w:t xml:space="preserve">cilium.io/IPAMRequestSatisfied=False</w:t>
+            </w:r>
+          </w:p>
+        </w:tc>
+      </w:tr>
+      <w:tr>
+        <w:tc>
+          <w:tcPr/>
+          <w:p>
+            <w:pPr>
+              <w:pStyle w:val="Compact"/>
+            </w:pPr>
+            <w:r>
+              <w:t xml:space="preserve">Cilium BGP is a third, separate feature</w:t>
+            </w:r>
+          </w:p>
+        </w:tc>
+        <w:tc>
+          <w:tcPr/>
+          <w:p>
+            <w:pPr>
+              <w:pStyle w:val="Compact"/>
+            </w:pPr>
+            <w:r>
+              <w:t xml:space="preserve">4.6</w:t>
+            </w:r>
+          </w:p>
+        </w:tc>
+        <w:tc>
+          <w:tcPr/>
+          <w:p>
+            <w:pPr>
+              <w:pStyle w:val="Compact"/>
+            </w:pPr>
+            <w:r>
+              <w:rPr>
+                <w:rStyle w:val="VerbatimChar"/>
+              </w:rPr>
+              <w:t xml:space="preserve">enable-bgp-control-plane</w:t>
+            </w:r>
+            <w:r>
+              <w:t xml:space="preserve"> </w:t>
+            </w:r>
+            <w:r>
+              <w:t xml:space="preserve">empty, no BGP CRDs registered</w:t>
+            </w:r>
+          </w:p>
+        </w:tc>
+      </w:tr>
+    </w:tbl>
+    <w:bookmarkEnd w:id="40"/>
+    <w:bookmarkStart w:id="44" w:name="evidence"/>
+    <w:p>
+      <w:pPr>
+        <w:pStyle w:val="Heading2"/>
+      </w:pPr>
+      <w:r>
         <w:t xml:space="preserve">Evidence</w:t>
       </w:r>
     </w:p>
@@ -2935,7 +7934,7 @@
       <w:r>
         <w:t xml:space="preserve"> </w:t>
       </w:r>
-      <w:hyperlink r:id="rId31">
+      <w:hyperlink r:id="rId41">
         <w:r>
           <w:rPr>
             <w:rStyle w:val="VerbatimChar"/>
@@ -2947,12 +7946,12 @@
         <w:t xml:space="preserve"> </w:t>
       </w:r>
       <w:r>
-        <w:t xml:space="preserve">(3 images), and a command transcript is in</w:t>
-      </w:r>
-      <w:r>
-        <w:t xml:space="preserve"> </w:t>
-      </w:r>
-      <w:hyperlink r:id="rId32">
+        <w:t xml:space="preserve">(3 images), and command transcripts are in</w:t>
+      </w:r>
+      <w:r>
+        <w:t xml:space="preserve"> </w:t>
+      </w:r>
+      <w:hyperlink r:id="rId42">
         <w:r>
           <w:rPr>
             <w:rStyle w:val="VerbatimChar"/>
@@ -2961,7 +7960,27 @@
         </w:r>
       </w:hyperlink>
       <w:r>
-        <w:t xml:space="preserve">.</w:t>
+        <w:t xml:space="preserve"> </w:t>
+      </w:r>
+      <w:r>
+        <w:t xml:space="preserve">(Steps 1–3) and</w:t>
+      </w:r>
+      <w:r>
+        <w:t xml:space="preserve"> </w:t>
+      </w:r>
+      <w:hyperlink r:id="rId29">
+        <w:r>
+          <w:rPr>
+            <w:rStyle w:val="VerbatimChar"/>
+          </w:rPr>
+          <w:t xml:space="preserve">artifacts/lab-13/evidence/lab-13-cilium-lb-ipam.txt</w:t>
+        </w:r>
+      </w:hyperlink>
+      <w:r>
+        <w:t xml:space="preserve"> </w:t>
+      </w:r>
+      <w:r>
+        <w:t xml:space="preserve">(Step 5, the Cilium comparison).</w:t>
       </w:r>
     </w:p>
     <w:p>
@@ -2992,7 +8011,7 @@
       <w:r>
         <w:t xml:space="preserve"> </w:t>
       </w:r>
-      <w:hyperlink r:id="rId33">
+      <w:hyperlink r:id="rId43">
         <w:r>
           <w:rPr>
             <w:rStyle w:val="Hyperlink"/>
@@ -3001,7 +8020,7 @@
         </w:r>
       </w:hyperlink>
     </w:p>
-    <w:bookmarkEnd w:id="34"/>
+    <w:bookmarkEnd w:id="44"/>
     <w:sectPr>
       <w:pgSz w:h="15840" w:w="12240"/>
       <w:pgMar w:bottom="1440" w:footer="720" w:gutter="0" w:header="720" w:left="1440" w:right="1440" w:top="1440"/>

--- a/day-2-stateful-storage-and-exposure/lab-13-metallb.docx
+++ b/day-2-stateful-storage-and-exposure/lab-13-metallb.docx
@@ -2632,7 +2632,7 @@
       </w:r>
     </w:p>
     <w:bookmarkEnd w:id="28"/>
-    <w:bookmarkStart w:id="38" w:name="Xb9a108fca86a05d9698dbbb8668aee9d96094e2"/>
+    <w:bookmarkStart w:id="62" w:name="Xb9a108fca86a05d9698dbbb8668aee9d96094e2"/>
     <w:p>
       <w:pPr>
         <w:pStyle w:val="Heading2"/>
@@ -2787,7 +2787,7 @@
         <w:t xml:space="preserve">.</w:t>
       </w:r>
     </w:p>
-    <w:bookmarkStart w:id="30" w:name="Xa52f17f1d5224046dacf9a71f8614e1a6b8bb25"/>
+    <w:bookmarkStart w:id="33" w:name="Xa52f17f1d5224046dacf9a71f8614e1a6b8bb25"/>
     <w:p>
       <w:pPr>
         <w:pStyle w:val="Heading3"/>
@@ -3335,6 +3335,53 @@
     </w:p>
     <w:p>
       <w:pPr>
+        <w:pStyle w:val="BodyText"/>
+      </w:pPr>
+      <w:r>
+        <w:drawing>
+          <wp:inline>
+            <wp:extent cx="5943600" cy="856418"/>
+            <wp:effectExtent b="0" l="0" r="0" t="0"/>
+            <wp:docPr descr="No speaker and no controller on the Cilium cluster, and a LoadBalancer Service sitting at pending with nothing to serve it" title="" id="31" name="Picture"/>
+            <a:graphic>
+              <a:graphicData uri="http://schemas.openxmlformats.org/drawingml/2006/picture">
+                <pic:pic>
+                  <pic:nvPicPr>
+                    <pic:cNvPr descr="../artifacts/lab-13/screenshots/04-pending-no-implementation.png" id="32" name="Picture"/>
+                    <pic:cNvPicPr>
+                      <a:picLocks noChangeArrowheads="1" noChangeAspect="1"/>
+                    </pic:cNvPicPr>
+                  </pic:nvPicPr>
+                  <pic:blipFill>
+                    <a:blip r:embed="rId30"/>
+                    <a:stretch>
+                      <a:fillRect/>
+                    </a:stretch>
+                  </pic:blipFill>
+                  <pic:spPr bwMode="auto">
+                    <a:xfrm>
+                      <a:off x="0" y="0"/>
+                      <a:ext cx="5943600" cy="856418"/>
+                    </a:xfrm>
+                    <a:prstGeom prst="rect">
+                      <a:avLst/>
+                    </a:prstGeom>
+                    <a:noFill/>
+                    <a:ln w="9525">
+                      <a:noFill/>
+                      <a:headEnd/>
+                      <a:tailEnd/>
+                    </a:ln>
+                  </pic:spPr>
+                </pic:pic>
+              </a:graphicData>
+            </a:graphic>
+          </wp:inline>
+        </w:drawing>
+      </w:r>
+    </w:p>
+    <w:p>
+      <w:pPr>
         <w:pStyle w:val="BlockText"/>
       </w:pPr>
       <w:r>
@@ -3597,8 +3644,8 @@
         <w:t xml:space="preserve"># apiGroups: ['coordination.k8s.io'] resources: ['leases'] verbs: ['create','get','update','list','delete']</w:t>
       </w:r>
     </w:p>
-    <w:bookmarkEnd w:id="30"/>
-    <w:bookmarkStart w:id="31" w:name="Xdfac4f1835c3dd281fdd4b3595fe0c527884be0"/>
+    <w:bookmarkEnd w:id="33"/>
+    <w:bookmarkStart w:id="34" w:name="Xdfac4f1835c3dd281fdd4b3595fe0c527884be0"/>
     <w:p>
       <w:pPr>
         <w:pStyle w:val="Heading3"/>
@@ -4320,8 +4367,8 @@
         <w:t xml:space="preserve">.</w:t>
       </w:r>
     </w:p>
-    <w:bookmarkEnd w:id="31"/>
-    <w:bookmarkStart w:id="32" w:name="X0e5fa54db495d73283be17e4eb071bc772719f2"/>
+    <w:bookmarkEnd w:id="34"/>
+    <w:bookmarkStart w:id="44" w:name="X0e5fa54db495d73283be17e4eb071bc772719f2"/>
     <w:p>
       <w:pPr>
         <w:pStyle w:val="Heading3"/>
@@ -4435,6 +4482,53 @@
     </w:p>
     <w:p>
       <w:pPr>
+        <w:pStyle w:val="BodyText"/>
+      </w:pPr>
+      <w:r>
+        <w:drawing>
+          <wp:inline>
+            <wp:extent cx="5943600" cy="1261664"/>
+            <wp:effectExtent b="0" l="0" r="0" t="0"/>
+            <wp:docPr descr="The pool has allocated 172.19.255.200 and the Service shows it with ipMode VIP — yet curl returns http_code=000" title="" id="36" name="Picture"/>
+            <a:graphic>
+              <a:graphicData uri="http://schemas.openxmlformats.org/drawingml/2006/picture">
+                <pic:pic>
+                  <pic:nvPicPr>
+                    <pic:cNvPr descr="../artifacts/lab-13/screenshots/05-lbipam-allocates-but-does-not-announce.png" id="37" name="Picture"/>
+                    <pic:cNvPicPr>
+                      <a:picLocks noChangeArrowheads="1" noChangeAspect="1"/>
+                    </pic:cNvPicPr>
+                  </pic:nvPicPr>
+                  <pic:blipFill>
+                    <a:blip r:embed="rId35"/>
+                    <a:stretch>
+                      <a:fillRect/>
+                    </a:stretch>
+                  </pic:blipFill>
+                  <pic:spPr bwMode="auto">
+                    <a:xfrm>
+                      <a:off x="0" y="0"/>
+                      <a:ext cx="5943600" cy="1261664"/>
+                    </a:xfrm>
+                    <a:prstGeom prst="rect">
+                      <a:avLst/>
+                    </a:prstGeom>
+                    <a:noFill/>
+                    <a:ln w="9525">
+                      <a:noFill/>
+                      <a:headEnd/>
+                      <a:tailEnd/>
+                    </a:ln>
+                  </pic:spPr>
+                </pic:pic>
+              </a:graphicData>
+            </a:graphic>
+          </wp:inline>
+        </w:drawing>
+      </w:r>
+    </w:p>
+    <w:p>
+      <w:pPr>
         <w:pStyle w:val="SourceCode"/>
       </w:pPr>
       <w:r>
@@ -4623,25 +4717,7 @@
         <w:rPr>
           <w:rStyle w:val="VerbatimChar"/>
         </w:rPr>
-        <w:t xml:space="preserve">cilium-l2announce-default-shopfront         lbipam-control-plane</w:t>
-      </w:r>
-      <w:r>
-        <w:br/>
-      </w:r>
-      <w:r>
-        <w:rPr>
-          <w:rStyle w:val="VerbatimChar"/>
-        </w:rPr>
-        <w:t xml:space="preserve">cilium-l2announce-default-shopfront-fixed   lbipam-control-plane</w:t>
-      </w:r>
-      <w:r>
-        <w:br/>
-      </w:r>
-      <w:r>
-        <w:rPr>
-          <w:rStyle w:val="VerbatimChar"/>
-        </w:rPr>
-        <w:t xml:space="preserve">cilium-l2announce-default-tenant-b          lbipam-control-plane</w:t>
+        <w:t xml:space="preserve">cilium-l2announce-default-shopfront    lbipam-control-plane</w:t>
       </w:r>
       <w:r>
         <w:br/>
@@ -4662,7 +4738,7 @@
         <w:rPr>
           <w:rStyle w:val="VerbatimChar"/>
         </w:rPr>
-        <w:t xml:space="preserve">96:28:36:56:3b:56</w:t>
+        <w:t xml:space="preserve">0e:fb:91:c9:54:e6</w:t>
       </w:r>
       <w:r>
         <w:br/>
@@ -4680,7 +4756,7 @@
         <w:rPr>
           <w:rStyle w:val="VerbatimChar"/>
         </w:rPr>
-        <w:t xml:space="preserve">2a:9c:8d:4b:af:61</w:t>
+        <w:t xml:space="preserve">b6:bb:b3:f9:fe:eb</w:t>
       </w:r>
       <w:r>
         <w:br/>
@@ -4701,16 +4777,16 @@
         <w:rPr>
           <w:rStyle w:val="VerbatimChar"/>
         </w:rPr>
-        <w:t xml:space="preserve">Unicast reply from 172.19.255.200 [96:28:36:56:3B:56]  0.538ms</w:t>
-      </w:r>
-      <w:r>
-        <w:br/>
-      </w:r>
-      <w:r>
-        <w:rPr>
-          <w:rStyle w:val="VerbatimChar"/>
-        </w:rPr>
-        <w:t xml:space="preserve">Unicast reply from 172.19.255.200 [96:28:36:56:3B:56]  0.610ms</w:t>
+        <w:t xml:space="preserve">Unicast reply from 172.19.255.200 [0E:FB:91:C9:54:E6]  0.533ms</w:t>
+      </w:r>
+      <w:r>
+        <w:br/>
+      </w:r>
+      <w:r>
+        <w:rPr>
+          <w:rStyle w:val="VerbatimChar"/>
+        </w:rPr>
+        <w:t xml:space="preserve">Unicast reply from 172.19.255.200 [0E:FB:91:C9:54:E6]  0.569ms</w:t>
       </w:r>
     </w:p>
     <w:p>
@@ -4792,6 +4868,100 @@
         <w:pStyle w:val="BodyText"/>
       </w:pPr>
       <w:r>
+        <w:drawing>
+          <wp:inline>
+            <wp:extent cx="5943600" cy="937467"/>
+            <wp:effectExtent b="0" l="0" r="0" t="0"/>
+            <wp:docPr descr="With the announcement policy in place the same address returns http_code=200, and a Lease appears naming the node that answers" title="" id="39" name="Picture"/>
+            <a:graphic>
+              <a:graphicData uri="http://schemas.openxmlformats.org/drawingml/2006/picture">
+                <pic:pic>
+                  <pic:nvPicPr>
+                    <pic:cNvPr descr="../artifacts/lab-13/screenshots/06-l2-announcement-makes-it-reachable.png" id="40" name="Picture"/>
+                    <pic:cNvPicPr>
+                      <a:picLocks noChangeArrowheads="1" noChangeAspect="1"/>
+                    </pic:cNvPicPr>
+                  </pic:nvPicPr>
+                  <pic:blipFill>
+                    <a:blip r:embed="rId38"/>
+                    <a:stretch>
+                      <a:fillRect/>
+                    </a:stretch>
+                  </pic:blipFill>
+                  <pic:spPr bwMode="auto">
+                    <a:xfrm>
+                      <a:off x="0" y="0"/>
+                      <a:ext cx="5943600" cy="937467"/>
+                    </a:xfrm>
+                    <a:prstGeom prst="rect">
+                      <a:avLst/>
+                    </a:prstGeom>
+                    <a:noFill/>
+                    <a:ln w="9525">
+                      <a:noFill/>
+                      <a:headEnd/>
+                      <a:tailEnd/>
+                    </a:ln>
+                  </pic:spPr>
+                </pic:pic>
+              </a:graphicData>
+            </a:graphic>
+          </wp:inline>
+        </w:drawing>
+      </w:r>
+    </w:p>
+    <w:p>
+      <w:pPr>
+        <w:pStyle w:val="BodyText"/>
+      </w:pPr>
+      <w:r>
+        <w:drawing>
+          <wp:inline>
+            <wp:extent cx="5943600" cy="1180615"/>
+            <wp:effectExtent b="0" l="0" r="0" t="0"/>
+            <wp:docPr descr="The ARP reply comes from 0E:FB:91:C9:54:E6 — the lease holder's eth0, not the worker's" title="" id="42" name="Picture"/>
+            <a:graphic>
+              <a:graphicData uri="http://schemas.openxmlformats.org/drawingml/2006/picture">
+                <pic:pic>
+                  <pic:nvPicPr>
+                    <pic:cNvPr descr="../artifacts/lab-13/screenshots/07-arp-reply-is-the-lease-holder.png" id="43" name="Picture"/>
+                    <pic:cNvPicPr>
+                      <a:picLocks noChangeArrowheads="1" noChangeAspect="1"/>
+                    </pic:cNvPicPr>
+                  </pic:nvPicPr>
+                  <pic:blipFill>
+                    <a:blip r:embed="rId41"/>
+                    <a:stretch>
+                      <a:fillRect/>
+                    </a:stretch>
+                  </pic:blipFill>
+                  <pic:spPr bwMode="auto">
+                    <a:xfrm>
+                      <a:off x="0" y="0"/>
+                      <a:ext cx="5943600" cy="1180615"/>
+                    </a:xfrm>
+                    <a:prstGeom prst="rect">
+                      <a:avLst/>
+                    </a:prstGeom>
+                    <a:noFill/>
+                    <a:ln w="9525">
+                      <a:noFill/>
+                      <a:headEnd/>
+                      <a:tailEnd/>
+                    </a:ln>
+                  </pic:spPr>
+                </pic:pic>
+              </a:graphicData>
+            </a:graphic>
+          </wp:inline>
+        </w:drawing>
+      </w:r>
+    </w:p>
+    <w:p>
+      <w:pPr>
+        <w:pStyle w:val="BodyText"/>
+      </w:pPr>
+      <w:r>
         <w:t xml:space="preserve">The agent exposes what it is announcing:</w:t>
       </w:r>
     </w:p>
@@ -4842,8 +5012,8 @@
         <w:t xml:space="preserve">172.19.255.240   eth0</w:t>
       </w:r>
     </w:p>
-    <w:bookmarkEnd w:id="32"/>
-    <w:bookmarkStart w:id="33" w:name="X7909fae689476c156aab4a7b7ff67a2183da5ae"/>
+    <w:bookmarkEnd w:id="44"/>
+    <w:bookmarkStart w:id="48" w:name="X7909fae689476c156aab4a7b7ff67a2183da5ae"/>
     <w:p>
       <w:pPr>
         <w:pStyle w:val="Heading3"/>
@@ -5529,7 +5699,7 @@
         <w:t xml:space="preserve"> </w:t>
       </w:r>
       <w:r>
-        <w:t xml:space="preserve">Two working, traffic-serving Services lost their external IPs</w:t>
+        <w:t xml:space="preserve">A working, traffic-serving Service lost its external IP</w:t>
       </w:r>
       <w:r>
         <w:t xml:space="preserve"> </w:t>
@@ -5539,28 +5709,43 @@
           <w:b/>
           <w:bCs/>
         </w:rPr>
-        <w:t xml:space="preserve">12 seconds</w:t>
-      </w:r>
-      <w:r>
-        <w:t xml:space="preserve"> </w:t>
-      </w:r>
-      <w:r>
-        <w:t xml:space="preserve">after an edit to a pool, with no warning and no admission rejection. Re-labelling the Services</w:t>
-      </w:r>
-      <w:r>
-        <w:t xml:space="preserve"> </w:t>
-      </w:r>
-      <w:r>
-        <w:rPr>
-          <w:rStyle w:val="VerbatimChar"/>
-        </w:rPr>
-        <w:t xml:space="preserve">tenant=a</w:t>
-      </w:r>
-      <w:r>
-        <w:t xml:space="preserve"> </w:t>
-      </w:r>
-      <w:r>
-        <w:t xml:space="preserve">restored the</w:t>
+        <w:t xml:space="preserve">fourteen seconds</w:t>
+      </w:r>
+      <w:r>
+        <w:t xml:space="preserve"> </w:t>
+      </w:r>
+      <w:r>
+        <w:t xml:space="preserve">after an edit to a pool, with no warning and no admission rejection — the capture below shows the address present, the patch, and</w:t>
+      </w:r>
+      <w:r>
+        <w:t xml:space="preserve"> </w:t>
+      </w:r>
+      <w:r>
+        <w:rPr>
+          <w:rStyle w:val="VerbatimChar"/>
+        </w:rPr>
+        <w:t xml:space="preserve">&lt;pending&gt;</w:t>
+      </w:r>
+      <w:r>
+        <w:t xml:space="preserve"> </w:t>
+      </w:r>
+      <w:r>
+        <w:t xml:space="preserve">with</w:t>
+      </w:r>
+      <w:r>
+        <w:t xml:space="preserve"> </w:t>
+      </w:r>
+      <w:r>
+        <w:rPr>
+          <w:rStyle w:val="VerbatimChar"/>
+        </w:rPr>
+        <w:t xml:space="preserve">reason: no_pool</w:t>
+      </w:r>
+      <w:r>
+        <w:t xml:space="preserve"> </w:t>
+      </w:r>
+      <w:r>
+        <w:t xml:space="preserve">immediately after. Restoring the selector brings the</w:t>
       </w:r>
       <w:r>
         <w:t xml:space="preserve"> </w:t>
@@ -5576,16 +5761,7 @@
         <w:t xml:space="preserve"> </w:t>
       </w:r>
       <w:r>
-        <w:t xml:space="preserve">two addresses and traffic resumed (</w:t>
-      </w:r>
-      <w:r>
-        <w:rPr>
-          <w:rStyle w:val="VerbatimChar"/>
-        </w:rPr>
-        <w:t xml:space="preserve">http_code=200</w:t>
-      </w:r>
-      <w:r>
-        <w:t xml:space="preserve">), but during the gap they were unreachable from outside the cluster. Editing a</w:t>
+        <w:t xml:space="preserve">address back and traffic resumes, but during the gap it is unreachable from outside the cluster. Editing a</w:t>
       </w:r>
       <w:r>
         <w:t xml:space="preserve"> </w:t>
@@ -5603,8 +5779,55 @@
         <w:t xml:space="preserve">selector in production is an outage-class change — treat it like editing a firewall rule, not like adding a label.</w:t>
       </w:r>
     </w:p>
-    <w:bookmarkEnd w:id="33"/>
-    <w:bookmarkStart w:id="34" w:name="X5783bf566a09991f7e845aac3101b50084cb719"/>
+    <w:p>
+      <w:pPr>
+        <w:pStyle w:val="FirstParagraph"/>
+      </w:pPr>
+      <w:r>
+        <w:drawing>
+          <wp:inline>
+            <wp:extent cx="5943600" cy="1180615"/>
+            <wp:effectExtent b="0" l="0" r="0" t="0"/>
+            <wp:docPr descr="A serving Service on 172.19.255.200, one patch to the pool's serviceSelector, and fourteen seconds later it is pending with reason no_pool" title="" id="46" name="Picture"/>
+            <a:graphic>
+              <a:graphicData uri="http://schemas.openxmlformats.org/drawingml/2006/picture">
+                <pic:pic>
+                  <pic:nvPicPr>
+                    <pic:cNvPr descr="../artifacts/lab-13/screenshots/10-narrowing-a-pool-revokes-live-addresses.png" id="47" name="Picture"/>
+                    <pic:cNvPicPr>
+                      <a:picLocks noChangeArrowheads="1" noChangeAspect="1"/>
+                    </pic:cNvPicPr>
+                  </pic:nvPicPr>
+                  <pic:blipFill>
+                    <a:blip r:embed="rId45"/>
+                    <a:stretch>
+                      <a:fillRect/>
+                    </a:stretch>
+                  </pic:blipFill>
+                  <pic:spPr bwMode="auto">
+                    <a:xfrm>
+                      <a:off x="0" y="0"/>
+                      <a:ext cx="5943600" cy="1180615"/>
+                    </a:xfrm>
+                    <a:prstGeom prst="rect">
+                      <a:avLst/>
+                    </a:prstGeom>
+                    <a:noFill/>
+                    <a:ln w="9525">
+                      <a:noFill/>
+                      <a:headEnd/>
+                      <a:tailEnd/>
+                    </a:ln>
+                  </pic:spPr>
+                </pic:pic>
+              </a:graphicData>
+            </a:graphic>
+          </wp:inline>
+        </w:drawing>
+      </w:r>
+    </w:p>
+    <w:bookmarkEnd w:id="48"/>
+    <w:bookmarkStart w:id="55" w:name="X5783bf566a09991f7e845aac3101b50084cb719"/>
     <w:p>
       <w:pPr>
         <w:pStyle w:val="Heading3"/>
@@ -5726,6 +5949,53 @@
       </w:r>
       <w:r>
         <w:t xml:space="preserve">ranges are not flagged for you.</w:t>
+      </w:r>
+    </w:p>
+    <w:p>
+      <w:pPr>
+        <w:pStyle w:val="BodyText"/>
+      </w:pPr>
+      <w:r>
+        <w:drawing>
+          <wp:inline>
+            <wp:extent cx="5943600" cy="937467"/>
+            <wp:effectExtent b="0" l="0" r="0" t="0"/>
+            <wp:docPr descr="The overlapping pool marked CONFLICTING True, with a status message naming both ranges and the pool it clashes with" title="" id="50" name="Picture"/>
+            <a:graphic>
+              <a:graphicData uri="http://schemas.openxmlformats.org/drawingml/2006/picture">
+                <pic:pic>
+                  <pic:nvPicPr>
+                    <pic:cNvPr descr="../artifacts/lab-13/screenshots/08-overlapping-pools-flagged.png" id="51" name="Picture"/>
+                    <pic:cNvPicPr>
+                      <a:picLocks noChangeArrowheads="1" noChangeAspect="1"/>
+                    </pic:cNvPicPr>
+                  </pic:nvPicPr>
+                  <pic:blipFill>
+                    <a:blip r:embed="rId49"/>
+                    <a:stretch>
+                      <a:fillRect/>
+                    </a:stretch>
+                  </pic:blipFill>
+                  <pic:spPr bwMode="auto">
+                    <a:xfrm>
+                      <a:off x="0" y="0"/>
+                      <a:ext cx="5943600" cy="937467"/>
+                    </a:xfrm>
+                    <a:prstGeom prst="rect">
+                      <a:avLst/>
+                    </a:prstGeom>
+                    <a:noFill/>
+                    <a:ln w="9525">
+                      <a:noFill/>
+                      <a:headEnd/>
+                      <a:tailEnd/>
+                    </a:ln>
+                  </pic:spPr>
+                </pic:pic>
+              </a:graphicData>
+            </a:graphic>
+          </wp:inline>
+        </w:drawing>
       </w:r>
     </w:p>
     <w:p>
@@ -5889,8 +6159,55 @@
         <w:t xml:space="preserve">the first thing you run when an LB-IPAM address does not appear.</w:t>
       </w:r>
     </w:p>
-    <w:bookmarkEnd w:id="34"/>
-    <w:bookmarkStart w:id="35" w:name="Xecbae79f0e89421efe4ae9718ea76ffe3b5f6eb"/>
+    <w:p>
+      <w:pPr>
+        <w:pStyle w:val="FirstParagraph"/>
+      </w:pPr>
+      <w:r>
+        <w:drawing>
+          <wp:inline>
+            <wp:extent cx="5943600" cy="1018516"/>
+            <wp:effectExtent b="0" l="0" r="0" t="0"/>
+            <wp:docPr descr="A Service matching no pool: pending, no events at all, and the explanation only on .status.conditions as reason no_pool" title="" id="53" name="Picture"/>
+            <a:graphic>
+              <a:graphicData uri="http://schemas.openxmlformats.org/drawingml/2006/picture">
+                <pic:pic>
+                  <pic:nvPicPr>
+                    <pic:cNvPr descr="../artifacts/lab-13/screenshots/09-unmatched-service-silent.png" id="54" name="Picture"/>
+                    <pic:cNvPicPr>
+                      <a:picLocks noChangeArrowheads="1" noChangeAspect="1"/>
+                    </pic:cNvPicPr>
+                  </pic:nvPicPr>
+                  <pic:blipFill>
+                    <a:blip r:embed="rId52"/>
+                    <a:stretch>
+                      <a:fillRect/>
+                    </a:stretch>
+                  </pic:blipFill>
+                  <pic:spPr bwMode="auto">
+                    <a:xfrm>
+                      <a:off x="0" y="0"/>
+                      <a:ext cx="5943600" cy="1018516"/>
+                    </a:xfrm>
+                    <a:prstGeom prst="rect">
+                      <a:avLst/>
+                    </a:prstGeom>
+                    <a:noFill/>
+                    <a:ln w="9525">
+                      <a:noFill/>
+                      <a:headEnd/>
+                      <a:tailEnd/>
+                    </a:ln>
+                  </pic:spPr>
+                </pic:pic>
+              </a:graphicData>
+            </a:graphic>
+          </wp:inline>
+        </w:drawing>
+      </w:r>
+    </w:p>
+    <w:bookmarkEnd w:id="55"/>
+    <w:bookmarkStart w:id="59" w:name="Xecbae79f0e89421efe4ae9718ea76ffe3b5f6eb"/>
     <w:p>
       <w:pPr>
         <w:pStyle w:val="Heading3"/>
@@ -6006,6 +6323,53 @@
       </w:r>
       <w:r>
         <w:t xml:space="preserve">.</w:t>
+      </w:r>
+    </w:p>
+    <w:p>
+      <w:pPr>
+        <w:pStyle w:val="BodyText"/>
+      </w:pPr>
+      <w:r>
+        <w:drawing>
+          <wp:inline>
+            <wp:extent cx="5943600" cy="937467"/>
+            <wp:effectExtent b="0" l="0" r="0" t="0"/>
+            <wp:docPr descr="enable-bgp-control-plane is empty and no BGP resources are registered at all — ten cilium.io resources, none of them BGP" title="" id="57" name="Picture"/>
+            <a:graphic>
+              <a:graphicData uri="http://schemas.openxmlformats.org/drawingml/2006/picture">
+                <pic:pic>
+                  <pic:nvPicPr>
+                    <pic:cNvPr descr="../artifacts/lab-13/screenshots/11-bgp-is-a-separate-feature.png" id="58" name="Picture"/>
+                    <pic:cNvPicPr>
+                      <a:picLocks noChangeArrowheads="1" noChangeAspect="1"/>
+                    </pic:cNvPicPr>
+                  </pic:nvPicPr>
+                  <pic:blipFill>
+                    <a:blip r:embed="rId56"/>
+                    <a:stretch>
+                      <a:fillRect/>
+                    </a:stretch>
+                  </pic:blipFill>
+                  <pic:spPr bwMode="auto">
+                    <a:xfrm>
+                      <a:off x="0" y="0"/>
+                      <a:ext cx="5943600" cy="937467"/>
+                    </a:xfrm>
+                    <a:prstGeom prst="rect">
+                      <a:avLst/>
+                    </a:prstGeom>
+                    <a:noFill/>
+                    <a:ln w="9525">
+                      <a:noFill/>
+                      <a:headEnd/>
+                      <a:tailEnd/>
+                    </a:ln>
+                  </pic:spPr>
+                </pic:pic>
+              </a:graphicData>
+            </a:graphic>
+          </wp:inline>
+        </w:drawing>
       </w:r>
     </w:p>
     <w:p>
@@ -6234,8 +6598,8 @@
         <w:t xml:space="preserve">The decisive question is usually ownership, not features: if the platform team owns Cilium, one control plane is less to operate; if the network team owns peering and the CNI is chosen elsewhere, MetalLB keeps the boundary clean.</w:t>
       </w:r>
     </w:p>
-    <w:bookmarkEnd w:id="35"/>
-    <w:bookmarkStart w:id="36" w:name="Xc9d505d49ad2470af650411ce42d0fc52c963cf"/>
+    <w:bookmarkEnd w:id="59"/>
+    <w:bookmarkStart w:id="60" w:name="Xc9d505d49ad2470af650411ce42d0fc52c963cf"/>
     <w:p>
       <w:pPr>
         <w:pStyle w:val="Heading3"/>
@@ -6921,8 +7285,8 @@
         <w:t xml:space="preserve">a networking upgrade. You get the same single-node L2 announcement and the same failover behaviour, plus two new sharp edges (announcement must be enabled separately; pool selectors can revoke live addresses).</w:t>
       </w:r>
     </w:p>
-    <w:bookmarkEnd w:id="36"/>
-    <w:bookmarkStart w:id="37" w:name="X8bf96c7149cdb9a678c4aa90b91b21565ecf60d"/>
+    <w:bookmarkEnd w:id="60"/>
+    <w:bookmarkStart w:id="61" w:name="X8bf96c7149cdb9a678c4aa90b91b21565ecf60d"/>
     <w:p>
       <w:pPr>
         <w:pStyle w:val="Heading3"/>
@@ -6967,9 +7331,9 @@
         </w:pict>
       </w:r>
     </w:p>
-    <w:bookmarkEnd w:id="37"/>
-    <w:bookmarkEnd w:id="38"/>
-    <w:bookmarkStart w:id="39" w:name="step-5--clean-up"/>
+    <w:bookmarkEnd w:id="61"/>
+    <w:bookmarkEnd w:id="62"/>
+    <w:bookmarkStart w:id="63" w:name="step-5--clean-up"/>
     <w:p>
       <w:pPr>
         <w:pStyle w:val="Heading2"/>
@@ -7038,8 +7402,8 @@
         </w:pict>
       </w:r>
     </w:p>
-    <w:bookmarkEnd w:id="39"/>
-    <w:bookmarkStart w:id="40" w:name="what-you-learned"/>
+    <w:bookmarkEnd w:id="63"/>
+    <w:bookmarkStart w:id="64" w:name="what-you-learned"/>
     <w:p>
       <w:pPr>
         <w:pStyle w:val="Heading2"/>
@@ -7594,7 +7958,7 @@
               <w:rPr>
                 <w:rStyle w:val="VerbatimChar"/>
               </w:rPr>
-              <w:t xml:space="preserve">96:28:36:56:3B:56</w:t>
+              <w:t xml:space="preserve">0E:FB:91:C9:54:E6</w:t>
             </w:r>
             <w:r>
               <w:t xml:space="preserve"> </w:t>
@@ -7737,7 +8101,7 @@
               <w:pStyle w:val="Compact"/>
             </w:pPr>
             <w:r>
-              <w:t xml:space="preserve">two serving Services →</w:t>
+              <w:t xml:space="preserve">a serving Service →</w:t>
             </w:r>
             <w:r>
               <w:t xml:space="preserve"> </w:t>
@@ -7752,7 +8116,7 @@
               <w:t xml:space="preserve"> </w:t>
             </w:r>
             <w:r>
-              <w:t xml:space="preserve">in 12s,</w:t>
+              <w:t xml:space="preserve">in 14s,</w:t>
             </w:r>
             <w:r>
               <w:t xml:space="preserve"> </w:t>
@@ -7914,8 +8278,8 @@
         </w:tc>
       </w:tr>
     </w:tbl>
-    <w:bookmarkEnd w:id="40"/>
-    <w:bookmarkStart w:id="44" w:name="evidence"/>
+    <w:bookmarkEnd w:id="64"/>
+    <w:bookmarkStart w:id="68" w:name="evidence"/>
     <w:p>
       <w:pPr>
         <w:pStyle w:val="Heading2"/>
@@ -7934,7 +8298,7 @@
       <w:r>
         <w:t xml:space="preserve"> </w:t>
       </w:r>
-      <w:hyperlink r:id="rId41">
+      <w:hyperlink r:id="rId65">
         <w:r>
           <w:rPr>
             <w:rStyle w:val="VerbatimChar"/>
@@ -7951,7 +8315,7 @@
       <w:r>
         <w:t xml:space="preserve"> </w:t>
       </w:r>
-      <w:hyperlink r:id="rId42">
+      <w:hyperlink r:id="rId66">
         <w:r>
           <w:rPr>
             <w:rStyle w:val="VerbatimChar"/>
@@ -8011,7 +8375,7 @@
       <w:r>
         <w:t xml:space="preserve"> </w:t>
       </w:r>
-      <w:hyperlink r:id="rId43">
+      <w:hyperlink r:id="rId67">
         <w:r>
           <w:rPr>
             <w:rStyle w:val="Hyperlink"/>
@@ -8020,7 +8384,7 @@
         </w:r>
       </w:hyperlink>
     </w:p>
-    <w:bookmarkEnd w:id="44"/>
+    <w:bookmarkEnd w:id="68"/>
     <w:sectPr>
       <w:pgSz w:h="15840" w:w="12240"/>
       <w:pgMar w:bottom="1440" w:footer="720" w:gutter="0" w:header="720" w:left="1440" w:right="1440" w:top="1440"/>
